--- a/Etapa Construcción - Iteración 2/Diseño - Especificación de CUs ／ Casos de prueba/ Especificacion CU15 Visualizar Tarea- Kairos - NexTech.docx
+++ b/Etapa Construcción - Iteración 2/Diseño - Especificación de CUs ／ Casos de prueba/ Especificacion CU15 Visualizar Tarea- Kairos - NexTech.docx
@@ -306,12 +306,12 @@
                 <wp:extent cx="7978140" cy="848995"/>
                 <wp:effectExtent b="0" l="0" r="0" t="0"/>
                 <wp:wrapNone/>
-                <wp:docPr id="79" name="image13.png"/>
+                <wp:docPr id="79" name="image14.png"/>
                 <a:graphic>
                   <a:graphicData uri="http://schemas.openxmlformats.org/drawingml/2006/picture">
                     <pic:pic>
                       <pic:nvPicPr>
-                        <pic:cNvPr id="0" name="image13.png"/>
+                        <pic:cNvPr id="0" name="image14.png"/>
                         <pic:cNvPicPr preferRelativeResize="0"/>
                       </pic:nvPicPr>
                       <pic:blipFill>
@@ -426,12 +426,12 @@
                 <wp:extent cx="141605" cy="11266170"/>
                 <wp:effectExtent b="0" l="0" r="0" t="0"/>
                 <wp:wrapNone/>
-                <wp:docPr id="77" name="image11.png"/>
+                <wp:docPr id="77" name="image12.png"/>
                 <a:graphic>
                   <a:graphicData uri="http://schemas.openxmlformats.org/drawingml/2006/picture">
                     <pic:pic>
                       <pic:nvPicPr>
-                        <pic:cNvPr id="0" name="image11.png"/>
+                        <pic:cNvPr id="0" name="image12.png"/>
                         <pic:cNvPicPr preferRelativeResize="0"/>
                       </pic:nvPicPr>
                       <pic:blipFill>
@@ -546,12 +546,12 @@
                 <wp:extent cx="141605" cy="11266170"/>
                 <wp:effectExtent b="0" l="0" r="0" t="0"/>
                 <wp:wrapNone/>
-                <wp:docPr id="81" name="image15.png"/>
+                <wp:docPr id="81" name="image16.png"/>
                 <a:graphic>
                   <a:graphicData uri="http://schemas.openxmlformats.org/drawingml/2006/picture">
                     <pic:pic>
                       <pic:nvPicPr>
-                        <pic:cNvPr id="0" name="image15.png"/>
+                        <pic:cNvPr id="0" name="image16.png"/>
                         <pic:cNvPicPr preferRelativeResize="0"/>
                       </pic:nvPicPr>
                       <pic:blipFill>
@@ -666,12 +666,12 @@
                 <wp:extent cx="7978140" cy="848995"/>
                 <wp:effectExtent b="0" l="0" r="0" t="0"/>
                 <wp:wrapNone/>
-                <wp:docPr id="80" name="image14.png"/>
+                <wp:docPr id="80" name="image15.png"/>
                 <a:graphic>
                   <a:graphicData uri="http://schemas.openxmlformats.org/drawingml/2006/picture">
                     <pic:pic>
                       <pic:nvPicPr>
-                        <pic:cNvPr id="0" name="image14.png"/>
+                        <pic:cNvPr id="0" name="image15.png"/>
                         <pic:cNvPicPr preferRelativeResize="0"/>
                       </pic:nvPicPr>
                       <pic:blipFill>
@@ -1090,12 +1090,12 @@
             <wp:extent cx="1200150" cy="1200150"/>
             <wp:effectExtent b="0" l="0" r="0" t="0"/>
             <wp:wrapSquare wrapText="bothSides" distB="0" distT="0" distL="114300" distR="114300"/>
-            <wp:docPr descr="psi-negro.png" id="86" name="image1.png"/>
+            <wp:docPr descr="psi-negro.png" id="86" name="image2.png"/>
             <a:graphic>
               <a:graphicData uri="http://schemas.openxmlformats.org/drawingml/2006/picture">
                 <pic:pic>
                   <pic:nvPicPr>
-                    <pic:cNvPr descr="psi-negro.png" id="0" name="image1.png"/>
+                    <pic:cNvPr descr="psi-negro.png" id="0" name="image2.png"/>
                     <pic:cNvPicPr preferRelativeResize="0"/>
                   </pic:nvPicPr>
                   <pic:blipFill>
@@ -1145,12 +1145,12 @@
             <wp:extent cx="1304925" cy="2019300"/>
             <wp:effectExtent b="0" l="0" r="0" t="0"/>
             <wp:wrapSquare wrapText="bothSides" distB="0" distT="0" distL="114300" distR="114300"/>
-            <wp:docPr descr="UNPA.JPG" id="87" name="image3.jpg"/>
+            <wp:docPr descr="UNPA.JPG" id="88" name="image1.jpg"/>
             <a:graphic>
               <a:graphicData uri="http://schemas.openxmlformats.org/drawingml/2006/picture">
                 <pic:pic>
                   <pic:nvPicPr>
-                    <pic:cNvPr descr="UNPA.JPG" id="0" name="image3.jpg"/>
+                    <pic:cNvPr descr="UNPA.JPG" id="0" name="image1.jpg"/>
                     <pic:cNvPicPr preferRelativeResize="0"/>
                   </pic:nvPicPr>
                   <pic:blipFill>
@@ -1282,7 +1282,7 @@
     </w:p>
     <w:sdt>
       <w:sdtPr>
-        <w:id w:val="-851790606"/>
+        <w:id w:val="-639678871"/>
         <w:docPartObj>
           <w:docPartGallery w:val="Table of Contents"/>
           <w:docPartUnique w:val="1"/>
@@ -1909,12 +1909,12 @@
           <wp:inline distB="114300" distT="114300" distL="114300" distR="114300">
             <wp:extent cx="5399730" cy="4305300"/>
             <wp:effectExtent b="0" l="0" r="0" t="0"/>
-            <wp:docPr id="83" name="image4.png"/>
+            <wp:docPr id="83" name="image5.png"/>
             <a:graphic>
               <a:graphicData uri="http://schemas.openxmlformats.org/drawingml/2006/picture">
                 <pic:pic>
                   <pic:nvPicPr>
-                    <pic:cNvPr id="0" name="image4.png"/>
+                    <pic:cNvPr id="0" name="image5.png"/>
                     <pic:cNvPicPr preferRelativeResize="0"/>
                   </pic:nvPicPr>
                   <pic:blipFill>
@@ -1982,7 +1982,12 @@
         <w:spacing w:after="60" w:before="120" w:lineRule="auto"/>
         <w:ind w:left="0" w:firstLine="0"/>
         <w:jc w:val="both"/>
-        <w:rPr/>
+        <w:rPr>
+          <w:rFonts w:ascii="Arial" w:cs="Arial" w:eastAsia="Arial" w:hAnsi="Arial"/>
+          <w:color w:val="000000"/>
+          <w:sz w:val="22"/>
+          <w:szCs w:val="22"/>
+        </w:rPr>
       </w:pPr>
       <w:bookmarkStart w:colFirst="0" w:colLast="0" w:name="_heading=h.ncnjke955axu" w:id="1"/>
       <w:bookmarkEnd w:id="1"/>
@@ -1992,21 +1997,6 @@
         </w:rPr>
         <w:t xml:space="preserve">Especificación del CU15: Visualizar Tarea</w:t>
       </w:r>
-    </w:p>
-    <w:p>
-      <w:pPr>
-        <w:pStyle w:val="Heading2"/>
-        <w:spacing w:after="60" w:before="120" w:lineRule="auto"/>
-        <w:ind w:left="0"/>
-        <w:rPr>
-          <w:rFonts w:ascii="Arial" w:cs="Arial" w:eastAsia="Arial" w:hAnsi="Arial"/>
-          <w:color w:val="000000"/>
-          <w:sz w:val="22"/>
-          <w:szCs w:val="22"/>
-        </w:rPr>
-      </w:pPr>
-      <w:bookmarkStart w:colFirst="0" w:colLast="0" w:name="_heading=h.hl1pqyn6ldrs" w:id="2"/>
-      <w:bookmarkEnd w:id="2"/>
       <w:r>
         <w:rPr>
           <w:rtl w:val="0"/>
@@ -2016,7 +2006,7 @@
     <w:sdt>
       <w:sdtPr>
         <w:lock w:val="contentLocked"/>
-        <w:id w:val="1765565255"/>
+        <w:id w:val="2102299787"/>
         <w:tag w:val="goog_rdk_0"/>
       </w:sdtPr>
       <w:sdtContent>
@@ -2071,13 +2061,10 @@
                   <w:widowControl w:val="0"/>
                   <w:spacing w:before="0" w:line="240" w:lineRule="auto"/>
                   <w:ind w:left="0"/>
-                  <w:rPr>
-                    <w:rFonts w:ascii="Arial" w:cs="Arial" w:eastAsia="Arial" w:hAnsi="Arial"/>
-                  </w:rPr>
+                  <w:rPr/>
                 </w:pPr>
                 <w:r>
                   <w:rPr>
-                    <w:rFonts w:ascii="Arial" w:cs="Arial" w:eastAsia="Arial" w:hAnsi="Arial"/>
                     <w:rtl w:val="0"/>
                   </w:rPr>
                   <w:t xml:space="preserve">CASO DE USO #15</w:t>
@@ -2100,13 +2087,10 @@
                   <w:widowControl w:val="0"/>
                   <w:spacing w:before="0" w:line="240" w:lineRule="auto"/>
                   <w:ind w:left="0"/>
-                  <w:rPr>
-                    <w:rFonts w:ascii="Arial" w:cs="Arial" w:eastAsia="Arial" w:hAnsi="Arial"/>
-                  </w:rPr>
+                  <w:rPr/>
                 </w:pPr>
                 <w:r>
                   <w:rPr>
-                    <w:rFonts w:ascii="Arial" w:cs="Arial" w:eastAsia="Arial" w:hAnsi="Arial"/>
                     <w:rtl w:val="0"/>
                   </w:rPr>
                   <w:t xml:space="preserve">Visualizar Tarea</w:t>
@@ -2137,13 +2121,10 @@
                   <w:widowControl w:val="0"/>
                   <w:spacing w:before="0" w:line="240" w:lineRule="auto"/>
                   <w:ind w:left="0"/>
-                  <w:rPr>
-                    <w:rFonts w:ascii="Arial" w:cs="Arial" w:eastAsia="Arial" w:hAnsi="Arial"/>
-                  </w:rPr>
+                  <w:rPr/>
                 </w:pPr>
                 <w:r>
                   <w:rPr>
-                    <w:rFonts w:ascii="Arial" w:cs="Arial" w:eastAsia="Arial" w:hAnsi="Arial"/>
                     <w:rtl w:val="0"/>
                   </w:rPr>
                   <w:t xml:space="preserve">Actor Principal</w:t>
@@ -2166,13 +2147,10 @@
                   <w:widowControl w:val="0"/>
                   <w:spacing w:before="0" w:line="240" w:lineRule="auto"/>
                   <w:ind w:left="0"/>
-                  <w:rPr>
-                    <w:rFonts w:ascii="Arial" w:cs="Arial" w:eastAsia="Arial" w:hAnsi="Arial"/>
-                  </w:rPr>
+                  <w:rPr/>
                 </w:pPr>
                 <w:r>
                   <w:rPr>
-                    <w:rFonts w:ascii="Arial" w:cs="Arial" w:eastAsia="Arial" w:hAnsi="Arial"/>
                     <w:rtl w:val="0"/>
                   </w:rPr>
                   <w:t xml:space="preserve">Líder de proyecto, Miembro</w:t>
@@ -2203,13 +2181,10 @@
                   <w:widowControl w:val="0"/>
                   <w:spacing w:before="0" w:line="240" w:lineRule="auto"/>
                   <w:ind w:left="0"/>
-                  <w:rPr>
-                    <w:rFonts w:ascii="Arial" w:cs="Arial" w:eastAsia="Arial" w:hAnsi="Arial"/>
-                  </w:rPr>
+                  <w:rPr/>
                 </w:pPr>
                 <w:r>
                   <w:rPr>
-                    <w:rFonts w:ascii="Arial" w:cs="Arial" w:eastAsia="Arial" w:hAnsi="Arial"/>
                     <w:rtl w:val="0"/>
                   </w:rPr>
                   <w:t xml:space="preserve">Precondiciones</w:t>
@@ -2232,13 +2207,10 @@
                   <w:widowControl w:val="0"/>
                   <w:spacing w:before="0" w:line="240" w:lineRule="auto"/>
                   <w:ind w:left="0"/>
-                  <w:rPr>
-                    <w:rFonts w:ascii="Arial" w:cs="Arial" w:eastAsia="Arial" w:hAnsi="Arial"/>
-                  </w:rPr>
+                  <w:rPr/>
                 </w:pPr>
                 <w:r>
                   <w:rPr>
-                    <w:rFonts w:ascii="Arial" w:cs="Arial" w:eastAsia="Arial" w:hAnsi="Arial"/>
                     <w:rtl w:val="0"/>
                   </w:rPr>
                   <w:t xml:space="preserve">El actor debe estar autenticado en el sistema.</w:t>
@@ -2249,13 +2221,10 @@
                   <w:widowControl w:val="0"/>
                   <w:spacing w:before="0" w:line="240" w:lineRule="auto"/>
                   <w:ind w:left="0"/>
-                  <w:rPr>
-                    <w:rFonts w:ascii="Arial" w:cs="Arial" w:eastAsia="Arial" w:hAnsi="Arial"/>
-                  </w:rPr>
+                  <w:rPr/>
                 </w:pPr>
                 <w:r>
                   <w:rPr>
-                    <w:rFonts w:ascii="Arial" w:cs="Arial" w:eastAsia="Arial" w:hAnsi="Arial"/>
                     <w:rtl w:val="0"/>
                   </w:rPr>
                   <w:t xml:space="preserve">Debe existir al menos una tarea registrada.</w:t>
@@ -2286,13 +2255,10 @@
                   <w:widowControl w:val="0"/>
                   <w:spacing w:before="0" w:line="240" w:lineRule="auto"/>
                   <w:ind w:left="0"/>
-                  <w:rPr>
-                    <w:rFonts w:ascii="Arial" w:cs="Arial" w:eastAsia="Arial" w:hAnsi="Arial"/>
-                  </w:rPr>
+                  <w:rPr/>
                 </w:pPr>
                 <w:r>
                   <w:rPr>
-                    <w:rFonts w:ascii="Arial" w:cs="Arial" w:eastAsia="Arial" w:hAnsi="Arial"/>
                     <w:rtl w:val="0"/>
                   </w:rPr>
                   <w:t xml:space="preserve">Disparador</w:t>
@@ -2315,27 +2281,22 @@
                   <w:widowControl w:val="0"/>
                   <w:spacing w:before="0" w:line="240" w:lineRule="auto"/>
                   <w:ind w:left="0"/>
-                  <w:rPr>
-                    <w:rFonts w:ascii="Arial" w:cs="Arial" w:eastAsia="Arial" w:hAnsi="Arial"/>
-                  </w:rPr>
+                  <w:rPr/>
                 </w:pPr>
                 <w:r>
                   <w:rPr>
-                    <w:rFonts w:ascii="Arial" w:cs="Arial" w:eastAsia="Arial" w:hAnsi="Arial"/>
                     <w:rtl w:val="0"/>
                   </w:rPr>
                   <w:t xml:space="preserve">El actor selecciona la opción "Ver Tareas" o accede a la </w:t>
                 </w:r>
                 <w:r>
                   <w:rPr>
-                    <w:rFonts w:ascii="Arial" w:cs="Arial" w:eastAsia="Arial" w:hAnsi="Arial"/>
-                    <w:rtl w:val="0"/>
-                  </w:rPr>
-                  <w:t xml:space="preserve">PantallaTareas</w:t>
-                </w:r>
-                <w:r>
-                  <w:rPr>
-                    <w:rFonts w:ascii="Arial" w:cs="Arial" w:eastAsia="Arial" w:hAnsi="Arial"/>
+                    <w:rtl w:val="0"/>
+                  </w:rPr>
+                  <w:t xml:space="preserve">PantallaPlanificacion</w:t>
+                </w:r>
+                <w:r>
+                  <w:rPr>
                     <w:rtl w:val="0"/>
                   </w:rPr>
                   <w:t xml:space="preserve"> desde la pantalla principal.</w:t>
@@ -2364,13 +2325,10 @@
                   <w:widowControl w:val="0"/>
                   <w:spacing w:before="0" w:line="240" w:lineRule="auto"/>
                   <w:ind w:left="0"/>
-                  <w:rPr>
-                    <w:rFonts w:ascii="Arial" w:cs="Arial" w:eastAsia="Arial" w:hAnsi="Arial"/>
-                  </w:rPr>
+                  <w:rPr/>
                 </w:pPr>
                 <w:r>
                   <w:rPr>
-                    <w:rFonts w:ascii="Arial" w:cs="Arial" w:eastAsia="Arial" w:hAnsi="Arial"/>
                     <w:rtl w:val="0"/>
                   </w:rPr>
                   <w:t xml:space="preserve">Descripción</w:t>
@@ -2393,13 +2351,10 @@
                   <w:widowControl w:val="0"/>
                   <w:spacing w:before="0" w:line="240" w:lineRule="auto"/>
                   <w:ind w:left="0"/>
-                  <w:rPr>
-                    <w:rFonts w:ascii="Arial" w:cs="Arial" w:eastAsia="Arial" w:hAnsi="Arial"/>
-                  </w:rPr>
+                  <w:rPr/>
                 </w:pPr>
                 <w:r>
                   <w:rPr>
-                    <w:rFonts w:ascii="Arial" w:cs="Arial" w:eastAsia="Arial" w:hAnsi="Arial"/>
                     <w:rtl w:val="0"/>
                   </w:rPr>
                   <w:t xml:space="preserve">Paso</w:t>
@@ -2422,340 +2377,13 @@
                   <w:widowControl w:val="0"/>
                   <w:spacing w:before="0" w:line="240" w:lineRule="auto"/>
                   <w:ind w:left="0"/>
-                  <w:rPr>
-                    <w:rFonts w:ascii="Arial" w:cs="Arial" w:eastAsia="Arial" w:hAnsi="Arial"/>
-                  </w:rPr>
+                  <w:rPr/>
                 </w:pPr>
                 <w:r>
                   <w:rPr>
-                    <w:rFonts w:ascii="Arial" w:cs="Arial" w:eastAsia="Arial" w:hAnsi="Arial"/>
                     <w:rtl w:val="0"/>
                   </w:rPr>
                   <w:t xml:space="preserve">Acción</w:t>
-                </w:r>
-              </w:p>
-            </w:tc>
-          </w:tr>
-          <w:tr>
-            <w:trPr>
-              <w:cantSplit w:val="0"/>
-              <w:trHeight w:val="420" w:hRule="atLeast"/>
-              <w:tblHeader w:val="0"/>
-            </w:trPr>
-            <w:tc>
-              <w:tcPr>
-                <w:vMerge w:val="restart"/>
-                <w:shd w:fill="auto" w:val="clear"/>
-                <w:tcMar>
-                  <w:top w:w="100.0" w:type="dxa"/>
-                  <w:left w:w="100.0" w:type="dxa"/>
-                  <w:bottom w:w="100.0" w:type="dxa"/>
-                  <w:right w:w="100.0" w:type="dxa"/>
-                </w:tcMar>
-                <w:vAlign w:val="top"/>
-              </w:tcPr>
-              <w:p>
-                <w:pPr>
-                  <w:widowControl w:val="0"/>
-                  <w:spacing w:before="0" w:line="240" w:lineRule="auto"/>
-                  <w:ind w:left="0"/>
-                  <w:rPr>
-                    <w:rFonts w:ascii="Arial" w:cs="Arial" w:eastAsia="Arial" w:hAnsi="Arial"/>
-                  </w:rPr>
-                </w:pPr>
-                <w:r>
-                  <w:rPr>
-                    <w:rtl w:val="0"/>
-                  </w:rPr>
-                </w:r>
-              </w:p>
-            </w:tc>
-            <w:tc>
-              <w:tcPr>
-                <w:shd w:fill="auto" w:val="clear"/>
-                <w:tcMar>
-                  <w:top w:w="100.0" w:type="dxa"/>
-                  <w:left w:w="100.0" w:type="dxa"/>
-                  <w:bottom w:w="100.0" w:type="dxa"/>
-                  <w:right w:w="100.0" w:type="dxa"/>
-                </w:tcMar>
-                <w:vAlign w:val="top"/>
-              </w:tcPr>
-              <w:p>
-                <w:pPr>
-                  <w:widowControl w:val="0"/>
-                  <w:spacing w:before="0" w:line="240" w:lineRule="auto"/>
-                  <w:ind w:left="0"/>
-                  <w:jc w:val="center"/>
-                  <w:rPr>
-                    <w:rFonts w:ascii="Arial" w:cs="Arial" w:eastAsia="Arial" w:hAnsi="Arial"/>
-                  </w:rPr>
-                </w:pPr>
-                <w:r>
-                  <w:rPr>
-                    <w:rFonts w:ascii="Arial" w:cs="Arial" w:eastAsia="Arial" w:hAnsi="Arial"/>
-                    <w:rtl w:val="0"/>
-                  </w:rPr>
-                  <w:t xml:space="preserve">1</w:t>
-                </w:r>
-              </w:p>
-            </w:tc>
-            <w:tc>
-              <w:tcPr>
-                <w:shd w:fill="auto" w:val="clear"/>
-                <w:tcMar>
-                  <w:top w:w="100.0" w:type="dxa"/>
-                  <w:left w:w="100.0" w:type="dxa"/>
-                  <w:bottom w:w="100.0" w:type="dxa"/>
-                  <w:right w:w="100.0" w:type="dxa"/>
-                </w:tcMar>
-                <w:vAlign w:val="top"/>
-              </w:tcPr>
-              <w:p>
-                <w:pPr>
-                  <w:widowControl w:val="0"/>
-                  <w:spacing w:before="0" w:line="240" w:lineRule="auto"/>
-                  <w:ind w:left="0"/>
-                  <w:rPr>
-                    <w:rFonts w:ascii="Arial" w:cs="Arial" w:eastAsia="Arial" w:hAnsi="Arial"/>
-                  </w:rPr>
-                </w:pPr>
-                <w:r>
-                  <w:rPr>
-                    <w:rFonts w:ascii="Arial" w:cs="Arial" w:eastAsia="Arial" w:hAnsi="Arial"/>
-                    <w:rtl w:val="0"/>
-                  </w:rPr>
-                  <w:t xml:space="preserve">La </w:t>
-                </w:r>
-                <w:r>
-                  <w:rPr>
-                    <w:rFonts w:ascii="Arial" w:cs="Arial" w:eastAsia="Arial" w:hAnsi="Arial"/>
-                    <w:u w:val="single"/>
-                    <w:rtl w:val="0"/>
-                  </w:rPr>
-                  <w:t xml:space="preserve">PantallaInicio</w:t>
-                </w:r>
-                <w:r>
-                  <w:rPr>
-                    <w:rFonts w:ascii="Arial" w:cs="Arial" w:eastAsia="Arial" w:hAnsi="Arial"/>
-                    <w:rtl w:val="0"/>
-                  </w:rPr>
-                  <w:t xml:space="preserve"> envía el evento </w:t>
-                </w:r>
-                <w:r>
-                  <w:rPr>
-                    <w:rFonts w:ascii="Arial" w:cs="Arial" w:eastAsia="Arial" w:hAnsi="Arial"/>
-                    <w:i w:val="1"/>
-                    <w:rtl w:val="0"/>
-                  </w:rPr>
-                  <w:t xml:space="preserve">solicitarTareas</w:t>
-                </w:r>
-                <w:r>
-                  <w:rPr>
-                    <w:rFonts w:ascii="Arial" w:cs="Arial" w:eastAsia="Arial" w:hAnsi="Arial"/>
-                    <w:rtl w:val="0"/>
-                  </w:rPr>
-                  <w:t xml:space="preserve"> a la </w:t>
-                </w:r>
-                <w:r>
-                  <w:rPr>
-                    <w:rFonts w:ascii="Arial" w:cs="Arial" w:eastAsia="Arial" w:hAnsi="Arial"/>
-                    <w:u w:val="single"/>
-                    <w:rtl w:val="0"/>
-                  </w:rPr>
-                  <w:t xml:space="preserve">InterfazUsuario</w:t>
-                </w:r>
-                <w:r>
-                  <w:rPr>
-                    <w:rFonts w:ascii="Arial" w:cs="Arial" w:eastAsia="Arial" w:hAnsi="Arial"/>
-                    <w:rtl w:val="0"/>
-                  </w:rPr>
-                  <w:t xml:space="preserve">. La </w:t>
-                </w:r>
-                <w:r>
-                  <w:rPr>
-                    <w:rFonts w:ascii="Arial" w:cs="Arial" w:eastAsia="Arial" w:hAnsi="Arial"/>
-                    <w:u w:val="single"/>
-                    <w:rtl w:val="0"/>
-                  </w:rPr>
-                  <w:t xml:space="preserve">InterfazUsuario</w:t>
-                </w:r>
-                <w:r>
-                  <w:rPr>
-                    <w:rFonts w:ascii="Arial" w:cs="Arial" w:eastAsia="Arial" w:hAnsi="Arial"/>
-                    <w:u w:val="single"/>
-                    <w:rtl w:val="0"/>
-                  </w:rPr>
-                  <w:t xml:space="preserve"> </w:t>
-                </w:r>
-                <w:r>
-                  <w:rPr>
-                    <w:rFonts w:ascii="Arial" w:cs="Arial" w:eastAsia="Arial" w:hAnsi="Arial"/>
-                    <w:rtl w:val="0"/>
-                  </w:rPr>
-                  <w:t xml:space="preserve">envía el evento al </w:t>
-                </w:r>
-                <w:r>
-                  <w:rPr>
-                    <w:rFonts w:ascii="Arial" w:cs="Arial" w:eastAsia="Arial" w:hAnsi="Arial"/>
-                    <w:u w:val="single"/>
-                    <w:rtl w:val="0"/>
-                  </w:rPr>
-                  <w:t xml:space="preserve">ManejadorTarea</w:t>
-                </w:r>
-                <w:r>
-                  <w:rPr>
-                    <w:rFonts w:ascii="Arial" w:cs="Arial" w:eastAsia="Arial" w:hAnsi="Arial"/>
-                    <w:rtl w:val="0"/>
-                  </w:rPr>
-                  <w:t xml:space="preserve">.</w:t>
-                </w:r>
-              </w:p>
-            </w:tc>
-          </w:tr>
-          <w:tr>
-            <w:trPr>
-              <w:cantSplit w:val="0"/>
-              <w:trHeight w:val="773.935546875" w:hRule="atLeast"/>
-              <w:tblHeader w:val="0"/>
-            </w:trPr>
-            <w:tc>
-              <w:tcPr>
-                <w:vMerge w:val="continue"/>
-                <w:shd w:fill="auto" w:val="clear"/>
-                <w:tcMar>
-                  <w:top w:w="100.0" w:type="dxa"/>
-                  <w:left w:w="100.0" w:type="dxa"/>
-                  <w:bottom w:w="100.0" w:type="dxa"/>
-                  <w:right w:w="100.0" w:type="dxa"/>
-                </w:tcMar>
-                <w:vAlign w:val="top"/>
-              </w:tcPr>
-              <w:p>
-                <w:pPr>
-                  <w:widowControl w:val="0"/>
-                  <w:spacing w:before="0" w:line="276" w:lineRule="auto"/>
-                  <w:ind w:left="0"/>
-                  <w:rPr>
-                    <w:rFonts w:ascii="Arial" w:cs="Arial" w:eastAsia="Arial" w:hAnsi="Arial"/>
-                  </w:rPr>
-                </w:pPr>
-                <w:r>
-                  <w:rPr>
-                    <w:rtl w:val="0"/>
-                  </w:rPr>
-                </w:r>
-              </w:p>
-            </w:tc>
-            <w:tc>
-              <w:tcPr>
-                <w:shd w:fill="auto" w:val="clear"/>
-                <w:tcMar>
-                  <w:top w:w="100.0" w:type="dxa"/>
-                  <w:left w:w="100.0" w:type="dxa"/>
-                  <w:bottom w:w="100.0" w:type="dxa"/>
-                  <w:right w:w="100.0" w:type="dxa"/>
-                </w:tcMar>
-                <w:vAlign w:val="top"/>
-              </w:tcPr>
-              <w:p>
-                <w:pPr>
-                  <w:widowControl w:val="0"/>
-                  <w:spacing w:before="0" w:line="240" w:lineRule="auto"/>
-                  <w:ind w:left="0"/>
-                  <w:jc w:val="center"/>
-                  <w:rPr>
-                    <w:rFonts w:ascii="Arial" w:cs="Arial" w:eastAsia="Arial" w:hAnsi="Arial"/>
-                  </w:rPr>
-                </w:pPr>
-                <w:r>
-                  <w:rPr>
-                    <w:rFonts w:ascii="Arial" w:cs="Arial" w:eastAsia="Arial" w:hAnsi="Arial"/>
-                    <w:rtl w:val="0"/>
-                  </w:rPr>
-                  <w:t xml:space="preserve">2</w:t>
-                </w:r>
-              </w:p>
-            </w:tc>
-            <w:tc>
-              <w:tcPr>
-                <w:shd w:fill="auto" w:val="clear"/>
-                <w:tcMar>
-                  <w:top w:w="100.0" w:type="dxa"/>
-                  <w:left w:w="100.0" w:type="dxa"/>
-                  <w:bottom w:w="100.0" w:type="dxa"/>
-                  <w:right w:w="100.0" w:type="dxa"/>
-                </w:tcMar>
-                <w:vAlign w:val="top"/>
-              </w:tcPr>
-              <w:p>
-                <w:pPr>
-                  <w:widowControl w:val="0"/>
-                  <w:spacing w:before="0" w:line="240" w:lineRule="auto"/>
-                  <w:ind w:left="0"/>
-                  <w:rPr>
-                    <w:rFonts w:ascii="Arial" w:cs="Arial" w:eastAsia="Arial" w:hAnsi="Arial"/>
-                  </w:rPr>
-                </w:pPr>
-                <w:r>
-                  <w:rPr>
-                    <w:rFonts w:ascii="Arial" w:cs="Arial" w:eastAsia="Arial" w:hAnsi="Arial"/>
-                    <w:rtl w:val="0"/>
-                  </w:rPr>
-                  <w:t xml:space="preserve">El </w:t>
-                </w:r>
-                <w:r>
-                  <w:rPr>
-                    <w:rFonts w:ascii="Arial" w:cs="Arial" w:eastAsia="Arial" w:hAnsi="Arial"/>
-                    <w:u w:val="single"/>
-                    <w:rtl w:val="0"/>
-                  </w:rPr>
-                  <w:t xml:space="preserve">ManejadorTarea</w:t>
-                </w:r>
-                <w:r>
-                  <w:rPr>
-                    <w:rFonts w:ascii="Arial" w:cs="Arial" w:eastAsia="Arial" w:hAnsi="Arial"/>
-                    <w:rtl w:val="0"/>
-                  </w:rPr>
-                  <w:t xml:space="preserve"> solicita a la entidad</w:t>
-                </w:r>
-                <w:r>
-                  <w:rPr>
-                    <w:rFonts w:ascii="Arial" w:cs="Arial" w:eastAsia="Arial" w:hAnsi="Arial"/>
-                    <w:rtl w:val="0"/>
-                  </w:rPr>
-                  <w:t xml:space="preserve"> </w:t>
-                </w:r>
-                <w:r>
-                  <w:rPr>
-                    <w:rFonts w:ascii="Arial" w:cs="Arial" w:eastAsia="Arial" w:hAnsi="Arial"/>
-                    <w:u w:val="single"/>
-                    <w:rtl w:val="0"/>
-                  </w:rPr>
-                  <w:t xml:space="preserve">Tarea </w:t>
-                </w:r>
-                <w:r>
-                  <w:rPr>
-                    <w:rFonts w:ascii="Arial" w:cs="Arial" w:eastAsia="Arial" w:hAnsi="Arial"/>
-                    <w:i w:val="1"/>
-                    <w:rtl w:val="0"/>
-                  </w:rPr>
-                  <w:t xml:space="preserve">obtenerListadoTareas</w:t>
-                </w:r>
-                <w:r>
-                  <w:rPr>
-                    <w:rFonts w:ascii="Arial" w:cs="Arial" w:eastAsia="Arial" w:hAnsi="Arial"/>
-                    <w:i w:val="1"/>
-                    <w:rtl w:val="0"/>
-                  </w:rPr>
-                  <w:t xml:space="preserve">(actorID)</w:t>
-                </w:r>
-                <w:r>
-                  <w:rPr>
-                    <w:rFonts w:ascii="Arial" w:cs="Arial" w:eastAsia="Arial" w:hAnsi="Arial"/>
-                    <w:rtl w:val="0"/>
-                  </w:rPr>
-                  <w:t xml:space="preserve">.</w:t>
                 </w:r>
               </w:p>
             </w:tc>
@@ -2782,9 +2410,7 @@
                   <w:widowControl w:val="0"/>
                   <w:spacing w:before="0" w:line="240" w:lineRule="auto"/>
                   <w:ind w:left="0"/>
-                  <w:rPr>
-                    <w:rFonts w:ascii="Arial" w:cs="Arial" w:eastAsia="Arial" w:hAnsi="Arial"/>
-                  </w:rPr>
+                  <w:rPr/>
                 </w:pPr>
                 <w:r>
                   <w:rPr>
@@ -2795,7 +2421,12 @@
             </w:tc>
             <w:tc>
               <w:tcPr>
-                <w:shd w:fill="auto" w:val="clear"/>
+                <w:tcBorders>
+                  <w:top w:color="000000" w:space="0" w:sz="8" w:val="single"/>
+                  <w:left w:color="000000" w:space="0" w:sz="8" w:val="single"/>
+                  <w:bottom w:color="000000" w:space="0" w:sz="8" w:val="single"/>
+                  <w:right w:color="000000" w:space="0" w:sz="8" w:val="single"/>
+                </w:tcBorders>
                 <w:tcMar>
                   <w:top w:w="100.0" w:type="dxa"/>
                   <w:left w:w="100.0" w:type="dxa"/>
@@ -2810,22 +2441,24 @@
                   <w:spacing w:before="0" w:line="240" w:lineRule="auto"/>
                   <w:ind w:left="0"/>
                   <w:jc w:val="center"/>
-                  <w:rPr>
-                    <w:rFonts w:ascii="Arial" w:cs="Arial" w:eastAsia="Arial" w:hAnsi="Arial"/>
-                  </w:rPr>
+                  <w:rPr/>
                 </w:pPr>
                 <w:r>
                   <w:rPr>
-                    <w:rFonts w:ascii="Arial" w:cs="Arial" w:eastAsia="Arial" w:hAnsi="Arial"/>
-                    <w:rtl w:val="0"/>
-                  </w:rPr>
-                  <w:t xml:space="preserve">3</w:t>
+                    <w:rtl w:val="0"/>
+                  </w:rPr>
+                  <w:t xml:space="preserve">1</w:t>
                 </w:r>
               </w:p>
             </w:tc>
             <w:tc>
               <w:tcPr>
-                <w:shd w:fill="auto" w:val="clear"/>
+                <w:tcBorders>
+                  <w:top w:color="000000" w:space="0" w:sz="8" w:val="single"/>
+                  <w:left w:color="000000" w:space="0" w:sz="8" w:val="single"/>
+                  <w:bottom w:color="000000" w:space="0" w:sz="8" w:val="single"/>
+                  <w:right w:color="000000" w:space="0" w:sz="8" w:val="single"/>
+                </w:tcBorders>
                 <w:tcMar>
                   <w:top w:w="100.0" w:type="dxa"/>
                   <w:left w:w="100.0" w:type="dxa"/>
@@ -2839,96 +2472,82 @@
                   <w:widowControl w:val="0"/>
                   <w:spacing w:before="0" w:line="240" w:lineRule="auto"/>
                   <w:ind w:left="0"/>
-                  <w:rPr>
-                    <w:rFonts w:ascii="Arial" w:cs="Arial" w:eastAsia="Arial" w:hAnsi="Arial"/>
-                  </w:rPr>
+                  <w:rPr/>
                 </w:pPr>
                 <w:r>
                   <w:rPr>
-                    <w:rFonts w:ascii="Arial" w:cs="Arial" w:eastAsia="Arial" w:hAnsi="Arial"/>
-                    <w:rtl w:val="0"/>
-                  </w:rPr>
-                  <w:t xml:space="preserve">La entidad </w:t>
-                </w:r>
-                <w:r>
-                  <w:rPr>
-                    <w:rFonts w:ascii="Arial" w:cs="Arial" w:eastAsia="Arial" w:hAnsi="Arial"/>
+                    <w:rtl w:val="0"/>
+                  </w:rPr>
+                  <w:t xml:space="preserve">El actor selecciona selecciona la opción “Ver Tareas” desde la la</w:t>
+                </w:r>
+                <w:r>
+                  <w:rPr>
                     <w:u w:val="single"/>
                     <w:rtl w:val="0"/>
                   </w:rPr>
-                  <w:t xml:space="preserve">Tarea</w:t>
-                </w:r>
-                <w:r>
-                  <w:rPr>
-                    <w:rFonts w:ascii="Arial" w:cs="Arial" w:eastAsia="Arial" w:hAnsi="Arial"/>
-                    <w:rtl w:val="0"/>
-                  </w:rPr>
-                  <w:t xml:space="preserve"> solicita a la </w:t>
-                </w:r>
-                <w:r>
-                  <w:rPr>
-                    <w:rFonts w:ascii="Arial" w:cs="Arial" w:eastAsia="Arial" w:hAnsi="Arial"/>
+                  <w:t xml:space="preserve"> PantallaPlanificacion</w:t>
+                </w:r>
+                <w:r>
+                  <w:rPr>
+                    <w:rtl w:val="0"/>
+                  </w:rPr>
+                  <w:t xml:space="preserve">. La </w:t>
+                </w:r>
+                <w:r>
+                  <w:rPr>
                     <w:u w:val="single"/>
                     <w:rtl w:val="0"/>
                   </w:rPr>
-                  <w:t xml:space="preserve">InterfazBDD</w:t>
-                </w:r>
-                <w:r>
-                  <w:rPr>
-                    <w:rFonts w:ascii="Arial" w:cs="Arial" w:eastAsia="Arial" w:hAnsi="Arial"/>
+                  <w:t xml:space="preserve">PantallaPlanificacion</w:t>
+                </w:r>
+                <w:r>
+                  <w:rPr>
+                    <w:rtl w:val="0"/>
+                  </w:rPr>
+                  <w:t xml:space="preserve"> envía el evento solicitarTareas al </w:t>
+                </w:r>
+                <w:r>
+                  <w:rPr>
+                    <w:u w:val="single"/>
+                    <w:rtl w:val="0"/>
+                  </w:rPr>
+                  <w:t xml:space="preserve">InterfazUsuario</w:t>
+                </w:r>
+                <w:r>
+                  <w:rPr>
+                    <w:rtl w:val="0"/>
+                  </w:rPr>
+                  <w:t xml:space="preserve">. La </w:t>
+                </w:r>
+                <w:r>
+                  <w:rPr>
+                    <w:u w:val="single"/>
+                    <w:rtl w:val="0"/>
+                  </w:rPr>
+                  <w:t xml:space="preserve">InterfazUsuario</w:t>
+                </w:r>
+                <w:r>
+                  <w:rPr>
+                    <w:u w:val="single"/>
                     <w:rtl w:val="0"/>
                   </w:rPr>
                   <w:t xml:space="preserve"> </w:t>
                 </w:r>
                 <w:r>
                   <w:rPr>
-                    <w:rFonts w:ascii="Arial" w:cs="Arial" w:eastAsia="Arial" w:hAnsi="Arial"/>
-                    <w:i w:val="1"/>
-                    <w:rtl w:val="0"/>
-                  </w:rPr>
-                  <w:t xml:space="preserve">getTareas</w:t>
-                </w:r>
-                <w:r>
-                  <w:rPr>
-                    <w:rFonts w:ascii="Arial" w:cs="Arial" w:eastAsia="Arial" w:hAnsi="Arial"/>
-                    <w:i w:val="1"/>
-                    <w:rtl w:val="0"/>
-                  </w:rPr>
-                  <w:t xml:space="preserve">(actorID)</w:t>
-                </w:r>
-                <w:r>
-                  <w:rPr>
-                    <w:rFonts w:ascii="Arial" w:cs="Arial" w:eastAsia="Arial" w:hAnsi="Arial"/>
-                    <w:rtl w:val="0"/>
-                  </w:rPr>
-                  <w:t xml:space="preserve">. La </w:t>
-                </w:r>
-                <w:r>
-                  <w:rPr>
-                    <w:rFonts w:ascii="Arial" w:cs="Arial" w:eastAsia="Arial" w:hAnsi="Arial"/>
+                    <w:rtl w:val="0"/>
+                  </w:rPr>
+                  <w:t xml:space="preserve">envía el evento al </w:t>
+                </w:r>
+                <w:r>
+                  <w:rPr>
                     <w:u w:val="single"/>
                     <w:rtl w:val="0"/>
                   </w:rPr>
-                  <w:t xml:space="preserve">InterfazBDD</w:t>
-                </w:r>
-                <w:r>
-                  <w:rPr>
-                    <w:rFonts w:ascii="Arial" w:cs="Arial" w:eastAsia="Arial" w:hAnsi="Arial"/>
-                    <w:rtl w:val="0"/>
-                  </w:rPr>
-                  <w:t xml:space="preserve"> solicita a la BDD la información. La BDD retorna el listado de tareas resumidas a la </w:t>
-                </w:r>
-                <w:r>
-                  <w:rPr>
-                    <w:rFonts w:ascii="Arial" w:cs="Arial" w:eastAsia="Arial" w:hAnsi="Arial"/>
-                    <w:u w:val="single"/>
-                    <w:rtl w:val="0"/>
-                  </w:rPr>
-                  <w:t xml:space="preserve">InterfazBDD</w:t>
-                </w:r>
-                <w:r>
-                  <w:rPr>
-                    <w:rFonts w:ascii="Arial" w:cs="Arial" w:eastAsia="Arial" w:hAnsi="Arial"/>
+                  <w:t xml:space="preserve">ManejadorTarea</w:t>
+                </w:r>
+                <w:r>
+                  <w:rPr>
                     <w:rtl w:val="0"/>
                   </w:rPr>
                   <w:t xml:space="preserve">.</w:t>
@@ -2958,9 +2577,7 @@
                   <w:widowControl w:val="0"/>
                   <w:spacing w:before="0" w:line="240" w:lineRule="auto"/>
                   <w:ind w:left="0"/>
-                  <w:rPr>
-                    <w:rFonts w:ascii="Arial" w:cs="Arial" w:eastAsia="Arial" w:hAnsi="Arial"/>
-                  </w:rPr>
+                  <w:rPr/>
                 </w:pPr>
                 <w:r>
                   <w:rPr>
@@ -2971,7 +2588,12 @@
             </w:tc>
             <w:tc>
               <w:tcPr>
-                <w:shd w:fill="auto" w:val="clear"/>
+                <w:tcBorders>
+                  <w:top w:color="000000" w:space="0" w:sz="8" w:val="single"/>
+                  <w:left w:color="000000" w:space="0" w:sz="8" w:val="single"/>
+                  <w:bottom w:color="000000" w:space="0" w:sz="8" w:val="single"/>
+                  <w:right w:color="000000" w:space="0" w:sz="8" w:val="single"/>
+                </w:tcBorders>
                 <w:tcMar>
                   <w:top w:w="100.0" w:type="dxa"/>
                   <w:left w:w="100.0" w:type="dxa"/>
@@ -2986,22 +2608,24 @@
                   <w:spacing w:before="0" w:line="240" w:lineRule="auto"/>
                   <w:ind w:left="0"/>
                   <w:jc w:val="center"/>
-                  <w:rPr>
-                    <w:rFonts w:ascii="Arial" w:cs="Arial" w:eastAsia="Arial" w:hAnsi="Arial"/>
-                  </w:rPr>
+                  <w:rPr/>
                 </w:pPr>
                 <w:r>
                   <w:rPr>
-                    <w:rFonts w:ascii="Arial" w:cs="Arial" w:eastAsia="Arial" w:hAnsi="Arial"/>
-                    <w:rtl w:val="0"/>
-                  </w:rPr>
-                  <w:t xml:space="preserve">4</w:t>
+                    <w:rtl w:val="0"/>
+                  </w:rPr>
+                  <w:t xml:space="preserve">2</w:t>
                 </w:r>
               </w:p>
             </w:tc>
             <w:tc>
               <w:tcPr>
-                <w:shd w:fill="auto" w:val="clear"/>
+                <w:tcBorders>
+                  <w:top w:color="000000" w:space="0" w:sz="8" w:val="single"/>
+                  <w:left w:color="000000" w:space="0" w:sz="8" w:val="single"/>
+                  <w:bottom w:color="000000" w:space="0" w:sz="8" w:val="single"/>
+                  <w:right w:color="000000" w:space="0" w:sz="8" w:val="single"/>
+                </w:tcBorders>
                 <w:tcMar>
                   <w:top w:w="100.0" w:type="dxa"/>
                   <w:left w:w="100.0" w:type="dxa"/>
@@ -3015,35 +2639,29 @@
                   <w:widowControl w:val="0"/>
                   <w:spacing w:before="0" w:line="240" w:lineRule="auto"/>
                   <w:ind w:left="0"/>
-                  <w:rPr>
-                    <w:rFonts w:ascii="Arial" w:cs="Arial" w:eastAsia="Arial" w:hAnsi="Arial"/>
-                  </w:rPr>
+                  <w:rPr/>
                 </w:pPr>
                 <w:r>
                   <w:rPr>
-                    <w:rFonts w:ascii="Arial" w:cs="Arial" w:eastAsia="Arial" w:hAnsi="Arial"/>
-                    <w:rtl w:val="0"/>
-                  </w:rPr>
-                  <w:t xml:space="preserve">La </w:t>
-                </w:r>
-                <w:r>
-                  <w:rPr>
-                    <w:rFonts w:ascii="Arial" w:cs="Arial" w:eastAsia="Arial" w:hAnsi="Arial"/>
+                    <w:rtl w:val="0"/>
+                  </w:rPr>
+                  <w:t xml:space="preserve">El </w:t>
+                </w:r>
+                <w:r>
+                  <w:rPr>
                     <w:u w:val="single"/>
                     <w:rtl w:val="0"/>
                   </w:rPr>
-                  <w:t xml:space="preserve">InterfazBDD</w:t>
-                </w:r>
-                <w:r>
-                  <w:rPr>
-                    <w:rFonts w:ascii="Arial" w:cs="Arial" w:eastAsia="Arial" w:hAnsi="Arial"/>
-                    <w:rtl w:val="0"/>
-                  </w:rPr>
-                  <w:t xml:space="preserve"> envía el listado a la entidad </w:t>
-                </w:r>
-                <w:r>
-                  <w:rPr>
-                    <w:rFonts w:ascii="Arial" w:cs="Arial" w:eastAsia="Arial" w:hAnsi="Arial"/>
+                  <w:t xml:space="preserve">ManejadorTarea</w:t>
+                </w:r>
+                <w:r>
+                  <w:rPr>
+                    <w:rtl w:val="0"/>
+                  </w:rPr>
+                  <w:t xml:space="preserve"> solicita a la entidad </w:t>
+                </w:r>
+                <w:r>
+                  <w:rPr>
                     <w:u w:val="single"/>
                     <w:rtl w:val="0"/>
                   </w:rPr>
@@ -3051,85 +2669,27 @@
                 </w:r>
                 <w:r>
                   <w:rPr>
-                    <w:rFonts w:ascii="Arial" w:cs="Arial" w:eastAsia="Arial" w:hAnsi="Arial"/>
-                    <w:rtl w:val="0"/>
-                  </w:rPr>
-                  <w:t xml:space="preserve">. La entidad </w:t>
-                </w:r>
-                <w:r>
-                  <w:rPr>
-                    <w:rFonts w:ascii="Arial" w:cs="Arial" w:eastAsia="Arial" w:hAnsi="Arial"/>
-                    <w:u w:val="single"/>
-                    <w:rtl w:val="0"/>
-                  </w:rPr>
-                  <w:t xml:space="preserve">Tarea</w:t>
-                </w:r>
-                <w:r>
-                  <w:rPr>
-                    <w:rFonts w:ascii="Arial" w:cs="Arial" w:eastAsia="Arial" w:hAnsi="Arial"/>
-                    <w:rtl w:val="0"/>
-                  </w:rPr>
-                  <w:t xml:space="preserve"> envía el listado al </w:t>
-                </w:r>
-                <w:r>
-                  <w:rPr>
-                    <w:rFonts w:ascii="Arial" w:cs="Arial" w:eastAsia="Arial" w:hAnsi="Arial"/>
-                    <w:u w:val="single"/>
-                    <w:rtl w:val="0"/>
-                  </w:rPr>
-                  <w:t xml:space="preserve">ManejadorTarea</w:t>
-                </w:r>
-                <w:r>
-                  <w:rPr>
-                    <w:rFonts w:ascii="Arial" w:cs="Arial" w:eastAsia="Arial" w:hAnsi="Arial"/>
-                    <w:rtl w:val="0"/>
-                  </w:rPr>
-                  <w:t xml:space="preserve">. El </w:t>
-                </w:r>
-                <w:r>
-                  <w:rPr>
-                    <w:rFonts w:ascii="Arial" w:cs="Arial" w:eastAsia="Arial" w:hAnsi="Arial"/>
-                    <w:u w:val="single"/>
-                    <w:rtl w:val="0"/>
-                  </w:rPr>
-                  <w:t xml:space="preserve">ManejadorTarea</w:t>
-                </w:r>
-                <w:r>
-                  <w:rPr>
-                    <w:rFonts w:ascii="Arial" w:cs="Arial" w:eastAsia="Arial" w:hAnsi="Arial"/>
-                    <w:rtl w:val="0"/>
-                  </w:rPr>
-                  <w:t xml:space="preserve"> solicita a la </w:t>
-                </w:r>
-                <w:r>
-                  <w:rPr>
-                    <w:rFonts w:ascii="Arial" w:cs="Arial" w:eastAsia="Arial" w:hAnsi="Arial"/>
-                    <w:u w:val="single"/>
-                    <w:rtl w:val="0"/>
-                  </w:rPr>
-                  <w:t xml:space="preserve">InterfazUsuario</w:t>
-                </w:r>
-                <w:r>
-                  <w:rPr>
-                    <w:rFonts w:ascii="Arial" w:cs="Arial" w:eastAsia="Arial" w:hAnsi="Arial"/>
-                    <w:rtl w:val="0"/>
-                  </w:rPr>
-                  <w:t xml:space="preserve"> desplegar la </w:t>
-                </w:r>
-                <w:r>
-                  <w:rPr>
-                    <w:rFonts w:ascii="Arial" w:cs="Arial" w:eastAsia="Arial" w:hAnsi="Arial"/>
-                    <w:u w:val="single"/>
-                    <w:rtl w:val="0"/>
-                  </w:rPr>
-                  <w:t xml:space="preserve">PantallaTareas</w:t>
-                </w:r>
-                <w:r>
-                  <w:rPr>
-                    <w:rFonts w:ascii="Arial" w:cs="Arial" w:eastAsia="Arial" w:hAnsi="Arial"/>
-                    <w:rtl w:val="0"/>
-                  </w:rPr>
-                  <w:t xml:space="preserve">.</w:t>
+                    <w:rtl w:val="0"/>
+                  </w:rPr>
+                  <w:t xml:space="preserve"> obtener el listado de tareas del actor (</w:t>
+                </w:r>
+                <w:r>
+                  <w:rPr>
+                    <w:rtl w:val="0"/>
+                  </w:rPr>
+                  <w:t xml:space="preserve">getTareasPorActor</w:t>
+                </w:r>
+                <w:r>
+                  <w:rPr>
+                    <w:rtl w:val="0"/>
+                  </w:rPr>
+                  <w:t xml:space="preserve">(actorID)</w:t>
+                </w:r>
+                <w:r>
+                  <w:rPr>
+                    <w:rtl w:val="0"/>
+                  </w:rPr>
+                  <w:t xml:space="preserve">).</w:t>
                 </w:r>
               </w:p>
             </w:tc>
@@ -3156,9 +2716,7 @@
                   <w:widowControl w:val="0"/>
                   <w:spacing w:before="0" w:line="240" w:lineRule="auto"/>
                   <w:ind w:left="0"/>
-                  <w:rPr>
-                    <w:rFonts w:ascii="Arial" w:cs="Arial" w:eastAsia="Arial" w:hAnsi="Arial"/>
-                  </w:rPr>
+                  <w:rPr/>
                 </w:pPr>
                 <w:r>
                   <w:rPr>
@@ -3169,7 +2727,12 @@
             </w:tc>
             <w:tc>
               <w:tcPr>
-                <w:shd w:fill="auto" w:val="clear"/>
+                <w:tcBorders>
+                  <w:top w:color="000000" w:space="0" w:sz="8" w:val="single"/>
+                  <w:left w:color="000000" w:space="0" w:sz="8" w:val="single"/>
+                  <w:bottom w:color="000000" w:space="0" w:sz="8" w:val="single"/>
+                  <w:right w:color="000000" w:space="0" w:sz="8" w:val="single"/>
+                </w:tcBorders>
                 <w:tcMar>
                   <w:top w:w="100.0" w:type="dxa"/>
                   <w:left w:w="100.0" w:type="dxa"/>
@@ -3184,22 +2747,24 @@
                   <w:spacing w:before="0" w:line="240" w:lineRule="auto"/>
                   <w:ind w:left="0"/>
                   <w:jc w:val="center"/>
-                  <w:rPr>
-                    <w:rFonts w:ascii="Arial" w:cs="Arial" w:eastAsia="Arial" w:hAnsi="Arial"/>
-                  </w:rPr>
+                  <w:rPr/>
                 </w:pPr>
                 <w:r>
                   <w:rPr>
-                    <w:rFonts w:ascii="Arial" w:cs="Arial" w:eastAsia="Arial" w:hAnsi="Arial"/>
-                    <w:rtl w:val="0"/>
-                  </w:rPr>
-                  <w:t xml:space="preserve">5</w:t>
+                    <w:rtl w:val="0"/>
+                  </w:rPr>
+                  <w:t xml:space="preserve">3</w:t>
                 </w:r>
               </w:p>
             </w:tc>
             <w:tc>
               <w:tcPr>
-                <w:shd w:fill="auto" w:val="clear"/>
+                <w:tcBorders>
+                  <w:top w:color="000000" w:space="0" w:sz="8" w:val="single"/>
+                  <w:left w:color="000000" w:space="0" w:sz="8" w:val="single"/>
+                  <w:bottom w:color="000000" w:space="0" w:sz="8" w:val="single"/>
+                  <w:right w:color="000000" w:space="0" w:sz="8" w:val="single"/>
+                </w:tcBorders>
                 <w:tcMar>
                   <w:top w:w="100.0" w:type="dxa"/>
                   <w:left w:w="100.0" w:type="dxa"/>
@@ -3213,76 +2778,83 @@
                   <w:widowControl w:val="0"/>
                   <w:spacing w:before="0" w:line="240" w:lineRule="auto"/>
                   <w:ind w:left="0"/>
-                  <w:rPr>
-                    <w:rFonts w:ascii="Arial" w:cs="Arial" w:eastAsia="Arial" w:hAnsi="Arial"/>
-                  </w:rPr>
+                  <w:rPr/>
                 </w:pPr>
                 <w:r>
                   <w:rPr>
-                    <w:rFonts w:ascii="Arial" w:cs="Arial" w:eastAsia="Arial" w:hAnsi="Arial"/>
-                    <w:rtl w:val="0"/>
-                  </w:rPr>
-                  <w:t xml:space="preserve">La </w:t>
-                </w:r>
-                <w:r>
-                  <w:rPr>
-                    <w:rFonts w:ascii="Arial" w:cs="Arial" w:eastAsia="Arial" w:hAnsi="Arial"/>
+                    <w:rtl w:val="0"/>
+                  </w:rPr>
+                  <w:t xml:space="preserve">La entidad </w:t>
+                </w:r>
+                <w:r>
+                  <w:rPr>
                     <w:u w:val="single"/>
                     <w:rtl w:val="0"/>
                   </w:rPr>
-                  <w:t xml:space="preserve">InterfazUsuario</w:t>
-                </w:r>
-                <w:r>
-                  <w:rPr>
-                    <w:rFonts w:ascii="Arial" w:cs="Arial" w:eastAsia="Arial" w:hAnsi="Arial"/>
-                    <w:rtl w:val="0"/>
-                  </w:rPr>
-                  <w:t xml:space="preserve"> solicita a la </w:t>
-                </w:r>
-                <w:r>
-                  <w:rPr>
-                    <w:rFonts w:ascii="Arial" w:cs="Arial" w:eastAsia="Arial" w:hAnsi="Arial"/>
+                  <w:t xml:space="preserve">Tarea</w:t>
+                </w:r>
+                <w:r>
+                  <w:rPr>
+                    <w:rtl w:val="0"/>
+                  </w:rPr>
+                  <w:t xml:space="preserve"> solicita a la</w:t>
+                </w:r>
+                <w:r>
+                  <w:rPr>
                     <w:u w:val="single"/>
                     <w:rtl w:val="0"/>
                   </w:rPr>
-                  <w:t xml:space="preserve">PantallaTareas</w:t>
-                </w:r>
-                <w:r>
-                  <w:rPr>
-                    <w:rFonts w:ascii="Arial" w:cs="Arial" w:eastAsia="Arial" w:hAnsi="Arial"/>
-                    <w:rtl w:val="0"/>
-                  </w:rPr>
-                  <w:t xml:space="preserve"> desplegar el </w:t>
-                </w:r>
-                <w:r>
-                  <w:rPr>
-                    <w:rFonts w:ascii="Arial" w:cs="Arial" w:eastAsia="Arial" w:hAnsi="Arial"/>
-                    <w:i w:val="1"/>
-                    <w:rtl w:val="0"/>
-                  </w:rPr>
-                  <w:t xml:space="preserve">listado de tareas</w:t>
-                </w:r>
-                <w:r>
-                  <w:rPr>
-                    <w:rFonts w:ascii="Arial" w:cs="Arial" w:eastAsia="Arial" w:hAnsi="Arial"/>
-                    <w:rtl w:val="0"/>
-                  </w:rPr>
-                  <w:t xml:space="preserve"> (resumido). La </w:t>
-                </w:r>
-                <w:r>
-                  <w:rPr>
-                    <w:rFonts w:ascii="Arial" w:cs="Arial" w:eastAsia="Arial" w:hAnsi="Arial"/>
+                  <w:t xml:space="preserve"> InterfazBDD </w:t>
+                </w:r>
+                <w:r>
+                  <w:rPr>
+                    <w:rtl w:val="0"/>
+                  </w:rPr>
+                  <w:t xml:space="preserve">recuperar las tareas (</w:t>
+                </w:r>
+                <w:r>
+                  <w:rPr>
+                    <w:rtl w:val="0"/>
+                  </w:rPr>
+                  <w:t xml:space="preserve">getTareas</w:t>
+                </w:r>
+                <w:r>
+                  <w:rPr>
+                    <w:rtl w:val="0"/>
+                  </w:rPr>
+                  <w:t xml:space="preserve">(actorID)</w:t>
+                </w:r>
+                <w:r>
+                  <w:rPr>
+                    <w:rtl w:val="0"/>
+                  </w:rPr>
+                  <w:t xml:space="preserve">). La </w:t>
+                </w:r>
+                <w:r>
+                  <w:rPr>
                     <w:u w:val="single"/>
                     <w:rtl w:val="0"/>
                   </w:rPr>
-                  <w:t xml:space="preserve">PantallaTareas</w:t>
-                </w:r>
-                <w:r>
-                  <w:rPr>
-                    <w:rFonts w:ascii="Arial" w:cs="Arial" w:eastAsia="Arial" w:hAnsi="Arial"/>
-                    <w:rtl w:val="0"/>
-                  </w:rPr>
-                  <w:t xml:space="preserve"> se despliega.</w:t>
+                  <w:t xml:space="preserve">InterfazBDD</w:t>
+                </w:r>
+                <w:r>
+                  <w:rPr>
+                    <w:rtl w:val="0"/>
+                  </w:rPr>
+                  <w:t xml:space="preserve"> solicita a la BDD obtener el listado de tareas. La BDD retorna el listado de tareas a la </w:t>
+                </w:r>
+                <w:r>
+                  <w:rPr>
+                    <w:u w:val="single"/>
+                    <w:rtl w:val="0"/>
+                  </w:rPr>
+                  <w:t xml:space="preserve">InterfazBDD</w:t>
+                </w:r>
+                <w:r>
+                  <w:rPr>
+                    <w:rtl w:val="0"/>
+                  </w:rPr>
+                  <w:t xml:space="preserve">.</w:t>
                 </w:r>
               </w:p>
             </w:tc>
@@ -3309,9 +2881,7 @@
                   <w:widowControl w:val="0"/>
                   <w:spacing w:before="0" w:line="240" w:lineRule="auto"/>
                   <w:ind w:left="0"/>
-                  <w:rPr>
-                    <w:rFonts w:ascii="Arial" w:cs="Arial" w:eastAsia="Arial" w:hAnsi="Arial"/>
-                  </w:rPr>
+                  <w:rPr/>
                 </w:pPr>
                 <w:r>
                   <w:rPr>
@@ -3322,7 +2892,12 @@
             </w:tc>
             <w:tc>
               <w:tcPr>
-                <w:shd w:fill="auto" w:val="clear"/>
+                <w:tcBorders>
+                  <w:top w:color="000000" w:space="0" w:sz="8" w:val="single"/>
+                  <w:left w:color="000000" w:space="0" w:sz="8" w:val="single"/>
+                  <w:bottom w:color="000000" w:space="0" w:sz="8" w:val="single"/>
+                  <w:right w:color="000000" w:space="0" w:sz="8" w:val="single"/>
+                </w:tcBorders>
                 <w:tcMar>
                   <w:top w:w="100.0" w:type="dxa"/>
                   <w:left w:w="100.0" w:type="dxa"/>
@@ -3337,22 +2912,24 @@
                   <w:spacing w:before="0" w:line="240" w:lineRule="auto"/>
                   <w:ind w:left="0"/>
                   <w:jc w:val="center"/>
-                  <w:rPr>
-                    <w:rFonts w:ascii="Arial" w:cs="Arial" w:eastAsia="Arial" w:hAnsi="Arial"/>
-                  </w:rPr>
+                  <w:rPr/>
                 </w:pPr>
                 <w:r>
                   <w:rPr>
-                    <w:rFonts w:ascii="Arial" w:cs="Arial" w:eastAsia="Arial" w:hAnsi="Arial"/>
-                    <w:rtl w:val="0"/>
-                  </w:rPr>
-                  <w:t xml:space="preserve">6</w:t>
+                    <w:rtl w:val="0"/>
+                  </w:rPr>
+                  <w:t xml:space="preserve">4</w:t>
                 </w:r>
               </w:p>
             </w:tc>
             <w:tc>
               <w:tcPr>
-                <w:shd w:fill="auto" w:val="clear"/>
+                <w:tcBorders>
+                  <w:top w:color="000000" w:space="0" w:sz="8" w:val="single"/>
+                  <w:left w:color="000000" w:space="0" w:sz="8" w:val="single"/>
+                  <w:bottom w:color="000000" w:space="0" w:sz="8" w:val="single"/>
+                  <w:right w:color="000000" w:space="0" w:sz="8" w:val="single"/>
+                </w:tcBorders>
                 <w:tcMar>
                   <w:top w:w="100.0" w:type="dxa"/>
                   <w:left w:w="100.0" w:type="dxa"/>
@@ -3366,119 +2943,55 @@
                   <w:widowControl w:val="0"/>
                   <w:spacing w:before="0" w:line="240" w:lineRule="auto"/>
                   <w:ind w:left="0"/>
-                  <w:rPr>
-                    <w:rFonts w:ascii="Arial" w:cs="Arial" w:eastAsia="Arial" w:hAnsi="Arial"/>
-                  </w:rPr>
+                  <w:rPr/>
                 </w:pPr>
                 <w:r>
                   <w:rPr>
-                    <w:rFonts w:ascii="Arial" w:cs="Arial" w:eastAsia="Arial" w:hAnsi="Arial"/>
-                    <w:rtl w:val="0"/>
-                  </w:rPr>
-                  <w:t xml:space="preserve">El actor selecciona una tarea de la lista. La </w:t>
-                </w:r>
-                <w:r>
-                  <w:rPr>
-                    <w:rFonts w:ascii="Arial" w:cs="Arial" w:eastAsia="Arial" w:hAnsi="Arial"/>
+                    <w:rtl w:val="0"/>
+                  </w:rPr>
+                  <w:t xml:space="preserve">La </w:t>
+                </w:r>
+                <w:r>
+                  <w:rPr>
                     <w:u w:val="single"/>
                     <w:rtl w:val="0"/>
                   </w:rPr>
-                  <w:t xml:space="preserve">PantallaTareas</w:t>
-                </w:r>
-                <w:r>
-                  <w:rPr>
-                    <w:rFonts w:ascii="Arial" w:cs="Arial" w:eastAsia="Arial" w:hAnsi="Arial"/>
-                    <w:rtl w:val="0"/>
-                  </w:rPr>
-                  <w:t xml:space="preserve"> envía el ID de la tarea seleccionada (</w:t>
-                </w:r>
-                <w:r>
-                  <w:rPr>
-                    <w:rFonts w:ascii="Arial" w:cs="Arial" w:eastAsia="Arial" w:hAnsi="Arial"/>
-                    <w:i w:val="1"/>
-                    <w:rtl w:val="0"/>
-                  </w:rPr>
-                  <w:t xml:space="preserve">tareaID</w:t>
-                </w:r>
-                <w:r>
-                  <w:rPr>
-                    <w:rFonts w:ascii="Arial" w:cs="Arial" w:eastAsia="Arial" w:hAnsi="Arial"/>
-                    <w:rtl w:val="0"/>
-                  </w:rPr>
-                  <w:t xml:space="preserve">) a la </w:t>
-                </w:r>
-                <w:r>
-                  <w:rPr>
-                    <w:rFonts w:ascii="Arial" w:cs="Arial" w:eastAsia="Arial" w:hAnsi="Arial"/>
+                  <w:t xml:space="preserve">InterfazBDD</w:t>
+                </w:r>
+                <w:r>
+                  <w:rPr>
+                    <w:rtl w:val="0"/>
+                  </w:rPr>
+                  <w:t xml:space="preserve"> envía el listado a la entidad </w:t>
+                </w:r>
+                <w:r>
+                  <w:rPr>
                     <w:u w:val="single"/>
                     <w:rtl w:val="0"/>
                   </w:rPr>
-                  <w:t xml:space="preserve">InterfazUsuario</w:t>
-                </w:r>
-                <w:r>
-                  <w:rPr>
-                    <w:rFonts w:ascii="Arial" w:cs="Arial" w:eastAsia="Arial" w:hAnsi="Arial"/>
-                    <w:rtl w:val="0"/>
-                  </w:rPr>
-                  <w:t xml:space="preserve">. La </w:t>
-                </w:r>
-                <w:r>
-                  <w:rPr>
-                    <w:rFonts w:ascii="Arial" w:cs="Arial" w:eastAsia="Arial" w:hAnsi="Arial"/>
+                  <w:t xml:space="preserve">Tarea</w:t>
+                </w:r>
+                <w:r>
+                  <w:rPr>
+                    <w:rtl w:val="0"/>
+                  </w:rPr>
+                  <w:t xml:space="preserve">. La Entidad </w:t>
+                </w:r>
+                <w:r>
+                  <w:rPr>
                     <w:u w:val="single"/>
                     <w:rtl w:val="0"/>
                   </w:rPr>
-                  <w:t xml:space="preserve">InterfazUsuario</w:t>
-                </w:r>
-                <w:r>
-                  <w:rPr>
-                    <w:rFonts w:ascii="Arial" w:cs="Arial" w:eastAsia="Arial" w:hAnsi="Arial"/>
-                    <w:rtl w:val="0"/>
-                  </w:rPr>
-                  <w:t xml:space="preserve"> envía el evento </w:t>
-                </w:r>
-                <w:r>
-                  <w:rPr>
-                    <w:rFonts w:ascii="Arial" w:cs="Arial" w:eastAsia="Arial" w:hAnsi="Arial"/>
-                    <w:i w:val="1"/>
-                    <w:rtl w:val="0"/>
-                  </w:rPr>
-                  <w:t xml:space="preserve">verDetalleTarea</w:t>
-                </w:r>
-                <w:r>
-                  <w:rPr>
-                    <w:rFonts w:ascii="Arial" w:cs="Arial" w:eastAsia="Arial" w:hAnsi="Arial"/>
-                    <w:i w:val="1"/>
-                    <w:rtl w:val="0"/>
-                  </w:rPr>
-                  <w:t xml:space="preserve">(</w:t>
-                </w:r>
-                <w:r>
-                  <w:rPr>
-                    <w:rFonts w:ascii="Arial" w:cs="Arial" w:eastAsia="Arial" w:hAnsi="Arial"/>
-                    <w:i w:val="1"/>
-                    <w:rtl w:val="0"/>
-                  </w:rPr>
-                  <w:t xml:space="preserve">tareaID</w:t>
-                </w:r>
-                <w:r>
-                  <w:rPr>
-                    <w:rFonts w:ascii="Arial" w:cs="Arial" w:eastAsia="Arial" w:hAnsi="Arial"/>
-                    <w:i w:val="1"/>
-                    <w:rtl w:val="0"/>
-                  </w:rPr>
-                  <w:t xml:space="preserve">)</w:t>
-                </w:r>
-                <w:r>
-                  <w:rPr>
-                    <w:rFonts w:ascii="Arial" w:cs="Arial" w:eastAsia="Arial" w:hAnsi="Arial"/>
-                    <w:rtl w:val="0"/>
-                  </w:rPr>
-                  <w:t xml:space="preserve"> al </w:t>
-                </w:r>
-                <w:r>
-                  <w:rPr>
-                    <w:rFonts w:ascii="Arial" w:cs="Arial" w:eastAsia="Arial" w:hAnsi="Arial"/>
+                  <w:t xml:space="preserve">Tarea </w:t>
+                </w:r>
+                <w:r>
+                  <w:rPr>
+                    <w:rtl w:val="0"/>
+                  </w:rPr>
+                  <w:t xml:space="preserve">envía el listado al </w:t>
+                </w:r>
+                <w:r>
+                  <w:rPr>
                     <w:u w:val="single"/>
                     <w:rtl w:val="0"/>
                   </w:rPr>
@@ -3486,7 +2999,32 @@
                 </w:r>
                 <w:r>
                   <w:rPr>
-                    <w:rFonts w:ascii="Arial" w:cs="Arial" w:eastAsia="Arial" w:hAnsi="Arial"/>
+                    <w:rtl w:val="0"/>
+                  </w:rPr>
+                  <w:t xml:space="preserve">. El </w:t>
+                </w:r>
+                <w:r>
+                  <w:rPr>
+                    <w:u w:val="single"/>
+                    <w:rtl w:val="0"/>
+                  </w:rPr>
+                  <w:t xml:space="preserve">ManejadorTarea</w:t>
+                </w:r>
+                <w:r>
+                  <w:rPr>
+                    <w:rtl w:val="0"/>
+                  </w:rPr>
+                  <w:t xml:space="preserve"> solicita a InterfazUsuario desplegar la </w:t>
+                </w:r>
+                <w:r>
+                  <w:rPr>
+                    <w:u w:val="single"/>
+                    <w:rtl w:val="0"/>
+                  </w:rPr>
+                  <w:t xml:space="preserve">PantallaPlanificacion</w:t>
+                </w:r>
+                <w:r>
+                  <w:rPr>
                     <w:rtl w:val="0"/>
                   </w:rPr>
                   <w:t xml:space="preserve">.</w:t>
@@ -3516,9 +3054,7 @@
                   <w:widowControl w:val="0"/>
                   <w:spacing w:before="0" w:line="240" w:lineRule="auto"/>
                   <w:ind w:left="0"/>
-                  <w:rPr>
-                    <w:rFonts w:ascii="Arial" w:cs="Arial" w:eastAsia="Arial" w:hAnsi="Arial"/>
-                  </w:rPr>
+                  <w:rPr/>
                 </w:pPr>
                 <w:r>
                   <w:rPr>
@@ -3529,7 +3065,12 @@
             </w:tc>
             <w:tc>
               <w:tcPr>
-                <w:shd w:fill="auto" w:val="clear"/>
+                <w:tcBorders>
+                  <w:top w:color="000000" w:space="0" w:sz="8" w:val="single"/>
+                  <w:left w:color="000000" w:space="0" w:sz="8" w:val="single"/>
+                  <w:bottom w:color="000000" w:space="0" w:sz="8" w:val="single"/>
+                  <w:right w:color="000000" w:space="0" w:sz="8" w:val="single"/>
+                </w:tcBorders>
                 <w:tcMar>
                   <w:top w:w="100.0" w:type="dxa"/>
                   <w:left w:w="100.0" w:type="dxa"/>
@@ -3544,22 +3085,24 @@
                   <w:spacing w:before="0" w:line="240" w:lineRule="auto"/>
                   <w:ind w:left="0"/>
                   <w:jc w:val="center"/>
-                  <w:rPr>
-                    <w:rFonts w:ascii="Arial" w:cs="Arial" w:eastAsia="Arial" w:hAnsi="Arial"/>
-                  </w:rPr>
+                  <w:rPr/>
                 </w:pPr>
                 <w:r>
                   <w:rPr>
-                    <w:rFonts w:ascii="Arial" w:cs="Arial" w:eastAsia="Arial" w:hAnsi="Arial"/>
-                    <w:rtl w:val="0"/>
-                  </w:rPr>
-                  <w:t xml:space="preserve">7</w:t>
+                    <w:rtl w:val="0"/>
+                  </w:rPr>
+                  <w:t xml:space="preserve">5</w:t>
                 </w:r>
               </w:p>
             </w:tc>
             <w:tc>
               <w:tcPr>
-                <w:shd w:fill="auto" w:val="clear"/>
+                <w:tcBorders>
+                  <w:top w:color="000000" w:space="0" w:sz="8" w:val="single"/>
+                  <w:left w:color="000000" w:space="0" w:sz="8" w:val="single"/>
+                  <w:bottom w:color="000000" w:space="0" w:sz="8" w:val="single"/>
+                  <w:right w:color="000000" w:space="0" w:sz="8" w:val="single"/>
+                </w:tcBorders>
                 <w:tcMar>
                   <w:top w:w="100.0" w:type="dxa"/>
                   <w:left w:w="100.0" w:type="dxa"/>
@@ -3573,85 +3116,52 @@
                   <w:widowControl w:val="0"/>
                   <w:spacing w:before="0" w:line="240" w:lineRule="auto"/>
                   <w:ind w:left="0"/>
-                  <w:rPr>
-                    <w:rFonts w:ascii="Arial" w:cs="Arial" w:eastAsia="Arial" w:hAnsi="Arial"/>
-                  </w:rPr>
+                  <w:rPr/>
                 </w:pPr>
                 <w:r>
                   <w:rPr>
-                    <w:rFonts w:ascii="Arial" w:cs="Arial" w:eastAsia="Arial" w:hAnsi="Arial"/>
-                    <w:rtl w:val="0"/>
-                  </w:rPr>
-                  <w:t xml:space="preserve">El </w:t>
-                </w:r>
-                <w:r>
-                  <w:rPr>
-                    <w:rFonts w:ascii="Arial" w:cs="Arial" w:eastAsia="Arial" w:hAnsi="Arial"/>
+                    <w:rtl w:val="0"/>
+                  </w:rPr>
+                  <w:t xml:space="preserve">La </w:t>
+                </w:r>
+                <w:r>
+                  <w:rPr>
                     <w:u w:val="single"/>
                     <w:rtl w:val="0"/>
                   </w:rPr>
-                  <w:t xml:space="preserve">ManejadorTarea</w:t>
-                </w:r>
-                <w:r>
-                  <w:rPr>
-                    <w:rFonts w:ascii="Arial" w:cs="Arial" w:eastAsia="Arial" w:hAnsi="Arial"/>
-                    <w:rtl w:val="0"/>
-                  </w:rPr>
-                  <w:t xml:space="preserve"> solicita a la entidad </w:t>
-                </w:r>
-                <w:r>
-                  <w:rPr>
-                    <w:rFonts w:ascii="Arial" w:cs="Arial" w:eastAsia="Arial" w:hAnsi="Arial"/>
+                  <w:t xml:space="preserve">InterfazUsuario</w:t>
+                </w:r>
+                <w:r>
+                  <w:rPr>
+                    <w:rtl w:val="0"/>
+                  </w:rPr>
+                  <w:t xml:space="preserve"> solicita a la </w:t>
+                </w:r>
+                <w:r>
+                  <w:rPr>
                     <w:u w:val="single"/>
                     <w:rtl w:val="0"/>
                   </w:rPr>
-                  <w:t xml:space="preserve">Tarea</w:t>
-                </w:r>
-                <w:r>
-                  <w:rPr>
-                    <w:rFonts w:ascii="Arial" w:cs="Arial" w:eastAsia="Arial" w:hAnsi="Arial"/>
-                    <w:rtl w:val="0"/>
-                  </w:rPr>
-                  <w:t xml:space="preserve"> obtener los detalles completos </w:t>
-                </w:r>
-                <w:r>
-                  <w:rPr>
-                    <w:rFonts w:ascii="Arial" w:cs="Arial" w:eastAsia="Arial" w:hAnsi="Arial"/>
-                    <w:i w:val="1"/>
-                    <w:rtl w:val="0"/>
-                  </w:rPr>
-                  <w:t xml:space="preserve">getDetalleTarea</w:t>
-                </w:r>
-                <w:r>
-                  <w:rPr>
-                    <w:rFonts w:ascii="Arial" w:cs="Arial" w:eastAsia="Arial" w:hAnsi="Arial"/>
-                    <w:i w:val="1"/>
-                    <w:rtl w:val="0"/>
-                  </w:rPr>
-                  <w:t xml:space="preserve">(</w:t>
-                </w:r>
-                <w:r>
-                  <w:rPr>
-                    <w:rFonts w:ascii="Arial" w:cs="Arial" w:eastAsia="Arial" w:hAnsi="Arial"/>
-                    <w:i w:val="1"/>
-                    <w:rtl w:val="0"/>
-                  </w:rPr>
-                  <w:t xml:space="preserve">tareaID</w:t>
-                </w:r>
-                <w:r>
-                  <w:rPr>
-                    <w:rFonts w:ascii="Arial" w:cs="Arial" w:eastAsia="Arial" w:hAnsi="Arial"/>
-                    <w:i w:val="1"/>
-                    <w:rtl w:val="0"/>
-                  </w:rPr>
-                  <w:t xml:space="preserve">)</w:t>
-                </w:r>
-                <w:r>
-                  <w:rPr>
-                    <w:rFonts w:ascii="Arial" w:cs="Arial" w:eastAsia="Arial" w:hAnsi="Arial"/>
-                    <w:rtl w:val="0"/>
-                  </w:rPr>
-                  <w:t xml:space="preserve">.</w:t>
+                  <w:t xml:space="preserve">PantallaPlanificacion</w:t>
+                </w:r>
+                <w:r>
+                  <w:rPr>
+                    <w:rtl w:val="0"/>
+                  </w:rPr>
+                  <w:t xml:space="preserve"> mostrar el listado de tareas. La </w:t>
+                </w:r>
+                <w:r>
+                  <w:rPr>
+                    <w:u w:val="single"/>
+                    <w:rtl w:val="0"/>
+                  </w:rPr>
+                  <w:t xml:space="preserve">PantallaPlanificacion</w:t>
+                </w:r>
+                <w:r>
+                  <w:rPr>
+                    <w:rtl w:val="0"/>
+                  </w:rPr>
+                  <w:t xml:space="preserve"> se despliega y muestra el listado.</w:t>
                 </w:r>
               </w:p>
             </w:tc>
@@ -3678,9 +3188,7 @@
                   <w:widowControl w:val="0"/>
                   <w:spacing w:before="0" w:line="240" w:lineRule="auto"/>
                   <w:ind w:left="0"/>
-                  <w:rPr>
-                    <w:rFonts w:ascii="Arial" w:cs="Arial" w:eastAsia="Arial" w:hAnsi="Arial"/>
-                  </w:rPr>
+                  <w:rPr/>
                 </w:pPr>
                 <w:r>
                   <w:rPr>
@@ -3691,7 +3199,12 @@
             </w:tc>
             <w:tc>
               <w:tcPr>
-                <w:shd w:fill="auto" w:val="clear"/>
+                <w:tcBorders>
+                  <w:top w:color="000000" w:space="0" w:sz="8" w:val="single"/>
+                  <w:left w:color="000000" w:space="0" w:sz="8" w:val="single"/>
+                  <w:bottom w:color="000000" w:space="0" w:sz="8" w:val="single"/>
+                  <w:right w:color="000000" w:space="0" w:sz="8" w:val="single"/>
+                </w:tcBorders>
                 <w:tcMar>
                   <w:top w:w="100.0" w:type="dxa"/>
                   <w:left w:w="100.0" w:type="dxa"/>
@@ -3706,22 +3219,24 @@
                   <w:spacing w:before="0" w:line="240" w:lineRule="auto"/>
                   <w:ind w:left="0"/>
                   <w:jc w:val="center"/>
-                  <w:rPr>
-                    <w:rFonts w:ascii="Arial" w:cs="Arial" w:eastAsia="Arial" w:hAnsi="Arial"/>
-                  </w:rPr>
+                  <w:rPr/>
                 </w:pPr>
                 <w:r>
                   <w:rPr>
-                    <w:rFonts w:ascii="Arial" w:cs="Arial" w:eastAsia="Arial" w:hAnsi="Arial"/>
-                    <w:rtl w:val="0"/>
-                  </w:rPr>
-                  <w:t xml:space="preserve">8</w:t>
+                    <w:rtl w:val="0"/>
+                  </w:rPr>
+                  <w:t xml:space="preserve">6</w:t>
                 </w:r>
               </w:p>
             </w:tc>
             <w:tc>
               <w:tcPr>
-                <w:shd w:fill="auto" w:val="clear"/>
+                <w:tcBorders>
+                  <w:top w:color="000000" w:space="0" w:sz="8" w:val="single"/>
+                  <w:left w:color="000000" w:space="0" w:sz="8" w:val="single"/>
+                  <w:bottom w:color="000000" w:space="0" w:sz="8" w:val="single"/>
+                  <w:right w:color="000000" w:space="0" w:sz="8" w:val="single"/>
+                </w:tcBorders>
                 <w:tcMar>
                   <w:top w:w="100.0" w:type="dxa"/>
                   <w:left w:w="100.0" w:type="dxa"/>
@@ -3735,89 +3250,98 @@
                   <w:widowControl w:val="0"/>
                   <w:spacing w:before="0" w:line="240" w:lineRule="auto"/>
                   <w:ind w:left="0"/>
-                  <w:rPr>
-                    <w:rFonts w:ascii="Arial" w:cs="Arial" w:eastAsia="Arial" w:hAnsi="Arial"/>
-                  </w:rPr>
+                  <w:rPr/>
                 </w:pPr>
                 <w:r>
                   <w:rPr>
-                    <w:rFonts w:ascii="Arial" w:cs="Arial" w:eastAsia="Arial" w:hAnsi="Arial"/>
-                    <w:rtl w:val="0"/>
-                  </w:rPr>
-                  <w:t xml:space="preserve">La entidad </w:t>
-                </w:r>
-                <w:r>
-                  <w:rPr>
-                    <w:rFonts w:ascii="Arial" w:cs="Arial" w:eastAsia="Arial" w:hAnsi="Arial"/>
+                    <w:rtl w:val="0"/>
+                  </w:rPr>
+                  <w:t xml:space="preserve">El actor selecciona una tarea de la lista. La </w:t>
+                </w:r>
+                <w:r>
+                  <w:rPr>
                     <w:u w:val="single"/>
                     <w:rtl w:val="0"/>
                   </w:rPr>
-                  <w:t xml:space="preserve">Tarea</w:t>
-                </w:r>
-                <w:r>
-                  <w:rPr>
-                    <w:rFonts w:ascii="Arial" w:cs="Arial" w:eastAsia="Arial" w:hAnsi="Arial"/>
-                    <w:rtl w:val="0"/>
-                  </w:rPr>
-                  <w:t xml:space="preserve"> solicita a la </w:t>
-                </w:r>
-                <w:r>
-                  <w:rPr>
-                    <w:rFonts w:ascii="Arial" w:cs="Arial" w:eastAsia="Arial" w:hAnsi="Arial"/>
+                  <w:t xml:space="preserve">PantallaPlanificacion</w:t>
+                </w:r>
+                <w:r>
+                  <w:rPr>
+                    <w:rtl w:val="0"/>
+                  </w:rPr>
+                  <w:t xml:space="preserve"> envía el ID de la tarea seleccionada (</w:t>
+                </w:r>
+                <w:r>
+                  <w:rPr>
+                    <w:rtl w:val="0"/>
+                  </w:rPr>
+                  <w:t xml:space="preserve">tareaID</w:t>
+                </w:r>
+                <w:r>
+                  <w:rPr>
+                    <w:rtl w:val="0"/>
+                  </w:rPr>
+                  <w:t xml:space="preserve">) a la  </w:t>
+                </w:r>
+                <w:r>
+                  <w:rPr>
                     <w:u w:val="single"/>
                     <w:rtl w:val="0"/>
                   </w:rPr>
-                  <w:t xml:space="preserve">InterfazBDD</w:t>
-                </w:r>
-                <w:r>
-                  <w:rPr>
-                    <w:rFonts w:ascii="Arial" w:cs="Arial" w:eastAsia="Arial" w:hAnsi="Arial"/>
-                    <w:rtl w:val="0"/>
-                  </w:rPr>
-                  <w:t xml:space="preserve"> </w:t>
-                </w:r>
-                <w:r>
-                  <w:rPr>
-                    <w:rFonts w:ascii="Arial" w:cs="Arial" w:eastAsia="Arial" w:hAnsi="Arial"/>
-                    <w:i w:val="1"/>
-                    <w:rtl w:val="0"/>
-                  </w:rPr>
-                  <w:t xml:space="preserve">getDetalleTareaCompleto(</w:t>
-                </w:r>
-                <w:r>
-                  <w:rPr>
-                    <w:rFonts w:ascii="Arial" w:cs="Arial" w:eastAsia="Arial" w:hAnsi="Arial"/>
-                    <w:i w:val="1"/>
+                  <w:t xml:space="preserve">InterfazUsuario</w:t>
+                </w:r>
+                <w:r>
+                  <w:rPr>
+                    <w:rtl w:val="0"/>
+                  </w:rPr>
+                  <w:t xml:space="preserve">. La </w:t>
+                </w:r>
+                <w:r>
+                  <w:rPr>
+                    <w:u w:val="single"/>
+                    <w:rtl w:val="0"/>
+                  </w:rPr>
+                  <w:t xml:space="preserve">InterfazUsuario</w:t>
+                </w:r>
+                <w:r>
+                  <w:rPr>
+                    <w:rtl w:val="0"/>
+                  </w:rPr>
+                  <w:t xml:space="preserve"> envía el evento </w:t>
+                </w:r>
+                <w:r>
+                  <w:rPr>
+                    <w:rtl w:val="0"/>
+                  </w:rPr>
+                  <w:t xml:space="preserve">verDetalleTarea</w:t>
+                </w:r>
+                <w:r>
+                  <w:rPr>
+                    <w:rtl w:val="0"/>
+                  </w:rPr>
+                  <w:t xml:space="preserve">(</w:t>
+                </w:r>
+                <w:r>
+                  <w:rPr>
                     <w:rtl w:val="0"/>
                   </w:rPr>
                   <w:t xml:space="preserve">tareaID</w:t>
                 </w:r>
                 <w:r>
                   <w:rPr>
-                    <w:rFonts w:ascii="Arial" w:cs="Arial" w:eastAsia="Arial" w:hAnsi="Arial"/>
-                    <w:i w:val="1"/>
-                    <w:rtl w:val="0"/>
-                  </w:rPr>
-                  <w:t xml:space="preserve">)</w:t>
-                </w:r>
-                <w:r>
-                  <w:rPr>
-                    <w:rFonts w:ascii="Arial" w:cs="Arial" w:eastAsia="Arial" w:hAnsi="Arial"/>
-                    <w:rtl w:val="0"/>
-                  </w:rPr>
-                  <w:t xml:space="preserve">. La BDD retorna el estado, usuario asignado, tiempos de registro y usuarios que aportaron a la </w:t>
-                </w:r>
-                <w:r>
-                  <w:rPr>
-                    <w:rFonts w:ascii="Arial" w:cs="Arial" w:eastAsia="Arial" w:hAnsi="Arial"/>
+                    <w:rtl w:val="0"/>
+                  </w:rPr>
+                  <w:t xml:space="preserve">) al </w:t>
+                </w:r>
+                <w:r>
+                  <w:rPr>
                     <w:u w:val="single"/>
                     <w:rtl w:val="0"/>
                   </w:rPr>
-                  <w:t xml:space="preserve">InterfazBDD</w:t>
-                </w:r>
-                <w:r>
-                  <w:rPr>
-                    <w:rFonts w:ascii="Arial" w:cs="Arial" w:eastAsia="Arial" w:hAnsi="Arial"/>
+                  <w:t xml:space="preserve">ManejadorTarea</w:t>
+                </w:r>
+                <w:r>
+                  <w:rPr>
                     <w:rtl w:val="0"/>
                   </w:rPr>
                   <w:t xml:space="preserve">.</w:t>
@@ -3847,9 +3371,7 @@
                   <w:widowControl w:val="0"/>
                   <w:spacing w:before="0" w:line="240" w:lineRule="auto"/>
                   <w:ind w:left="0"/>
-                  <w:rPr>
-                    <w:rFonts w:ascii="Arial" w:cs="Arial" w:eastAsia="Arial" w:hAnsi="Arial"/>
-                  </w:rPr>
+                  <w:rPr/>
                 </w:pPr>
                 <w:r>
                   <w:rPr>
@@ -3860,7 +3382,12 @@
             </w:tc>
             <w:tc>
               <w:tcPr>
-                <w:shd w:fill="auto" w:val="clear"/>
+                <w:tcBorders>
+                  <w:top w:color="000000" w:space="0" w:sz="8" w:val="single"/>
+                  <w:left w:color="000000" w:space="0" w:sz="8" w:val="single"/>
+                  <w:bottom w:color="000000" w:space="0" w:sz="8" w:val="single"/>
+                  <w:right w:color="000000" w:space="0" w:sz="8" w:val="single"/>
+                </w:tcBorders>
                 <w:tcMar>
                   <w:top w:w="100.0" w:type="dxa"/>
                   <w:left w:w="100.0" w:type="dxa"/>
@@ -3875,22 +3402,24 @@
                   <w:spacing w:before="0" w:line="240" w:lineRule="auto"/>
                   <w:ind w:left="0"/>
                   <w:jc w:val="center"/>
-                  <w:rPr>
-                    <w:rFonts w:ascii="Arial" w:cs="Arial" w:eastAsia="Arial" w:hAnsi="Arial"/>
-                  </w:rPr>
+                  <w:rPr/>
                 </w:pPr>
                 <w:r>
                   <w:rPr>
-                    <w:rFonts w:ascii="Arial" w:cs="Arial" w:eastAsia="Arial" w:hAnsi="Arial"/>
-                    <w:rtl w:val="0"/>
-                  </w:rPr>
-                  <w:t xml:space="preserve">9</w:t>
+                    <w:rtl w:val="0"/>
+                  </w:rPr>
+                  <w:t xml:space="preserve">7</w:t>
                 </w:r>
               </w:p>
             </w:tc>
             <w:tc>
               <w:tcPr>
-                <w:shd w:fill="auto" w:val="clear"/>
+                <w:tcBorders>
+                  <w:top w:color="000000" w:space="0" w:sz="8" w:val="single"/>
+                  <w:left w:color="000000" w:space="0" w:sz="8" w:val="single"/>
+                  <w:bottom w:color="000000" w:space="0" w:sz="8" w:val="single"/>
+                  <w:right w:color="000000" w:space="0" w:sz="8" w:val="single"/>
+                </w:tcBorders>
                 <w:tcMar>
                   <w:top w:w="100.0" w:type="dxa"/>
                   <w:left w:w="100.0" w:type="dxa"/>
@@ -3904,35 +3433,29 @@
                   <w:widowControl w:val="0"/>
                   <w:spacing w:before="0" w:line="240" w:lineRule="auto"/>
                   <w:ind w:left="0"/>
-                  <w:rPr>
-                    <w:rFonts w:ascii="Arial" w:cs="Arial" w:eastAsia="Arial" w:hAnsi="Arial"/>
-                  </w:rPr>
+                  <w:rPr/>
                 </w:pPr>
                 <w:r>
                   <w:rPr>
-                    <w:rFonts w:ascii="Arial" w:cs="Arial" w:eastAsia="Arial" w:hAnsi="Arial"/>
-                    <w:rtl w:val="0"/>
-                  </w:rPr>
-                  <w:t xml:space="preserve">La </w:t>
-                </w:r>
-                <w:r>
-                  <w:rPr>
-                    <w:rFonts w:ascii="Arial" w:cs="Arial" w:eastAsia="Arial" w:hAnsi="Arial"/>
+                    <w:rtl w:val="0"/>
+                  </w:rPr>
+                  <w:t xml:space="preserve">El </w:t>
+                </w:r>
+                <w:r>
+                  <w:rPr>
                     <w:u w:val="single"/>
                     <w:rtl w:val="0"/>
                   </w:rPr>
-                  <w:t xml:space="preserve">InterfazBDD</w:t>
-                </w:r>
-                <w:r>
-                  <w:rPr>
-                    <w:rFonts w:ascii="Arial" w:cs="Arial" w:eastAsia="Arial" w:hAnsi="Arial"/>
-                    <w:rtl w:val="0"/>
-                  </w:rPr>
-                  <w:t xml:space="preserve"> envía la información detallada a la entidad </w:t>
-                </w:r>
-                <w:r>
-                  <w:rPr>
-                    <w:rFonts w:ascii="Arial" w:cs="Arial" w:eastAsia="Arial" w:hAnsi="Arial"/>
+                  <w:t xml:space="preserve">ManejadorTarea</w:t>
+                </w:r>
+                <w:r>
+                  <w:rPr>
+                    <w:rtl w:val="0"/>
+                  </w:rPr>
+                  <w:t xml:space="preserve"> solicita a la entidad </w:t>
+                </w:r>
+                <w:r>
+                  <w:rPr>
                     <w:u w:val="single"/>
                     <w:rtl w:val="0"/>
                   </w:rPr>
@@ -3940,85 +3463,39 @@
                 </w:r>
                 <w:r>
                   <w:rPr>
-                    <w:rFonts w:ascii="Arial" w:cs="Arial" w:eastAsia="Arial" w:hAnsi="Arial"/>
-                    <w:rtl w:val="0"/>
-                  </w:rPr>
-                  <w:t xml:space="preserve">. La entidad </w:t>
-                </w:r>
-                <w:r>
-                  <w:rPr>
-                    <w:rFonts w:ascii="Arial" w:cs="Arial" w:eastAsia="Arial" w:hAnsi="Arial"/>
-                    <w:u w:val="single"/>
-                    <w:rtl w:val="0"/>
-                  </w:rPr>
-                  <w:t xml:space="preserve">Tarea</w:t>
-                </w:r>
-                <w:r>
-                  <w:rPr>
-                    <w:rFonts w:ascii="Arial" w:cs="Arial" w:eastAsia="Arial" w:hAnsi="Arial"/>
-                    <w:rtl w:val="0"/>
-                  </w:rPr>
-                  <w:t xml:space="preserve"> formatea los datos y los envía al </w:t>
-                </w:r>
-                <w:r>
-                  <w:rPr>
-                    <w:rFonts w:ascii="Arial" w:cs="Arial" w:eastAsia="Arial" w:hAnsi="Arial"/>
-                    <w:u w:val="single"/>
-                    <w:rtl w:val="0"/>
-                  </w:rPr>
-                  <w:t xml:space="preserve">ManejadorTarea</w:t>
-                </w:r>
-                <w:r>
-                  <w:rPr>
-                    <w:rFonts w:ascii="Arial" w:cs="Arial" w:eastAsia="Arial" w:hAnsi="Arial"/>
-                    <w:rtl w:val="0"/>
-                  </w:rPr>
-                  <w:t xml:space="preserve">. El </w:t>
-                </w:r>
-                <w:r>
-                  <w:rPr>
-                    <w:rFonts w:ascii="Arial" w:cs="Arial" w:eastAsia="Arial" w:hAnsi="Arial"/>
-                    <w:u w:val="single"/>
-                    <w:rtl w:val="0"/>
-                  </w:rPr>
-                  <w:t xml:space="preserve">ManejadorTarea</w:t>
-                </w:r>
-                <w:r>
-                  <w:rPr>
-                    <w:rFonts w:ascii="Arial" w:cs="Arial" w:eastAsia="Arial" w:hAnsi="Arial"/>
-                    <w:rtl w:val="0"/>
-                  </w:rPr>
-                  <w:t xml:space="preserve"> solicita a la </w:t>
-                </w:r>
-                <w:r>
-                  <w:rPr>
-                    <w:rFonts w:ascii="Arial" w:cs="Arial" w:eastAsia="Arial" w:hAnsi="Arial"/>
-                    <w:u w:val="single"/>
-                    <w:rtl w:val="0"/>
-                  </w:rPr>
-                  <w:t xml:space="preserve">InterfazUsuario</w:t>
-                </w:r>
-                <w:r>
-                  <w:rPr>
-                    <w:rFonts w:ascii="Arial" w:cs="Arial" w:eastAsia="Arial" w:hAnsi="Arial"/>
-                    <w:rtl w:val="0"/>
-                  </w:rPr>
-                  <w:t xml:space="preserve"> actualizar la </w:t>
-                </w:r>
-                <w:r>
-                  <w:rPr>
-                    <w:rFonts w:ascii="Arial" w:cs="Arial" w:eastAsia="Arial" w:hAnsi="Arial"/>
-                    <w:u w:val="single"/>
-                    <w:rtl w:val="0"/>
-                  </w:rPr>
-                  <w:t xml:space="preserve">PantallaTareas</w:t>
-                </w:r>
-                <w:r>
-                  <w:rPr>
-                    <w:rFonts w:ascii="Arial" w:cs="Arial" w:eastAsia="Arial" w:hAnsi="Arial"/>
-                    <w:rtl w:val="0"/>
-                  </w:rPr>
-                  <w:t xml:space="preserve"> con el detalle.</w:t>
+                    <w:rtl w:val="0"/>
+                  </w:rPr>
+                  <w:t xml:space="preserve"> obtener los detalles completos de la tarea (</w:t>
+                </w:r>
+                <w:r>
+                  <w:rPr>
+                    <w:rtl w:val="0"/>
+                  </w:rPr>
+                  <w:t xml:space="preserve">getDetalleTarea</w:t>
+                </w:r>
+                <w:r>
+                  <w:rPr>
+                    <w:rtl w:val="0"/>
+                  </w:rPr>
+                  <w:t xml:space="preserve">(</w:t>
+                </w:r>
+                <w:r>
+                  <w:rPr>
+                    <w:rtl w:val="0"/>
+                  </w:rPr>
+                  <w:t xml:space="preserve">tareaID</w:t>
+                </w:r>
+                <w:r>
+                  <w:rPr>
+                    <w:rtl w:val="0"/>
+                  </w:rPr>
+                  <w:t xml:space="preserve">)</w:t>
+                </w:r>
+                <w:r>
+                  <w:rPr>
+                    <w:rtl w:val="0"/>
+                  </w:rPr>
+                  <w:t xml:space="preserve">).</w:t>
                 </w:r>
               </w:p>
             </w:tc>
@@ -4045,9 +3522,7 @@
                   <w:widowControl w:val="0"/>
                   <w:spacing w:before="0" w:line="240" w:lineRule="auto"/>
                   <w:ind w:left="0"/>
-                  <w:rPr>
-                    <w:rFonts w:ascii="Arial" w:cs="Arial" w:eastAsia="Arial" w:hAnsi="Arial"/>
-                  </w:rPr>
+                  <w:rPr/>
                 </w:pPr>
                 <w:r>
                   <w:rPr>
@@ -4056,6 +3531,127 @@
                 </w:r>
               </w:p>
             </w:tc>
+            <w:tc>
+              <w:tcPr>
+                <w:tcBorders>
+                  <w:top w:color="000000" w:space="0" w:sz="8" w:val="single"/>
+                  <w:left w:color="000000" w:space="0" w:sz="8" w:val="single"/>
+                  <w:bottom w:color="000000" w:space="0" w:sz="8" w:val="single"/>
+                  <w:right w:color="000000" w:space="0" w:sz="8" w:val="single"/>
+                </w:tcBorders>
+                <w:tcMar>
+                  <w:top w:w="100.0" w:type="dxa"/>
+                  <w:left w:w="100.0" w:type="dxa"/>
+                  <w:bottom w:w="100.0" w:type="dxa"/>
+                  <w:right w:w="100.0" w:type="dxa"/>
+                </w:tcMar>
+                <w:vAlign w:val="top"/>
+              </w:tcPr>
+              <w:p>
+                <w:pPr>
+                  <w:widowControl w:val="0"/>
+                  <w:spacing w:before="0" w:line="240" w:lineRule="auto"/>
+                  <w:ind w:left="0"/>
+                  <w:jc w:val="center"/>
+                  <w:rPr/>
+                </w:pPr>
+                <w:r>
+                  <w:rPr>
+                    <w:rtl w:val="0"/>
+                  </w:rPr>
+                  <w:t xml:space="preserve">8</w:t>
+                </w:r>
+              </w:p>
+            </w:tc>
+            <w:tc>
+              <w:tcPr>
+                <w:tcBorders>
+                  <w:top w:color="000000" w:space="0" w:sz="8" w:val="single"/>
+                  <w:left w:color="000000" w:space="0" w:sz="8" w:val="single"/>
+                  <w:bottom w:color="000000" w:space="0" w:sz="8" w:val="single"/>
+                  <w:right w:color="000000" w:space="0" w:sz="8" w:val="single"/>
+                </w:tcBorders>
+                <w:tcMar>
+                  <w:top w:w="100.0" w:type="dxa"/>
+                  <w:left w:w="100.0" w:type="dxa"/>
+                  <w:bottom w:w="100.0" w:type="dxa"/>
+                  <w:right w:w="100.0" w:type="dxa"/>
+                </w:tcMar>
+                <w:vAlign w:val="top"/>
+              </w:tcPr>
+              <w:p>
+                <w:pPr>
+                  <w:widowControl w:val="0"/>
+                  <w:spacing w:before="0" w:line="240" w:lineRule="auto"/>
+                  <w:ind w:left="0"/>
+                  <w:rPr/>
+                </w:pPr>
+                <w:r>
+                  <w:rPr>
+                    <w:rtl w:val="0"/>
+                  </w:rPr>
+                  <w:t xml:space="preserve">La entidad </w:t>
+                </w:r>
+                <w:r>
+                  <w:rPr>
+                    <w:u w:val="single"/>
+                    <w:rtl w:val="0"/>
+                  </w:rPr>
+                  <w:t xml:space="preserve">Tarea</w:t>
+                </w:r>
+                <w:r>
+                  <w:rPr>
+                    <w:rtl w:val="0"/>
+                  </w:rPr>
+                  <w:t xml:space="preserve"> solicita a la </w:t>
+                </w:r>
+                <w:r>
+                  <w:rPr>
+                    <w:u w:val="single"/>
+                    <w:rtl w:val="0"/>
+                  </w:rPr>
+                  <w:t xml:space="preserve">InterfazBDD</w:t>
+                </w:r>
+                <w:r>
+                  <w:rPr>
+                    <w:rtl w:val="0"/>
+                  </w:rPr>
+                  <w:t xml:space="preserve"> recuperar los detalles completos de la tarea (getDetalleTareaCompleto(</w:t>
+                </w:r>
+                <w:r>
+                  <w:rPr>
+                    <w:rtl w:val="0"/>
+                  </w:rPr>
+                  <w:t xml:space="preserve">tareaID</w:t>
+                </w:r>
+                <w:r>
+                  <w:rPr>
+                    <w:rtl w:val="0"/>
+                  </w:rPr>
+                  <w:t xml:space="preserve">)). La BDD retorna el estado, usuario asignado, tiempos registrados y usuarios que aportaron a la </w:t>
+                </w:r>
+                <w:r>
+                  <w:rPr>
+                    <w:u w:val="single"/>
+                    <w:rtl w:val="0"/>
+                  </w:rPr>
+                  <w:t xml:space="preserve">InterfazBDD</w:t>
+                </w:r>
+                <w:r>
+                  <w:rPr>
+                    <w:rtl w:val="0"/>
+                  </w:rPr>
+                  <w:t xml:space="preserve">.</w:t>
+                </w:r>
+              </w:p>
+            </w:tc>
+          </w:tr>
+          <w:tr>
+            <w:trPr>
+              <w:cantSplit w:val="0"/>
+              <w:trHeight w:val="773.935546875" w:hRule="atLeast"/>
+              <w:tblHeader w:val="0"/>
+            </w:trPr>
             <w:tc>
               <w:tcPr>
                 <w:shd w:fill="auto" w:val="clear"/>
@@ -4072,20 +3668,163 @@
                   <w:widowControl w:val="0"/>
                   <w:spacing w:before="0" w:line="240" w:lineRule="auto"/>
                   <w:ind w:left="0"/>
-                  <w:jc w:val="center"/>
-                  <w:rPr>
-                    <w:rFonts w:ascii="Arial" w:cs="Arial" w:eastAsia="Arial" w:hAnsi="Arial"/>
-                  </w:rPr>
+                  <w:rPr/>
                 </w:pPr>
                 <w:r>
                   <w:rPr>
-                    <w:rFonts w:ascii="Arial" w:cs="Arial" w:eastAsia="Arial" w:hAnsi="Arial"/>
-                    <w:rtl w:val="0"/>
-                  </w:rPr>
-                  <w:t xml:space="preserve">10</w:t>
+                    <w:rtl w:val="0"/>
+                  </w:rPr>
                 </w:r>
               </w:p>
             </w:tc>
+            <w:tc>
+              <w:tcPr>
+                <w:tcBorders>
+                  <w:top w:color="000000" w:space="0" w:sz="8" w:val="single"/>
+                  <w:left w:color="000000" w:space="0" w:sz="8" w:val="single"/>
+                  <w:bottom w:color="000000" w:space="0" w:sz="8" w:val="single"/>
+                  <w:right w:color="000000" w:space="0" w:sz="8" w:val="single"/>
+                </w:tcBorders>
+                <w:tcMar>
+                  <w:top w:w="100.0" w:type="dxa"/>
+                  <w:left w:w="100.0" w:type="dxa"/>
+                  <w:bottom w:w="100.0" w:type="dxa"/>
+                  <w:right w:w="100.0" w:type="dxa"/>
+                </w:tcMar>
+                <w:vAlign w:val="top"/>
+              </w:tcPr>
+              <w:p>
+                <w:pPr>
+                  <w:widowControl w:val="0"/>
+                  <w:spacing w:before="0" w:line="240" w:lineRule="auto"/>
+                  <w:ind w:left="0"/>
+                  <w:jc w:val="center"/>
+                  <w:rPr/>
+                </w:pPr>
+                <w:r>
+                  <w:rPr>
+                    <w:rtl w:val="0"/>
+                  </w:rPr>
+                  <w:t xml:space="preserve">9</w:t>
+                </w:r>
+              </w:p>
+            </w:tc>
+            <w:tc>
+              <w:tcPr>
+                <w:tcBorders>
+                  <w:top w:color="000000" w:space="0" w:sz="8" w:val="single"/>
+                  <w:left w:color="000000" w:space="0" w:sz="8" w:val="single"/>
+                  <w:bottom w:color="000000" w:space="0" w:sz="8" w:val="single"/>
+                  <w:right w:color="000000" w:space="0" w:sz="8" w:val="single"/>
+                </w:tcBorders>
+                <w:tcMar>
+                  <w:top w:w="100.0" w:type="dxa"/>
+                  <w:left w:w="100.0" w:type="dxa"/>
+                  <w:bottom w:w="100.0" w:type="dxa"/>
+                  <w:right w:w="100.0" w:type="dxa"/>
+                </w:tcMar>
+                <w:vAlign w:val="top"/>
+              </w:tcPr>
+              <w:p>
+                <w:pPr>
+                  <w:widowControl w:val="0"/>
+                  <w:spacing w:before="0" w:line="240" w:lineRule="auto"/>
+                  <w:ind w:left="0"/>
+                  <w:rPr/>
+                </w:pPr>
+                <w:r>
+                  <w:rPr>
+                    <w:rtl w:val="0"/>
+                  </w:rPr>
+                  <w:t xml:space="preserve">La </w:t>
+                </w:r>
+                <w:r>
+                  <w:rPr>
+                    <w:u w:val="single"/>
+                    <w:rtl w:val="0"/>
+                  </w:rPr>
+                  <w:t xml:space="preserve">InterfazBDD</w:t>
+                </w:r>
+                <w:r>
+                  <w:rPr>
+                    <w:rtl w:val="0"/>
+                  </w:rPr>
+                  <w:t xml:space="preserve"> envía la información detallada a la Entidad </w:t>
+                </w:r>
+                <w:r>
+                  <w:rPr>
+                    <w:u w:val="single"/>
+                    <w:rtl w:val="0"/>
+                  </w:rPr>
+                  <w:t xml:space="preserve">Tarea</w:t>
+                </w:r>
+                <w:r>
+                  <w:rPr>
+                    <w:rtl w:val="0"/>
+                  </w:rPr>
+                  <w:t xml:space="preserve">, que la formatea y la envía al </w:t>
+                </w:r>
+                <w:r>
+                  <w:rPr>
+                    <w:u w:val="single"/>
+                    <w:rtl w:val="0"/>
+                  </w:rPr>
+                  <w:t xml:space="preserve">ManejadorTarea</w:t>
+                </w:r>
+                <w:r>
+                  <w:rPr>
+                    <w:rtl w:val="0"/>
+                  </w:rPr>
+                  <w:t xml:space="preserve">. El </w:t>
+                </w:r>
+                <w:r>
+                  <w:rPr>
+                    <w:u w:val="single"/>
+                    <w:rtl w:val="0"/>
+                  </w:rPr>
+                  <w:t xml:space="preserve">ManejadorTarea</w:t>
+                </w:r>
+                <w:r>
+                  <w:rPr>
+                    <w:rtl w:val="0"/>
+                  </w:rPr>
+                  <w:t xml:space="preserve"> solicita a </w:t>
+                </w:r>
+                <w:r>
+                  <w:rPr>
+                    <w:u w:val="single"/>
+                    <w:rtl w:val="0"/>
+                  </w:rPr>
+                  <w:t xml:space="preserve">InterfazUsuario</w:t>
+                </w:r>
+                <w:r>
+                  <w:rPr>
+                    <w:rtl w:val="0"/>
+                  </w:rPr>
+                  <w:t xml:space="preserve"> actualizar la </w:t>
+                </w:r>
+                <w:r>
+                  <w:rPr>
+                    <w:u w:val="single"/>
+                    <w:rtl w:val="0"/>
+                  </w:rPr>
+                  <w:t xml:space="preserve">PantallaPlanificacion</w:t>
+                </w:r>
+                <w:r>
+                  <w:rPr>
+                    <w:rtl w:val="0"/>
+                  </w:rPr>
+                  <w:t xml:space="preserve"> con los detalles de la tarea.</w:t>
+                </w:r>
+              </w:p>
+            </w:tc>
+          </w:tr>
+          <w:tr>
+            <w:trPr>
+              <w:cantSplit w:val="0"/>
+              <w:trHeight w:val="773.935546875" w:hRule="atLeast"/>
+              <w:tblHeader w:val="0"/>
+            </w:trPr>
             <w:tc>
               <w:tcPr>
                 <w:shd w:fill="auto" w:val="clear"/>
@@ -4102,20 +3841,78 @@
                   <w:widowControl w:val="0"/>
                   <w:spacing w:before="0" w:line="240" w:lineRule="auto"/>
                   <w:ind w:left="0"/>
-                  <w:rPr>
-                    <w:rFonts w:ascii="Arial" w:cs="Arial" w:eastAsia="Arial" w:hAnsi="Arial"/>
-                  </w:rPr>
+                  <w:rPr/>
                 </w:pPr>
                 <w:r>
                   <w:rPr>
-                    <w:rFonts w:ascii="Arial" w:cs="Arial" w:eastAsia="Arial" w:hAnsi="Arial"/>
+                    <w:rtl w:val="0"/>
+                  </w:rPr>
+                </w:r>
+              </w:p>
+            </w:tc>
+            <w:tc>
+              <w:tcPr>
+                <w:tcBorders>
+                  <w:top w:color="000000" w:space="0" w:sz="8" w:val="single"/>
+                  <w:left w:color="000000" w:space="0" w:sz="8" w:val="single"/>
+                  <w:bottom w:color="000000" w:space="0" w:sz="8" w:val="single"/>
+                  <w:right w:color="000000" w:space="0" w:sz="8" w:val="single"/>
+                </w:tcBorders>
+                <w:tcMar>
+                  <w:top w:w="100.0" w:type="dxa"/>
+                  <w:left w:w="100.0" w:type="dxa"/>
+                  <w:bottom w:w="100.0" w:type="dxa"/>
+                  <w:right w:w="100.0" w:type="dxa"/>
+                </w:tcMar>
+                <w:vAlign w:val="top"/>
+              </w:tcPr>
+              <w:p>
+                <w:pPr>
+                  <w:widowControl w:val="0"/>
+                  <w:spacing w:before="0" w:line="240" w:lineRule="auto"/>
+                  <w:ind w:left="0"/>
+                  <w:jc w:val="center"/>
+                  <w:rPr/>
+                </w:pPr>
+                <w:r>
+                  <w:rPr>
+                    <w:rtl w:val="0"/>
+                  </w:rPr>
+                  <w:t xml:space="preserve">10</w:t>
+                </w:r>
+              </w:p>
+            </w:tc>
+            <w:tc>
+              <w:tcPr>
+                <w:tcBorders>
+                  <w:top w:color="000000" w:space="0" w:sz="8" w:val="single"/>
+                  <w:left w:color="000000" w:space="0" w:sz="8" w:val="single"/>
+                  <w:bottom w:color="000000" w:space="0" w:sz="8" w:val="single"/>
+                  <w:right w:color="000000" w:space="0" w:sz="8" w:val="single"/>
+                </w:tcBorders>
+                <w:tcMar>
+                  <w:top w:w="100.0" w:type="dxa"/>
+                  <w:left w:w="100.0" w:type="dxa"/>
+                  <w:bottom w:w="100.0" w:type="dxa"/>
+                  <w:right w:w="100.0" w:type="dxa"/>
+                </w:tcMar>
+                <w:vAlign w:val="top"/>
+              </w:tcPr>
+              <w:p>
+                <w:pPr>
+                  <w:widowControl w:val="0"/>
+                  <w:spacing w:before="0" w:line="240" w:lineRule="auto"/>
+                  <w:ind w:left="0"/>
+                  <w:rPr/>
+                </w:pPr>
+                <w:r>
+                  <w:rPr>
                     <w:rtl w:val="0"/>
                   </w:rPr>
                   <w:t xml:space="preserve">La </w:t>
                 </w:r>
                 <w:r>
                   <w:rPr>
-                    <w:rFonts w:ascii="Arial" w:cs="Arial" w:eastAsia="Arial" w:hAnsi="Arial"/>
                     <w:u w:val="single"/>
                     <w:rtl w:val="0"/>
                   </w:rPr>
@@ -4123,25 +3920,35 @@
                 </w:r>
                 <w:r>
                   <w:rPr>
-                    <w:rFonts w:ascii="Arial" w:cs="Arial" w:eastAsia="Arial" w:hAnsi="Arial"/>
                     <w:rtl w:val="0"/>
                   </w:rPr>
                   <w:t xml:space="preserve"> solicita a la </w:t>
                 </w:r>
                 <w:r>
                   <w:rPr>
-                    <w:rFonts w:ascii="Arial" w:cs="Arial" w:eastAsia="Arial" w:hAnsi="Arial"/>
                     <w:u w:val="single"/>
                     <w:rtl w:val="0"/>
                   </w:rPr>
-                  <w:t xml:space="preserve">PantallaTareas</w:t>
-                </w:r>
-                <w:r>
-                  <w:rPr>
-                    <w:rFonts w:ascii="Arial" w:cs="Arial" w:eastAsia="Arial" w:hAnsi="Arial"/>
-                    <w:rtl w:val="0"/>
-                  </w:rPr>
-                  <w:t xml:space="preserve"> mostrar los detalles de la tarea (estado, horas aplicadas, responsables).</w:t>
+                  <w:t xml:space="preserve">PantallaPlanificacion</w:t>
+                </w:r>
+                <w:r>
+                  <w:rPr>
+                    <w:rtl w:val="0"/>
+                  </w:rPr>
+                  <w:t xml:space="preserve"> mostrar los detalles de la tarea (estado, horas aplicadas, responsables). La </w:t>
+                </w:r>
+                <w:r>
+                  <w:rPr>
+                    <w:u w:val="single"/>
+                    <w:rtl w:val="0"/>
+                  </w:rPr>
+                  <w:t xml:space="preserve">PantallaPlanificacion</w:t>
+                </w:r>
+                <w:r>
+                  <w:rPr>
+                    <w:rtl w:val="0"/>
+                  </w:rPr>
+                  <w:t xml:space="preserve"> se actualiza y muestra la información al actor.</w:t>
                 </w:r>
               </w:p>
             </w:tc>
@@ -4169,13 +3976,10 @@
                   <w:widowControl w:val="0"/>
                   <w:spacing w:before="0" w:line="240" w:lineRule="auto"/>
                   <w:ind w:left="0"/>
-                  <w:rPr>
-                    <w:rFonts w:ascii="Arial" w:cs="Arial" w:eastAsia="Arial" w:hAnsi="Arial"/>
-                  </w:rPr>
+                  <w:rPr/>
                 </w:pPr>
                 <w:r>
                   <w:rPr>
-                    <w:rFonts w:ascii="Arial" w:cs="Arial" w:eastAsia="Arial" w:hAnsi="Arial"/>
                     <w:rtl w:val="0"/>
                   </w:rPr>
                   <w:t xml:space="preserve">Extensiones</w:t>
@@ -4198,13 +4002,10 @@
                   <w:widowControl w:val="0"/>
                   <w:spacing w:before="0" w:line="240" w:lineRule="auto"/>
                   <w:ind w:left="0"/>
-                  <w:rPr>
-                    <w:rFonts w:ascii="Arial" w:cs="Arial" w:eastAsia="Arial" w:hAnsi="Arial"/>
-                  </w:rPr>
+                  <w:rPr/>
                 </w:pPr>
                 <w:r>
                   <w:rPr>
-                    <w:rFonts w:ascii="Arial" w:cs="Arial" w:eastAsia="Arial" w:hAnsi="Arial"/>
                     <w:rtl w:val="0"/>
                   </w:rPr>
                   <w:t xml:space="preserve">Acción de Derivación</w:t>
@@ -4234,9 +4035,7 @@
                   <w:widowControl w:val="0"/>
                   <w:spacing w:before="0" w:line="240" w:lineRule="auto"/>
                   <w:ind w:left="0"/>
-                  <w:rPr>
-                    <w:rFonts w:ascii="Arial" w:cs="Arial" w:eastAsia="Arial" w:hAnsi="Arial"/>
-                  </w:rPr>
+                  <w:rPr/>
                 </w:pPr>
                 <w:r>
                   <w:rPr>
@@ -4247,7 +4046,12 @@
             </w:tc>
             <w:tc>
               <w:tcPr>
-                <w:shd w:fill="auto" w:val="clear"/>
+                <w:tcBorders>
+                  <w:top w:color="000000" w:space="0" w:sz="8" w:val="single"/>
+                  <w:left w:color="000000" w:space="0" w:sz="8" w:val="single"/>
+                  <w:bottom w:color="000000" w:space="0" w:sz="8" w:val="single"/>
+                  <w:right w:color="000000" w:space="0" w:sz="8" w:val="single"/>
+                </w:tcBorders>
                 <w:tcMar>
                   <w:top w:w="100.0" w:type="dxa"/>
                   <w:left w:w="100.0" w:type="dxa"/>
@@ -4261,13 +4065,10 @@
                   <w:widowControl w:val="0"/>
                   <w:spacing w:before="0" w:line="240" w:lineRule="auto"/>
                   <w:ind w:left="0"/>
-                  <w:rPr>
-                    <w:rFonts w:ascii="Arial" w:cs="Arial" w:eastAsia="Arial" w:hAnsi="Arial"/>
-                  </w:rPr>
+                  <w:rPr/>
                 </w:pPr>
                 <w:r>
                   <w:rPr>
-                    <w:rFonts w:ascii="Arial" w:cs="Arial" w:eastAsia="Arial" w:hAnsi="Arial"/>
                     <w:rtl w:val="0"/>
                   </w:rPr>
                   <w:t xml:space="preserve">3a</w:t>
@@ -4276,7 +4077,12 @@
             </w:tc>
             <w:tc>
               <w:tcPr>
-                <w:shd w:fill="auto" w:val="clear"/>
+                <w:tcBorders>
+                  <w:top w:color="000000" w:space="0" w:sz="8" w:val="single"/>
+                  <w:left w:color="000000" w:space="0" w:sz="8" w:val="single"/>
+                  <w:bottom w:color="000000" w:space="0" w:sz="8" w:val="single"/>
+                  <w:right w:color="000000" w:space="0" w:sz="8" w:val="single"/>
+                </w:tcBorders>
                 <w:tcMar>
                   <w:top w:w="100.0" w:type="dxa"/>
                   <w:left w:w="100.0" w:type="dxa"/>
@@ -4290,20 +4096,16 @@
                   <w:widowControl w:val="0"/>
                   <w:spacing w:before="0" w:line="240" w:lineRule="auto"/>
                   <w:ind w:left="0"/>
-                  <w:rPr>
-                    <w:rFonts w:ascii="Arial" w:cs="Arial" w:eastAsia="Arial" w:hAnsi="Arial"/>
-                  </w:rPr>
+                  <w:rPr/>
                 </w:pPr>
                 <w:r>
                   <w:rPr>
-                    <w:rFonts w:ascii="Arial" w:cs="Arial" w:eastAsia="Arial" w:hAnsi="Arial"/>
                     <w:rtl w:val="0"/>
                   </w:rPr>
                   <w:t xml:space="preserve">No existen tareas registradas: La BDD retorna una lista vacía a la </w:t>
                 </w:r>
                 <w:r>
                   <w:rPr>
-                    <w:rFonts w:ascii="Arial" w:cs="Arial" w:eastAsia="Arial" w:hAnsi="Arial"/>
                     <w:u w:val="single"/>
                     <w:rtl w:val="0"/>
                   </w:rPr>
@@ -4311,14 +4113,12 @@
                 </w:r>
                 <w:r>
                   <w:rPr>
-                    <w:rFonts w:ascii="Arial" w:cs="Arial" w:eastAsia="Arial" w:hAnsi="Arial"/>
                     <w:rtl w:val="0"/>
                   </w:rPr>
                   <w:t xml:space="preserve">. La </w:t>
                 </w:r>
                 <w:r>
                   <w:rPr>
-                    <w:rFonts w:ascii="Arial" w:cs="Arial" w:eastAsia="Arial" w:hAnsi="Arial"/>
                     <w:u w:val="single"/>
                     <w:rtl w:val="0"/>
                   </w:rPr>
@@ -4326,14 +4126,12 @@
                 </w:r>
                 <w:r>
                   <w:rPr>
-                    <w:rFonts w:ascii="Arial" w:cs="Arial" w:eastAsia="Arial" w:hAnsi="Arial"/>
-                    <w:rtl w:val="0"/>
-                  </w:rPr>
-                  <w:t xml:space="preserve"> informa a la entidad </w:t>
-                </w:r>
-                <w:r>
-                  <w:rPr>
-                    <w:rFonts w:ascii="Arial" w:cs="Arial" w:eastAsia="Arial" w:hAnsi="Arial"/>
+                    <w:rtl w:val="0"/>
+                  </w:rPr>
+                  <w:t xml:space="preserve"> informa a la Entidad </w:t>
+                </w:r>
+                <w:r>
+                  <w:rPr>
                     <w:u w:val="single"/>
                     <w:rtl w:val="0"/>
                   </w:rPr>
@@ -4341,14 +4139,12 @@
                 </w:r>
                 <w:r>
                   <w:rPr>
-                    <w:rFonts w:ascii="Arial" w:cs="Arial" w:eastAsia="Arial" w:hAnsi="Arial"/>
-                    <w:rtl w:val="0"/>
-                  </w:rPr>
-                  <w:t xml:space="preserve">. La entidad </w:t>
-                </w:r>
-                <w:r>
-                  <w:rPr>
-                    <w:rFonts w:ascii="Arial" w:cs="Arial" w:eastAsia="Arial" w:hAnsi="Arial"/>
+                    <w:rtl w:val="0"/>
+                  </w:rPr>
+                  <w:t xml:space="preserve">. La Entidad </w:t>
+                </w:r>
+                <w:r>
+                  <w:rPr>
                     <w:u w:val="single"/>
                     <w:rtl w:val="0"/>
                   </w:rPr>
@@ -4356,14 +4152,12 @@
                 </w:r>
                 <w:r>
                   <w:rPr>
-                    <w:rFonts w:ascii="Arial" w:cs="Arial" w:eastAsia="Arial" w:hAnsi="Arial"/>
                     <w:rtl w:val="0"/>
                   </w:rPr>
                   <w:t xml:space="preserve"> envía un mensaje de error al </w:t>
                 </w:r>
                 <w:r>
                   <w:rPr>
-                    <w:rFonts w:ascii="Arial" w:cs="Arial" w:eastAsia="Arial" w:hAnsi="Arial"/>
                     <w:u w:val="single"/>
                     <w:rtl w:val="0"/>
                   </w:rPr>
@@ -4371,14 +4165,12 @@
                 </w:r>
                 <w:r>
                   <w:rPr>
-                    <w:rFonts w:ascii="Arial" w:cs="Arial" w:eastAsia="Arial" w:hAnsi="Arial"/>
                     <w:rtl w:val="0"/>
                   </w:rPr>
                   <w:t xml:space="preserve">. El </w:t>
                 </w:r>
                 <w:r>
                   <w:rPr>
-                    <w:rFonts w:ascii="Arial" w:cs="Arial" w:eastAsia="Arial" w:hAnsi="Arial"/>
                     <w:u w:val="single"/>
                     <w:rtl w:val="0"/>
                   </w:rPr>
@@ -4386,52 +4178,45 @@
                 </w:r>
                 <w:r>
                   <w:rPr>
-                    <w:rFonts w:ascii="Arial" w:cs="Arial" w:eastAsia="Arial" w:hAnsi="Arial"/>
+                    <w:rtl w:val="0"/>
+                  </w:rPr>
+                  <w:t xml:space="preserve"> solicita a </w:t>
+                </w:r>
+                <w:r>
+                  <w:rPr>
+                    <w:u w:val="single"/>
+                    <w:rtl w:val="0"/>
+                  </w:rPr>
+                  <w:t xml:space="preserve">InterfazUsuario</w:t>
+                </w:r>
+                <w:r>
+                  <w:rPr>
+                    <w:rtl w:val="0"/>
+                  </w:rPr>
+                  <w:t xml:space="preserve"> desplegar el mensaje “No se han encontrado tareas registradas”. La </w:t>
+                </w:r>
+                <w:r>
+                  <w:rPr>
+                    <w:u w:val="single"/>
+                    <w:rtl w:val="0"/>
+                  </w:rPr>
+                  <w:t xml:space="preserve">InterfazUsuario</w:t>
+                </w:r>
+                <w:r>
+                  <w:rPr>
                     <w:rtl w:val="0"/>
                   </w:rPr>
                   <w:t xml:space="preserve"> solicita a la </w:t>
                 </w:r>
                 <w:r>
                   <w:rPr>
-                    <w:rFonts w:ascii="Arial" w:cs="Arial" w:eastAsia="Arial" w:hAnsi="Arial"/>
                     <w:u w:val="single"/>
                     <w:rtl w:val="0"/>
                   </w:rPr>
-                  <w:t xml:space="preserve">InterfazUsuario</w:t>
-                </w:r>
-                <w:r>
-                  <w:rPr>
-                    <w:rFonts w:ascii="Arial" w:cs="Arial" w:eastAsia="Arial" w:hAnsi="Arial"/>
-                    <w:rtl w:val="0"/>
-                  </w:rPr>
-                  <w:t xml:space="preserve"> desplegar el mensaje “No se han encontrado tareas registradas”. La </w:t>
-                </w:r>
-                <w:r>
-                  <w:rPr>
-                    <w:rFonts w:ascii="Arial" w:cs="Arial" w:eastAsia="Arial" w:hAnsi="Arial"/>
-                    <w:u w:val="single"/>
-                    <w:rtl w:val="0"/>
-                  </w:rPr>
-                  <w:t xml:space="preserve">InterfazUsuario</w:t>
-                </w:r>
-                <w:r>
-                  <w:rPr>
-                    <w:rFonts w:ascii="Arial" w:cs="Arial" w:eastAsia="Arial" w:hAnsi="Arial"/>
-                    <w:rtl w:val="0"/>
-                  </w:rPr>
-                  <w:t xml:space="preserve"> solicita a la </w:t>
-                </w:r>
-                <w:r>
-                  <w:rPr>
-                    <w:rFonts w:ascii="Arial" w:cs="Arial" w:eastAsia="Arial" w:hAnsi="Arial"/>
-                    <w:u w:val="single"/>
-                    <w:rtl w:val="0"/>
-                  </w:rPr>
-                  <w:t xml:space="preserve">PantallaTareas</w:t>
-                </w:r>
-                <w:r>
-                  <w:rPr>
-                    <w:rFonts w:ascii="Arial" w:cs="Arial" w:eastAsia="Arial" w:hAnsi="Arial"/>
+                  <w:t xml:space="preserve">PantallaPlanificacion</w:t>
+                </w:r>
+                <w:r>
+                  <w:rPr>
                     <w:rtl w:val="0"/>
                   </w:rPr>
                   <w:t xml:space="preserve"> mostrar el mensaje y volver al paso 1 o a la pantalla de inicio.</w:t>
@@ -4461,9 +4246,7 @@
                   <w:widowControl w:val="0"/>
                   <w:spacing w:before="0" w:line="240" w:lineRule="auto"/>
                   <w:ind w:left="0"/>
-                  <w:rPr>
-                    <w:rFonts w:ascii="Arial" w:cs="Arial" w:eastAsia="Arial" w:hAnsi="Arial"/>
-                  </w:rPr>
+                  <w:rPr/>
                 </w:pPr>
                 <w:r>
                   <w:rPr>
@@ -4474,7 +4257,12 @@
             </w:tc>
             <w:tc>
               <w:tcPr>
-                <w:shd w:fill="auto" w:val="clear"/>
+                <w:tcBorders>
+                  <w:top w:color="000000" w:space="0" w:sz="8" w:val="single"/>
+                  <w:left w:color="000000" w:space="0" w:sz="8" w:val="single"/>
+                  <w:bottom w:color="000000" w:space="0" w:sz="8" w:val="single"/>
+                  <w:right w:color="000000" w:space="0" w:sz="8" w:val="single"/>
+                </w:tcBorders>
                 <w:tcMar>
                   <w:top w:w="100.0" w:type="dxa"/>
                   <w:left w:w="100.0" w:type="dxa"/>
@@ -4488,13 +4276,10 @@
                   <w:widowControl w:val="0"/>
                   <w:spacing w:before="0" w:line="240" w:lineRule="auto"/>
                   <w:ind w:left="0"/>
-                  <w:rPr>
-                    <w:rFonts w:ascii="Arial" w:cs="Arial" w:eastAsia="Arial" w:hAnsi="Arial"/>
-                  </w:rPr>
+                  <w:rPr/>
                 </w:pPr>
                 <w:r>
                   <w:rPr>
-                    <w:rFonts w:ascii="Arial" w:cs="Arial" w:eastAsia="Arial" w:hAnsi="Arial"/>
                     <w:rtl w:val="0"/>
                   </w:rPr>
                   <w:t xml:space="preserve">7a</w:t>
@@ -4503,7 +4288,12 @@
             </w:tc>
             <w:tc>
               <w:tcPr>
-                <w:shd w:fill="auto" w:val="clear"/>
+                <w:tcBorders>
+                  <w:top w:color="000000" w:space="0" w:sz="8" w:val="single"/>
+                  <w:left w:color="000000" w:space="0" w:sz="8" w:val="single"/>
+                  <w:bottom w:color="000000" w:space="0" w:sz="8" w:val="single"/>
+                  <w:right w:color="000000" w:space="0" w:sz="8" w:val="single"/>
+                </w:tcBorders>
                 <w:tcMar>
                   <w:top w:w="100.0" w:type="dxa"/>
                   <w:left w:w="100.0" w:type="dxa"/>
@@ -4517,35 +4307,28 @@
                   <w:widowControl w:val="0"/>
                   <w:spacing w:before="0" w:line="240" w:lineRule="auto"/>
                   <w:ind w:left="0"/>
-                  <w:rPr>
-                    <w:rFonts w:ascii="Arial" w:cs="Arial" w:eastAsia="Arial" w:hAnsi="Arial"/>
-                  </w:rPr>
+                  <w:rPr/>
                 </w:pPr>
                 <w:r>
                   <w:rPr>
-                    <w:rFonts w:ascii="Arial" w:cs="Arial" w:eastAsia="Arial" w:hAnsi="Arial"/>
                     <w:rtl w:val="0"/>
                   </w:rPr>
                   <w:t xml:space="preserve">La tarea seleccionada no existe o no es accesible para el actor: La BDD retorna un mensaje de error o dato nulo al buscar por </w:t>
                 </w:r>
                 <w:r>
                   <w:rPr>
-                    <w:rFonts w:ascii="Arial" w:cs="Arial" w:eastAsia="Arial" w:hAnsi="Arial"/>
-                    <w:i w:val="1"/>
                     <w:rtl w:val="0"/>
                   </w:rPr>
                   <w:t xml:space="preserve">tareaID</w:t>
                 </w:r>
                 <w:r>
                   <w:rPr>
-                    <w:rFonts w:ascii="Arial" w:cs="Arial" w:eastAsia="Arial" w:hAnsi="Arial"/>
-                    <w:rtl w:val="0"/>
-                  </w:rPr>
-                  <w:t xml:space="preserve">. El error se propaga a la entidad </w:t>
-                </w:r>
-                <w:r>
-                  <w:rPr>
-                    <w:rFonts w:ascii="Arial" w:cs="Arial" w:eastAsia="Arial" w:hAnsi="Arial"/>
+                    <w:rtl w:val="0"/>
+                  </w:rPr>
+                  <w:t xml:space="preserve">. El error se propaga a la Entidad </w:t>
+                </w:r>
+                <w:r>
+                  <w:rPr>
                     <w:u w:val="single"/>
                     <w:rtl w:val="0"/>
                   </w:rPr>
@@ -4553,29 +4336,25 @@
                 </w:r>
                 <w:r>
                   <w:rPr>
-                    <w:rFonts w:ascii="Arial" w:cs="Arial" w:eastAsia="Arial" w:hAnsi="Arial"/>
-                    <w:rtl w:val="0"/>
-                  </w:rPr>
-                  <w:t xml:space="preserve">. La entidad </w:t>
-                </w:r>
-                <w:r>
-                  <w:rPr>
-                    <w:rFonts w:ascii="Arial" w:cs="Arial" w:eastAsia="Arial" w:hAnsi="Arial"/>
+                    <w:rtl w:val="0"/>
+                  </w:rPr>
+                  <w:t xml:space="preserve">, que envía el mensaje al </w:t>
+                </w:r>
+                <w:r>
+                  <w:rPr>
                     <w:u w:val="single"/>
                     <w:rtl w:val="0"/>
                   </w:rPr>
-                  <w:t xml:space="preserve">Tarea</w:t>
-                </w:r>
-                <w:r>
-                  <w:rPr>
-                    <w:rFonts w:ascii="Arial" w:cs="Arial" w:eastAsia="Arial" w:hAnsi="Arial"/>
-                    <w:rtl w:val="0"/>
-                  </w:rPr>
-                  <w:t xml:space="preserve"> envía el mensaje de error al </w:t>
-                </w:r>
-                <w:r>
-                  <w:rPr>
-                    <w:rFonts w:ascii="Arial" w:cs="Arial" w:eastAsia="Arial" w:hAnsi="Arial"/>
+                  <w:t xml:space="preserve">ManejadorTarea</w:t>
+                </w:r>
+                <w:r>
+                  <w:rPr>
+                    <w:rtl w:val="0"/>
+                  </w:rPr>
+                  <w:t xml:space="preserve">. El </w:t>
+                </w:r>
+                <w:r>
+                  <w:rPr>
                     <w:u w:val="single"/>
                     <w:rtl w:val="0"/>
                   </w:rPr>
@@ -4583,67 +4362,45 @@
                 </w:r>
                 <w:r>
                   <w:rPr>
-                    <w:rFonts w:ascii="Arial" w:cs="Arial" w:eastAsia="Arial" w:hAnsi="Arial"/>
-                    <w:rtl w:val="0"/>
-                  </w:rPr>
-                  <w:t xml:space="preserve">. El </w:t>
-                </w:r>
-                <w:r>
-                  <w:rPr>
-                    <w:rFonts w:ascii="Arial" w:cs="Arial" w:eastAsia="Arial" w:hAnsi="Arial"/>
+                    <w:rtl w:val="0"/>
+                  </w:rPr>
+                  <w:t xml:space="preserve"> solicita a </w:t>
+                </w:r>
+                <w:r>
+                  <w:rPr>
                     <w:u w:val="single"/>
                     <w:rtl w:val="0"/>
                   </w:rPr>
-                  <w:t xml:space="preserve">ManejadorTarea</w:t>
-                </w:r>
-                <w:r>
-                  <w:rPr>
-                    <w:rFonts w:ascii="Arial" w:cs="Arial" w:eastAsia="Arial" w:hAnsi="Arial"/>
+                  <w:t xml:space="preserve">InterfazUsuario</w:t>
+                </w:r>
+                <w:r>
+                  <w:rPr>
+                    <w:rtl w:val="0"/>
+                  </w:rPr>
+                  <w:t xml:space="preserve"> mostrar el mensaje “Error: La tarea seleccionada no existe o no tiene permiso para verla”. La </w:t>
+                </w:r>
+                <w:r>
+                  <w:rPr>
+                    <w:u w:val="single"/>
+                    <w:rtl w:val="0"/>
+                  </w:rPr>
+                  <w:t xml:space="preserve">InterfazUsuario</w:t>
+                </w:r>
+                <w:r>
+                  <w:rPr>
                     <w:rtl w:val="0"/>
                   </w:rPr>
                   <w:t xml:space="preserve"> solicita a la </w:t>
                 </w:r>
                 <w:r>
                   <w:rPr>
-                    <w:rFonts w:ascii="Arial" w:cs="Arial" w:eastAsia="Arial" w:hAnsi="Arial"/>
                     <w:u w:val="single"/>
                     <w:rtl w:val="0"/>
                   </w:rPr>
-                  <w:t xml:space="preserve">InterfazUsuario</w:t>
-                </w:r>
-                <w:r>
-                  <w:rPr>
-                    <w:rFonts w:ascii="Arial" w:cs="Arial" w:eastAsia="Arial" w:hAnsi="Arial"/>
-                    <w:rtl w:val="0"/>
-                  </w:rPr>
-                  <w:t xml:space="preserve"> desplegar el mensaje “Error: La tarea seleccionada no existe o no tiene permiso para verla”. La </w:t>
-                </w:r>
-                <w:r>
-                  <w:rPr>
-                    <w:rFonts w:ascii="Arial" w:cs="Arial" w:eastAsia="Arial" w:hAnsi="Arial"/>
-                    <w:u w:val="single"/>
-                    <w:rtl w:val="0"/>
-                  </w:rPr>
-                  <w:t xml:space="preserve">InterfazUsuario</w:t>
-                </w:r>
-                <w:r>
-                  <w:rPr>
-                    <w:rFonts w:ascii="Arial" w:cs="Arial" w:eastAsia="Arial" w:hAnsi="Arial"/>
-                    <w:rtl w:val="0"/>
-                  </w:rPr>
-                  <w:t xml:space="preserve"> solicita a la </w:t>
-                </w:r>
-                <w:r>
-                  <w:rPr>
-                    <w:rFonts w:ascii="Arial" w:cs="Arial" w:eastAsia="Arial" w:hAnsi="Arial"/>
-                    <w:u w:val="single"/>
-                    <w:rtl w:val="0"/>
-                  </w:rPr>
-                  <w:t xml:space="preserve">PantallaTareas</w:t>
-                </w:r>
-                <w:r>
-                  <w:rPr>
-                    <w:rFonts w:ascii="Arial" w:cs="Arial" w:eastAsia="Arial" w:hAnsi="Arial"/>
+                  <w:t xml:space="preserve">PantallaPlanificacion</w:t>
+                </w:r>
+                <w:r>
+                  <w:rPr>
                     <w:rtl w:val="0"/>
                   </w:rPr>
                   <w:t xml:space="preserve"> mostrar el mensaje. Continúa en el CU15, paso 5.</w:t>
@@ -4696,8 +4453,8 @@
           <w:vertAlign w:val="baseline"/>
         </w:rPr>
       </w:pPr>
-      <w:bookmarkStart w:colFirst="0" w:colLast="0" w:name="_heading=h.8606iud146lw" w:id="3"/>
-      <w:bookmarkEnd w:id="3"/>
+      <w:bookmarkStart w:colFirst="0" w:colLast="0" w:name="_heading=h.8606iud146lw" w:id="2"/>
+      <w:bookmarkEnd w:id="2"/>
       <w:r>
         <w:rPr>
           <w:vertAlign w:val="baseline"/>
@@ -4741,6 +4498,41 @@
         </w:rPr>
       </w:pPr>
       <w:r>
+        <w:rPr/>
+        <w:drawing>
+          <wp:inline distB="114300" distT="114300" distL="114300" distR="114300">
+            <wp:extent cx="5399730" cy="3568700"/>
+            <wp:effectExtent b="0" l="0" r="0" t="0"/>
+            <wp:docPr id="87" name="image4.png"/>
+            <a:graphic>
+              <a:graphicData uri="http://schemas.openxmlformats.org/drawingml/2006/picture">
+                <pic:pic>
+                  <pic:nvPicPr>
+                    <pic:cNvPr id="0" name="image4.png"/>
+                    <pic:cNvPicPr preferRelativeResize="0"/>
+                  </pic:nvPicPr>
+                  <pic:blipFill>
+                    <a:blip r:embed="rId11"/>
+                    <a:srcRect b="0" l="0" r="0" t="0"/>
+                    <a:stretch>
+                      <a:fillRect/>
+                    </a:stretch>
+                  </pic:blipFill>
+                  <pic:spPr>
+                    <a:xfrm>
+                      <a:off x="0" y="0"/>
+                      <a:ext cx="5399730" cy="3568700"/>
+                    </a:xfrm>
+                    <a:prstGeom prst="rect"/>
+                    <a:ln/>
+                  </pic:spPr>
+                </pic:pic>
+              </a:graphicData>
+            </a:graphic>
+          </wp:inline>
+        </w:drawing>
+      </w:r>
+      <w:r>
         <w:rPr>
           <w:rtl w:val="0"/>
         </w:rPr>
@@ -5030,8 +4822,8 @@
       </w:r>
     </w:p>
     <w:sectPr>
-      <w:headerReference r:id="rId11" w:type="default"/>
-      <w:footerReference r:id="rId12" w:type="default"/>
+      <w:headerReference r:id="rId12" w:type="default"/>
+      <w:footerReference r:id="rId13" w:type="default"/>
       <w:pgSz w:h="16838" w:w="11906" w:orient="portrait"/>
       <w:pgMar w:bottom="1417" w:top="1535" w:left="1701" w:right="1701" w:header="567" w:footer="572"/>
       <w:pgNumType w:start="1"/>
@@ -5346,12 +5138,12 @@
               <wp:extent cx="7549515" cy="815340"/>
               <wp:effectExtent b="0" l="0" r="0" t="0"/>
               <wp:wrapNone/>
-              <wp:docPr id="71" name="image5.png"/>
+              <wp:docPr id="71" name="image6.png"/>
               <a:graphic>
                 <a:graphicData uri="http://schemas.openxmlformats.org/drawingml/2006/picture">
                   <pic:pic>
                     <pic:nvPicPr>
-                      <pic:cNvPr id="0" name="image5.png"/>
+                      <pic:cNvPr id="0" name="image6.png"/>
                       <pic:cNvPicPr preferRelativeResize="0"/>
                     </pic:nvPicPr>
                     <pic:blipFill>
@@ -5453,12 +5245,12 @@
               <wp:extent cx="128905" cy="836930"/>
               <wp:effectExtent b="0" l="0" r="0" t="0"/>
               <wp:wrapNone/>
-              <wp:docPr id="82" name="image16.png"/>
+              <wp:docPr id="82" name="image17.png"/>
               <a:graphic>
                 <a:graphicData uri="http://schemas.openxmlformats.org/drawingml/2006/picture">
                   <pic:pic>
                     <pic:nvPicPr>
-                      <pic:cNvPr id="0" name="image16.png"/>
+                      <pic:cNvPr id="0" name="image17.png"/>
                       <pic:cNvPicPr preferRelativeResize="0"/>
                     </pic:nvPicPr>
                     <pic:blipFill>
@@ -5560,12 +5352,12 @@
               <wp:extent cx="128905" cy="850265"/>
               <wp:effectExtent b="0" l="0" r="0" t="0"/>
               <wp:wrapNone/>
-              <wp:docPr id="78" name="image12.png"/>
+              <wp:docPr id="78" name="image13.png"/>
               <a:graphic>
                 <a:graphicData uri="http://schemas.openxmlformats.org/drawingml/2006/picture">
                   <pic:pic>
                     <pic:nvPicPr>
-                      <pic:cNvPr id="0" name="image12.png"/>
+                      <pic:cNvPr id="0" name="image13.png"/>
                       <pic:cNvPicPr preferRelativeResize="0"/>
                     </pic:nvPicPr>
                     <pic:blipFill>
@@ -5667,12 +5459,12 @@
               <wp:extent cx="128905" cy="850265"/>
               <wp:effectExtent b="0" l="0" r="0" t="0"/>
               <wp:wrapNone/>
-              <wp:docPr id="73" name="image7.png"/>
+              <wp:docPr id="73" name="image8.png"/>
               <a:graphic>
                 <a:graphicData uri="http://schemas.openxmlformats.org/drawingml/2006/picture">
                   <pic:pic>
                     <pic:nvPicPr>
-                      <pic:cNvPr id="0" name="image7.png"/>
+                      <pic:cNvPr id="0" name="image8.png"/>
                       <pic:cNvPicPr preferRelativeResize="0"/>
                     </pic:nvPicPr>
                     <pic:blipFill>
@@ -5774,12 +5566,12 @@
               <wp:extent cx="128905" cy="836930"/>
               <wp:effectExtent b="0" l="0" r="0" t="0"/>
               <wp:wrapNone/>
-              <wp:docPr id="72" name="image6.png"/>
+              <wp:docPr id="72" name="image7.png"/>
               <a:graphic>
                 <a:graphicData uri="http://schemas.openxmlformats.org/drawingml/2006/picture">
                   <pic:pic>
                     <pic:nvPicPr>
-                      <pic:cNvPr id="0" name="image6.png"/>
+                      <pic:cNvPr id="0" name="image7.png"/>
                       <pic:cNvPicPr preferRelativeResize="0"/>
                     </pic:nvPicPr>
                     <pic:blipFill>
@@ -6118,12 +5910,12 @@
               <wp:extent cx="7549515" cy="815340"/>
               <wp:effectExtent b="0" l="0" r="0" t="0"/>
               <wp:wrapNone/>
-              <wp:docPr id="75" name="image9.png"/>
+              <wp:docPr id="75" name="image10.png"/>
               <a:graphic>
                 <a:graphicData uri="http://schemas.openxmlformats.org/drawingml/2006/picture">
                   <pic:pic>
                     <pic:nvPicPr>
-                      <pic:cNvPr id="0" name="image9.png"/>
+                      <pic:cNvPr id="0" name="image10.png"/>
                       <pic:cNvPicPr preferRelativeResize="0"/>
                     </pic:nvPicPr>
                     <pic:blipFill>
@@ -6165,12 +5957,12 @@
           <wp:extent cx="669290" cy="669290"/>
           <wp:effectExtent b="0" l="0" r="0" t="0"/>
           <wp:wrapSquare wrapText="bothSides" distB="0" distT="0" distL="114300" distR="114300"/>
-          <wp:docPr descr="psi-negro.png" id="85" name="image1.png"/>
+          <wp:docPr descr="psi-negro.png" id="85" name="image2.png"/>
           <a:graphic>
             <a:graphicData uri="http://schemas.openxmlformats.org/drawingml/2006/picture">
               <pic:pic>
                 <pic:nvPicPr>
-                  <pic:cNvPr descr="psi-negro.png" id="0" name="image1.png"/>
+                  <pic:cNvPr descr="psi-negro.png" id="0" name="image2.png"/>
                   <pic:cNvPicPr preferRelativeResize="0"/>
                 </pic:nvPicPr>
                 <pic:blipFill>
@@ -6210,12 +6002,12 @@
           <wp:extent cx="425450" cy="666750"/>
           <wp:effectExtent b="0" l="0" r="0" t="0"/>
           <wp:wrapSquare wrapText="bothSides" distB="0" distT="0" distL="114300" distR="114300"/>
-          <wp:docPr descr="UNPA.JPG" id="84" name="image2.jpg"/>
+          <wp:docPr descr="UNPA.JPG" id="84" name="image3.jpg"/>
           <a:graphic>
             <a:graphicData uri="http://schemas.openxmlformats.org/drawingml/2006/picture">
               <pic:pic>
                 <pic:nvPicPr>
-                  <pic:cNvPr descr="UNPA.JPG" id="0" name="image2.jpg"/>
+                  <pic:cNvPr descr="UNPA.JPG" id="0" name="image3.jpg"/>
                   <pic:cNvPicPr preferRelativeResize="0"/>
                 </pic:nvPicPr>
                 <pic:blipFill>
@@ -6318,12 +6110,12 @@
               <wp:extent cx="128905" cy="836930"/>
               <wp:effectExtent b="0" l="0" r="0" t="0"/>
               <wp:wrapNone/>
-              <wp:docPr id="74" name="image8.png"/>
+              <wp:docPr id="74" name="image9.png"/>
               <a:graphic>
                 <a:graphicData uri="http://schemas.openxmlformats.org/drawingml/2006/picture">
                   <pic:pic>
                     <pic:nvPicPr>
-                      <pic:cNvPr id="0" name="image8.png"/>
+                      <pic:cNvPr id="0" name="image9.png"/>
                       <pic:cNvPicPr preferRelativeResize="0"/>
                     </pic:nvPicPr>
                     <pic:blipFill>
@@ -6428,12 +6220,12 @@
               <wp:extent cx="128905" cy="837565"/>
               <wp:effectExtent b="0" l="0" r="0" t="0"/>
               <wp:wrapNone/>
-              <wp:docPr id="76" name="image10.png"/>
+              <wp:docPr id="76" name="image11.png"/>
               <a:graphic>
                 <a:graphicData uri="http://schemas.openxmlformats.org/drawingml/2006/picture">
                   <pic:pic>
                     <pic:nvPicPr>
-                      <pic:cNvPr id="0" name="image10.png"/>
+                      <pic:cNvPr id="0" name="image11.png"/>
                       <pic:cNvPicPr preferRelativeResize="0"/>
                     </pic:nvPicPr>
                     <pic:blipFill>
@@ -7490,7 +7282,44 @@
     <w:tblPr>
       <w:tblStyleRowBandSize w:val="1"/>
       <w:tblStyleColBandSize w:val="1"/>
+      <w:tblCellMar/>
     </w:tblPr>
+    <w:tblStylePr w:type="band1Horz">
+      <w:tcPr/>
+    </w:tblStylePr>
+    <w:tblStylePr w:type="band1Vert">
+      <w:tcPr/>
+    </w:tblStylePr>
+    <w:tblStylePr w:type="band2Horz">
+      <w:tcPr/>
+    </w:tblStylePr>
+    <w:tblStylePr w:type="band2Vert">
+      <w:tcPr/>
+    </w:tblStylePr>
+    <w:tblStylePr w:type="firstCol">
+      <w:tcPr/>
+    </w:tblStylePr>
+    <w:tblStylePr w:type="firstRow">
+      <w:tcPr/>
+    </w:tblStylePr>
+    <w:tblStylePr w:type="lastCol">
+      <w:tcPr/>
+    </w:tblStylePr>
+    <w:tblStylePr w:type="lastRow">
+      <w:tcPr/>
+    </w:tblStylePr>
+    <w:tblStylePr w:type="neCell">
+      <w:tcPr/>
+    </w:tblStylePr>
+    <w:tblStylePr w:type="nwCell">
+      <w:tcPr/>
+    </w:tblStylePr>
+    <w:tblStylePr w:type="seCell">
+      <w:tcPr/>
+    </w:tblStylePr>
+    <w:tblStylePr w:type="swCell">
+      <w:tcPr/>
+    </w:tblStylePr>
   </w:style>
 </w:styles>
 </file>
@@ -7780,7 +7609,7 @@
 
 <file path=customXML/item1.xml><?xml version="1.0" encoding="utf-8"?>
 <go:gDocsCustomXmlDataStorage xmlns:go="http://customooxmlschemas.google.com/" xmlns:r="http://schemas.openxmlformats.org/officeDocument/2006/relationships" uri="GoogleDocsCustomDataVersion2">
-  <go:docsCustomData xmlns:go="http://customooxmlschemas.google.com/" roundtripDataSignature="AMtx7mgRIcUoYTiu0oVaLS6jm0GMO+Rulw==">CgMxLjAaHwoBMBIaChgICVIUChJ0YWJsZS5rbXdrNHhpdTBrczIyDmgucXBnczNyOGRzamliMg5oLm5jbmprZTk1NWF4dTIOaC5obDFwcXluNmxkcnMyDmguODYwNml1ZDE0Nmx3OAByITFjRTNlRkVkRmVna2tjSVFUWEplX2dGLWxQQU4zOXA2cg==</go:docsCustomData>
+  <go:docsCustomData xmlns:go="http://customooxmlschemas.google.com/" roundtripDataSignature="AMtx7miQJmnxC2eP2LeX9nC2bG0uAHFWyw==">CgMxLjAaHwoBMBIaChgICVIUChJ0YWJsZS5rbXdrNHhpdTBrczIyDmgucXBnczNyOGRzamliMg5oLm5jbmprZTk1NWF4dTIOaC44NjA2aXVkMTQ2bHc4AHIhMWNFM2VGRWRGZWdra2NJUVRYSmVfZ0YtbFBBTjM5cDZy</go:docsCustomData>
 </go:gDocsCustomXmlDataStorage>
 </file>
 

--- a/Etapa Construcción - Iteración 2/Diseño - Especificación de CUs ／ Casos de prueba/ Especificacion CU15 Visualizar Tarea- Kairos - NexTech.docx
+++ b/Etapa Construcción - Iteración 2/Diseño - Especificación de CUs ／ Casos de prueba/ Especificacion CU15 Visualizar Tarea- Kairos - NexTech.docx
@@ -1090,12 +1090,12 @@
             <wp:extent cx="1200150" cy="1200150"/>
             <wp:effectExtent b="0" l="0" r="0" t="0"/>
             <wp:wrapSquare wrapText="bothSides" distB="0" distT="0" distL="114300" distR="114300"/>
-            <wp:docPr descr="psi-negro.png" id="86" name="image2.png"/>
+            <wp:docPr descr="psi-negro.png" id="87" name="image1.png"/>
             <a:graphic>
               <a:graphicData uri="http://schemas.openxmlformats.org/drawingml/2006/picture">
                 <pic:pic>
                   <pic:nvPicPr>
-                    <pic:cNvPr descr="psi-negro.png" id="0" name="image2.png"/>
+                    <pic:cNvPr descr="psi-negro.png" id="0" name="image1.png"/>
                     <pic:cNvPicPr preferRelativeResize="0"/>
                   </pic:nvPicPr>
                   <pic:blipFill>
@@ -1145,12 +1145,12 @@
             <wp:extent cx="1304925" cy="2019300"/>
             <wp:effectExtent b="0" l="0" r="0" t="0"/>
             <wp:wrapSquare wrapText="bothSides" distB="0" distT="0" distL="114300" distR="114300"/>
-            <wp:docPr descr="UNPA.JPG" id="88" name="image1.jpg"/>
+            <wp:docPr descr="UNPA.JPG" id="88" name="image3.jpg"/>
             <a:graphic>
               <a:graphicData uri="http://schemas.openxmlformats.org/drawingml/2006/picture">
                 <pic:pic>
                   <pic:nvPicPr>
-                    <pic:cNvPr descr="UNPA.JPG" id="0" name="image1.jpg"/>
+                    <pic:cNvPr descr="UNPA.JPG" id="0" name="image3.jpg"/>
                     <pic:cNvPicPr preferRelativeResize="0"/>
                   </pic:nvPicPr>
                   <pic:blipFill>
@@ -1282,7 +1282,7 @@
     </w:p>
     <w:sdt>
       <w:sdtPr>
-        <w:id w:val="-639678871"/>
+        <w:id w:val="1462925395"/>
         <w:docPartObj>
           <w:docPartGallery w:val="Table of Contents"/>
           <w:docPartUnique w:val="1"/>
@@ -1871,7 +1871,7 @@
           <w:szCs w:val="52"/>
           <w:rtl w:val="0"/>
         </w:rPr>
-        <w:t xml:space="preserve">CU20: Registrar tiempo por cronómetro</w:t>
+        <w:t xml:space="preserve">CU15: Visualizar Tarea</w:t>
       </w:r>
     </w:p>
     <w:p>
@@ -1909,12 +1909,12 @@
           <wp:inline distB="114300" distT="114300" distL="114300" distR="114300">
             <wp:extent cx="5399730" cy="4305300"/>
             <wp:effectExtent b="0" l="0" r="0" t="0"/>
-            <wp:docPr id="83" name="image5.png"/>
+            <wp:docPr id="83" name="image4.png"/>
             <a:graphic>
               <a:graphicData uri="http://schemas.openxmlformats.org/drawingml/2006/picture">
                 <pic:pic>
                   <pic:nvPicPr>
-                    <pic:cNvPr id="0" name="image5.png"/>
+                    <pic:cNvPr id="0" name="image4.png"/>
                     <pic:cNvPicPr preferRelativeResize="0"/>
                   </pic:nvPicPr>
                   <pic:blipFill>
@@ -2006,7 +2006,7 @@
     <w:sdt>
       <w:sdtPr>
         <w:lock w:val="contentLocked"/>
-        <w:id w:val="2102299787"/>
+        <w:id w:val="-2025916494"/>
         <w:tag w:val="goog_rdk_0"/>
       </w:sdtPr>
       <w:sdtContent>
@@ -2287,7 +2287,7 @@
                   <w:rPr>
                     <w:rtl w:val="0"/>
                   </w:rPr>
-                  <w:t xml:space="preserve">El actor selecciona la opción "Ver Tareas" o accede a la </w:t>
+                  <w:t xml:space="preserve">El actor accede a la </w:t>
                 </w:r>
                 <w:r>
                   <w:rPr>
@@ -2299,7 +2299,7 @@
                   <w:rPr>
                     <w:rtl w:val="0"/>
                   </w:rPr>
-                  <w:t xml:space="preserve"> desde la pantalla principal.</w:t>
+                  <w:t xml:space="preserve"> para consultar el listado de tareas existentes.</w:t>
                 </w:r>
               </w:p>
             </w:tc>
@@ -2478,79 +2478,26 @@
                   <w:rPr>
                     <w:rtl w:val="0"/>
                   </w:rPr>
-                  <w:t xml:space="preserve">El actor selecciona selecciona la opción “Ver Tareas” desde la la</w:t>
+                  <w:t xml:space="preserve">El sistema despliega la </w:t>
                 </w:r>
                 <w:r>
                   <w:rPr>
                     <w:u w:val="single"/>
                     <w:rtl w:val="0"/>
                   </w:rPr>
-                  <w:t xml:space="preserve"> PantallaPlanificacion</w:t>
-                </w:r>
-                <w:r>
-                  <w:rPr>
-                    <w:rtl w:val="0"/>
-                  </w:rPr>
-                  <w:t xml:space="preserve">. La </w:t>
-                </w:r>
-                <w:r>
-                  <w:rPr>
-                    <w:u w:val="single"/>
-                    <w:rtl w:val="0"/>
-                  </w:rPr>
                   <w:t xml:space="preserve">PantallaPlanificacion</w:t>
                 </w:r>
                 <w:r>
                   <w:rPr>
                     <w:rtl w:val="0"/>
                   </w:rPr>
-                  <w:t xml:space="preserve"> envía el evento solicitarTareas al </w:t>
-                </w:r>
-                <w:r>
-                  <w:rPr>
-                    <w:u w:val="single"/>
-                    <w:rtl w:val="0"/>
-                  </w:rPr>
-                  <w:t xml:space="preserve">InterfazUsuario</w:t>
-                </w:r>
-                <w:r>
-                  <w:rPr>
-                    <w:rtl w:val="0"/>
-                  </w:rPr>
-                  <w:t xml:space="preserve">. La </w:t>
-                </w:r>
-                <w:r>
-                  <w:rPr>
-                    <w:u w:val="single"/>
-                    <w:rtl w:val="0"/>
-                  </w:rPr>
-                  <w:t xml:space="preserve">InterfazUsuario</w:t>
-                </w:r>
-                <w:r>
-                  <w:rPr>
-                    <w:u w:val="single"/>
-                    <w:rtl w:val="0"/>
-                  </w:rPr>
                   <w:t xml:space="preserve"> </w:t>
                 </w:r>
                 <w:r>
                   <w:rPr>
                     <w:rtl w:val="0"/>
                   </w:rPr>
-                  <w:t xml:space="preserve">envía el evento al </w:t>
-                </w:r>
-                <w:r>
-                  <w:rPr>
-                    <w:u w:val="single"/>
-                    <w:rtl w:val="0"/>
-                  </w:rPr>
-                  <w:t xml:space="preserve">ManejadorTarea</w:t>
-                </w:r>
-                <w:r>
-                  <w:rPr>
-                    <w:rtl w:val="0"/>
-                  </w:rPr>
-                  <w:t xml:space="preserve">.</w:t>
+                  <w:t xml:space="preserve">con la lista de tareas existentes.</w:t>
                 </w:r>
               </w:p>
             </w:tc>
@@ -2645,51 +2592,45 @@
                   <w:rPr>
                     <w:rtl w:val="0"/>
                   </w:rPr>
-                  <w:t xml:space="preserve">El </w:t>
+                  <w:t xml:space="preserve">La </w:t>
                 </w:r>
                 <w:r>
                   <w:rPr>
                     <w:u w:val="single"/>
                     <w:rtl w:val="0"/>
                   </w:rPr>
-                  <w:t xml:space="preserve">ManejadorTarea</w:t>
-                </w:r>
-                <w:r>
-                  <w:rPr>
-                    <w:rtl w:val="0"/>
-                  </w:rPr>
-                  <w:t xml:space="preserve"> solicita a la entidad </w:t>
+                  <w:t xml:space="preserve">PantallaPlanificacion</w:t>
+                </w:r>
+                <w:r>
+                  <w:rPr>
+                    <w:rtl w:val="0"/>
+                  </w:rPr>
+                  <w:t xml:space="preserve"> envía el evento </w:t>
+                </w:r>
+                <w:r>
+                  <w:rPr>
+                    <w:rtl w:val="0"/>
+                  </w:rPr>
+                  <w:t xml:space="preserve">solicitarListadoTareas</w:t>
+                </w:r>
+                <w:r>
+                  <w:rPr>
+                    <w:rtl w:val="0"/>
+                  </w:rPr>
+                  <w:t xml:space="preserve"> a la </w:t>
                 </w:r>
                 <w:r>
                   <w:rPr>
                     <w:u w:val="single"/>
                     <w:rtl w:val="0"/>
                   </w:rPr>
-                  <w:t xml:space="preserve">Tarea</w:t>
-                </w:r>
-                <w:r>
-                  <w:rPr>
-                    <w:rtl w:val="0"/>
-                  </w:rPr>
-                  <w:t xml:space="preserve"> obtener el listado de tareas del actor (</w:t>
-                </w:r>
-                <w:r>
-                  <w:rPr>
-                    <w:rtl w:val="0"/>
-                  </w:rPr>
-                  <w:t xml:space="preserve">getTareasPorActor</w:t>
-                </w:r>
-                <w:r>
-                  <w:rPr>
-                    <w:rtl w:val="0"/>
-                  </w:rPr>
-                  <w:t xml:space="preserve">(actorID)</w:t>
-                </w:r>
-                <w:r>
-                  <w:rPr>
-                    <w:rtl w:val="0"/>
-                  </w:rPr>
-                  <w:t xml:space="preserve">).</w:t>
+                  <w:t xml:space="preserve">InterfazUsuario</w:t>
+                </w:r>
+                <w:r>
+                  <w:rPr>
+                    <w:rtl w:val="0"/>
+                  </w:rPr>
+                  <w:t xml:space="preserve">.</w:t>
                 </w:r>
               </w:p>
             </w:tc>
@@ -2784,77 +2725,33 @@
                   <w:rPr>
                     <w:rtl w:val="0"/>
                   </w:rPr>
-                  <w:t xml:space="preserve">La entidad </w:t>
+                  <w:t xml:space="preserve">La </w:t>
                 </w:r>
                 <w:r>
                   <w:rPr>
                     <w:u w:val="single"/>
                     <w:rtl w:val="0"/>
                   </w:rPr>
-                  <w:t xml:space="preserve">Tarea</w:t>
-                </w:r>
-                <w:r>
-                  <w:rPr>
-                    <w:rtl w:val="0"/>
-                  </w:rPr>
-                  <w:t xml:space="preserve"> solicita a la</w:t>
+                  <w:t xml:space="preserve">InterfazUsuario</w:t>
+                </w:r>
+                <w:r>
+                  <w:rPr>
+                    <w:rtl w:val="0"/>
+                  </w:rPr>
+                  <w:t xml:space="preserve"> solicita al </w:t>
                 </w:r>
                 <w:r>
                   <w:rPr>
                     <w:u w:val="single"/>
                     <w:rtl w:val="0"/>
                   </w:rPr>
-                  <w:t xml:space="preserve"> InterfazBDD </w:t>
-                </w:r>
-                <w:r>
-                  <w:rPr>
-                    <w:rtl w:val="0"/>
-                  </w:rPr>
-                  <w:t xml:space="preserve">recuperar las tareas (</w:t>
-                </w:r>
-                <w:r>
-                  <w:rPr>
-                    <w:rtl w:val="0"/>
-                  </w:rPr>
-                  <w:t xml:space="preserve">getTareas</w:t>
-                </w:r>
-                <w:r>
-                  <w:rPr>
-                    <w:rtl w:val="0"/>
-                  </w:rPr>
-                  <w:t xml:space="preserve">(actorID)</w:t>
-                </w:r>
-                <w:r>
-                  <w:rPr>
-                    <w:rtl w:val="0"/>
-                  </w:rPr>
-                  <w:t xml:space="preserve">). La </w:t>
-                </w:r>
-                <w:r>
-                  <w:rPr>
-                    <w:u w:val="single"/>
-                    <w:rtl w:val="0"/>
-                  </w:rPr>
-                  <w:t xml:space="preserve">InterfazBDD</w:t>
-                </w:r>
-                <w:r>
-                  <w:rPr>
-                    <w:rtl w:val="0"/>
-                  </w:rPr>
-                  <w:t xml:space="preserve"> solicita a la BDD obtener el listado de tareas. La BDD retorna el listado de tareas a la </w:t>
-                </w:r>
-                <w:r>
-                  <w:rPr>
-                    <w:u w:val="single"/>
-                    <w:rtl w:val="0"/>
-                  </w:rPr>
-                  <w:t xml:space="preserve">InterfazBDD</w:t>
-                </w:r>
-                <w:r>
-                  <w:rPr>
-                    <w:rtl w:val="0"/>
-                  </w:rPr>
-                  <w:t xml:space="preserve">.</w:t>
+                  <w:t xml:space="preserve">ManejadorTarea</w:t>
+                </w:r>
+                <w:r>
+                  <w:rPr>
+                    <w:rtl w:val="0"/>
+                  </w:rPr>
+                  <w:t xml:space="preserve"> obtener la lista de tareas del usuario actual o del proyecto.</w:t>
                 </w:r>
               </w:p>
             </w:tc>
@@ -2949,85 +2846,33 @@
                   <w:rPr>
                     <w:rtl w:val="0"/>
                   </w:rPr>
-                  <w:t xml:space="preserve">La </w:t>
+                  <w:t xml:space="preserve">El </w:t>
                 </w:r>
                 <w:r>
                   <w:rPr>
                     <w:u w:val="single"/>
                     <w:rtl w:val="0"/>
                   </w:rPr>
-                  <w:t xml:space="preserve">InterfazBDD</w:t>
-                </w:r>
-                <w:r>
-                  <w:rPr>
-                    <w:rtl w:val="0"/>
-                  </w:rPr>
-                  <w:t xml:space="preserve"> envía el listado a la entidad </w:t>
+                  <w:t xml:space="preserve">ManejadorTarea</w:t>
+                </w:r>
+                <w:r>
+                  <w:rPr>
+                    <w:rtl w:val="0"/>
+                  </w:rPr>
+                  <w:t xml:space="preserve"> valida el acceso y solicita a la entidad </w:t>
                 </w:r>
                 <w:r>
                   <w:rPr>
                     <w:u w:val="single"/>
                     <w:rtl w:val="0"/>
                   </w:rPr>
-                  <w:t xml:space="preserve">Tarea</w:t>
-                </w:r>
-                <w:r>
-                  <w:rPr>
-                    <w:rtl w:val="0"/>
-                  </w:rPr>
-                  <w:t xml:space="preserve">. La Entidad </w:t>
-                </w:r>
-                <w:r>
-                  <w:rPr>
-                    <w:u w:val="single"/>
-                    <w:rtl w:val="0"/>
-                  </w:rPr>
                   <w:t xml:space="preserve">Tarea </w:t>
                 </w:r>
                 <w:r>
                   <w:rPr>
                     <w:rtl w:val="0"/>
                   </w:rPr>
-                  <w:t xml:space="preserve">envía el listado al </w:t>
-                </w:r>
-                <w:r>
-                  <w:rPr>
-                    <w:u w:val="single"/>
-                    <w:rtl w:val="0"/>
-                  </w:rPr>
-                  <w:t xml:space="preserve">ManejadorTarea</w:t>
-                </w:r>
-                <w:r>
-                  <w:rPr>
-                    <w:rtl w:val="0"/>
-                  </w:rPr>
-                  <w:t xml:space="preserve">. El </w:t>
-                </w:r>
-                <w:r>
-                  <w:rPr>
-                    <w:u w:val="single"/>
-                    <w:rtl w:val="0"/>
-                  </w:rPr>
-                  <w:t xml:space="preserve">ManejadorTarea</w:t>
-                </w:r>
-                <w:r>
-                  <w:rPr>
-                    <w:rtl w:val="0"/>
-                  </w:rPr>
-                  <w:t xml:space="preserve"> solicita a InterfazUsuario desplegar la </w:t>
-                </w:r>
-                <w:r>
-                  <w:rPr>
-                    <w:u w:val="single"/>
-                    <w:rtl w:val="0"/>
-                  </w:rPr>
-                  <w:t xml:space="preserve">PantallaPlanificacion</w:t>
-                </w:r>
-                <w:r>
-                  <w:rPr>
-                    <w:rtl w:val="0"/>
-                  </w:rPr>
-                  <w:t xml:space="preserve">.</w:t>
+                  <w:t xml:space="preserve">recuperar la información requerida.</w:t>
                 </w:r>
               </w:p>
             </w:tc>
@@ -3122,46 +2967,33 @@
                   <w:rPr>
                     <w:rtl w:val="0"/>
                   </w:rPr>
-                  <w:t xml:space="preserve">La </w:t>
+                  <w:t xml:space="preserve">La entidad </w:t>
                 </w:r>
                 <w:r>
                   <w:rPr>
                     <w:u w:val="single"/>
                     <w:rtl w:val="0"/>
                   </w:rPr>
-                  <w:t xml:space="preserve">InterfazUsuario</w:t>
-                </w:r>
-                <w:r>
-                  <w:rPr>
-                    <w:rtl w:val="0"/>
-                  </w:rPr>
-                  <w:t xml:space="preserve"> solicita a la </w:t>
+                  <w:t xml:space="preserve">Tarea</w:t>
+                </w:r>
+                <w:r>
+                  <w:rPr>
+                    <w:rtl w:val="0"/>
+                  </w:rPr>
+                  <w:t xml:space="preserve"> envía la solicitud a la </w:t>
                 </w:r>
                 <w:r>
                   <w:rPr>
                     <w:u w:val="single"/>
                     <w:rtl w:val="0"/>
                   </w:rPr>
-                  <w:t xml:space="preserve">PantallaPlanificacion</w:t>
-                </w:r>
-                <w:r>
-                  <w:rPr>
-                    <w:rtl w:val="0"/>
-                  </w:rPr>
-                  <w:t xml:space="preserve"> mostrar el listado de tareas. La </w:t>
-                </w:r>
-                <w:r>
-                  <w:rPr>
-                    <w:u w:val="single"/>
-                    <w:rtl w:val="0"/>
-                  </w:rPr>
-                  <w:t xml:space="preserve">PantallaPlanificacion</w:t>
-                </w:r>
-                <w:r>
-                  <w:rPr>
-                    <w:rtl w:val="0"/>
-                  </w:rPr>
-                  <w:t xml:space="preserve"> se despliega y muestra el listado.</w:t>
+                  <w:t xml:space="preserve">InterfazBDD</w:t>
+                </w:r>
+                <w:r>
+                  <w:rPr>
+                    <w:rtl w:val="0"/>
+                  </w:rPr>
+                  <w:t xml:space="preserve"> para consultar las tareas almacenadas.</w:t>
                 </w:r>
               </w:p>
             </w:tc>
@@ -3256,95 +3088,20 @@
                   <w:rPr>
                     <w:rtl w:val="0"/>
                   </w:rPr>
-                  <w:t xml:space="preserve">El actor selecciona una tarea de la lista. La </w:t>
+                  <w:t xml:space="preserve">La </w:t>
                 </w:r>
                 <w:r>
                   <w:rPr>
                     <w:u w:val="single"/>
                     <w:rtl w:val="0"/>
                   </w:rPr>
-                  <w:t xml:space="preserve">PantallaPlanificacion</w:t>
-                </w:r>
-                <w:r>
-                  <w:rPr>
-                    <w:rtl w:val="0"/>
-                  </w:rPr>
-                  <w:t xml:space="preserve"> envía el ID de la tarea seleccionada (</w:t>
-                </w:r>
-                <w:r>
-                  <w:rPr>
-                    <w:rtl w:val="0"/>
-                  </w:rPr>
-                  <w:t xml:space="preserve">tareaID</w:t>
-                </w:r>
-                <w:r>
-                  <w:rPr>
-                    <w:rtl w:val="0"/>
-                  </w:rPr>
-                  <w:t xml:space="preserve">) a la  </w:t>
-                </w:r>
-                <w:r>
-                  <w:rPr>
-                    <w:u w:val="single"/>
-                    <w:rtl w:val="0"/>
-                  </w:rPr>
-                  <w:t xml:space="preserve">InterfazUsuario</w:t>
-                </w:r>
-                <w:r>
-                  <w:rPr>
-                    <w:rtl w:val="0"/>
-                  </w:rPr>
-                  <w:t xml:space="preserve">. La </w:t>
-                </w:r>
-                <w:r>
-                  <w:rPr>
-                    <w:u w:val="single"/>
-                    <w:rtl w:val="0"/>
-                  </w:rPr>
-                  <w:t xml:space="preserve">InterfazUsuario</w:t>
-                </w:r>
-                <w:r>
-                  <w:rPr>
-                    <w:rtl w:val="0"/>
-                  </w:rPr>
-                  <w:t xml:space="preserve"> envía el evento </w:t>
-                </w:r>
-                <w:r>
-                  <w:rPr>
-                    <w:rtl w:val="0"/>
-                  </w:rPr>
-                  <w:t xml:space="preserve">verDetalleTarea</w:t>
-                </w:r>
-                <w:r>
-                  <w:rPr>
-                    <w:rtl w:val="0"/>
-                  </w:rPr>
-                  <w:t xml:space="preserve">(</w:t>
-                </w:r>
-                <w:r>
-                  <w:rPr>
-                    <w:rtl w:val="0"/>
-                  </w:rPr>
-                  <w:t xml:space="preserve">tareaID</w:t>
-                </w:r>
-                <w:r>
-                  <w:rPr>
-                    <w:rtl w:val="0"/>
-                  </w:rPr>
-                  <w:t xml:space="preserve">) al </w:t>
-                </w:r>
-                <w:r>
-                  <w:rPr>
-                    <w:u w:val="single"/>
-                    <w:rtl w:val="0"/>
-                  </w:rPr>
-                  <w:t xml:space="preserve">ManejadorTarea</w:t>
-                </w:r>
-                <w:r>
-                  <w:rPr>
-                    <w:rtl w:val="0"/>
-                  </w:rPr>
-                  <w:t xml:space="preserve">.</w:t>
+                  <w:t xml:space="preserve">InterfazBDD</w:t>
+                </w:r>
+                <w:r>
+                  <w:rPr>
+                    <w:rtl w:val="0"/>
+                  </w:rPr>
+                  <w:t xml:space="preserve"> envía la consulta a la BDD.</w:t>
                 </w:r>
               </w:p>
             </w:tc>
@@ -3439,20 +3196,20 @@
                   <w:rPr>
                     <w:rtl w:val="0"/>
                   </w:rPr>
-                  <w:t xml:space="preserve">El </w:t>
+                  <w:t xml:space="preserve">La BDD devuelve el listado de tareas a la </w:t>
                 </w:r>
                 <w:r>
                   <w:rPr>
                     <w:u w:val="single"/>
                     <w:rtl w:val="0"/>
                   </w:rPr>
-                  <w:t xml:space="preserve">ManejadorTarea</w:t>
-                </w:r>
-                <w:r>
-                  <w:rPr>
-                    <w:rtl w:val="0"/>
-                  </w:rPr>
-                  <w:t xml:space="preserve"> solicita a la entidad </w:t>
+                  <w:t xml:space="preserve">InterfazBDD</w:t>
+                </w:r>
+                <w:r>
+                  <w:rPr>
+                    <w:rtl w:val="0"/>
+                  </w:rPr>
+                  <w:t xml:space="preserve">, que lo envía a la entidad </w:t>
                 </w:r>
                 <w:r>
                   <w:rPr>
@@ -3465,37 +3222,7 @@
                   <w:rPr>
                     <w:rtl w:val="0"/>
                   </w:rPr>
-                  <w:t xml:space="preserve"> obtener los detalles completos de la tarea (</w:t>
-                </w:r>
-                <w:r>
-                  <w:rPr>
-                    <w:rtl w:val="0"/>
-                  </w:rPr>
-                  <w:t xml:space="preserve">getDetalleTarea</w:t>
-                </w:r>
-                <w:r>
-                  <w:rPr>
-                    <w:rtl w:val="0"/>
-                  </w:rPr>
-                  <w:t xml:space="preserve">(</w:t>
-                </w:r>
-                <w:r>
-                  <w:rPr>
-                    <w:rtl w:val="0"/>
-                  </w:rPr>
-                  <w:t xml:space="preserve">tareaID</w:t>
-                </w:r>
-                <w:r>
-                  <w:rPr>
-                    <w:rtl w:val="0"/>
-                  </w:rPr>
-                  <w:t xml:space="preserve">)</w:t>
-                </w:r>
-                <w:r>
-                  <w:rPr>
-                    <w:rtl w:val="0"/>
-                  </w:rPr>
-                  <w:t xml:space="preserve">).</w:t>
+                  <w:t xml:space="preserve">.</w:t>
                 </w:r>
               </w:p>
             </w:tc>
@@ -3603,39 +3330,27 @@
                   <w:rPr>
                     <w:rtl w:val="0"/>
                   </w:rPr>
-                  <w:t xml:space="preserve"> solicita a la </w:t>
+                  <w:t xml:space="preserve"> envía  los datos al </w:t>
                 </w:r>
                 <w:r>
                   <w:rPr>
                     <w:u w:val="single"/>
                     <w:rtl w:val="0"/>
                   </w:rPr>
-                  <w:t xml:space="preserve">InterfazBDD</w:t>
-                </w:r>
-                <w:r>
-                  <w:rPr>
-                    <w:rtl w:val="0"/>
-                  </w:rPr>
-                  <w:t xml:space="preserve"> recuperar los detalles completos de la tarea (getDetalleTareaCompleto(</w:t>
-                </w:r>
-                <w:r>
-                  <w:rPr>
-                    <w:rtl w:val="0"/>
-                  </w:rPr>
-                  <w:t xml:space="preserve">tareaID</w:t>
-                </w:r>
-                <w:r>
-                  <w:rPr>
-                    <w:rtl w:val="0"/>
-                  </w:rPr>
-                  <w:t xml:space="preserve">)). La BDD retorna el estado, usuario asignado, tiempos registrados y usuarios que aportaron a la </w:t>
+                  <w:t xml:space="preserve">ManejadorTarea</w:t>
+                </w:r>
+                <w:r>
+                  <w:rPr>
+                    <w:rtl w:val="0"/>
+                  </w:rPr>
+                  <w:t xml:space="preserve">, quien los envía a la </w:t>
                 </w:r>
                 <w:r>
                   <w:rPr>
                     <w:u w:val="single"/>
                     <w:rtl w:val="0"/>
                   </w:rPr>
-                  <w:t xml:space="preserve">InterfazBDD</w:t>
+                  <w:t xml:space="preserve">InterfazUsuario</w:t>
                 </w:r>
                 <w:r>
                   <w:rPr>
@@ -3743,212 +3458,26 @@
                     <w:u w:val="single"/>
                     <w:rtl w:val="0"/>
                   </w:rPr>
-                  <w:t xml:space="preserve">InterfazBDD</w:t>
-                </w:r>
-                <w:r>
-                  <w:rPr>
-                    <w:rtl w:val="0"/>
-                  </w:rPr>
-                  <w:t xml:space="preserve"> envía la información detallada a la Entidad </w:t>
+                  <w:t xml:space="preserve">InterfazUsuario</w:t>
+                </w:r>
+                <w:r>
+                  <w:rPr>
+                    <w:rtl w:val="0"/>
+                  </w:rPr>
+                  <w:t xml:space="preserve"> solicita a la </w:t>
                 </w:r>
                 <w:r>
                   <w:rPr>
                     <w:u w:val="single"/>
                     <w:rtl w:val="0"/>
                   </w:rPr>
-                  <w:t xml:space="preserve">Tarea</w:t>
-                </w:r>
-                <w:r>
-                  <w:rPr>
-                    <w:rtl w:val="0"/>
-                  </w:rPr>
-                  <w:t xml:space="preserve">, que la formatea y la envía al </w:t>
-                </w:r>
-                <w:r>
-                  <w:rPr>
-                    <w:u w:val="single"/>
-                    <w:rtl w:val="0"/>
-                  </w:rPr>
-                  <w:t xml:space="preserve">ManejadorTarea</w:t>
-                </w:r>
-                <w:r>
-                  <w:rPr>
-                    <w:rtl w:val="0"/>
-                  </w:rPr>
-                  <w:t xml:space="preserve">. El </w:t>
-                </w:r>
-                <w:r>
-                  <w:rPr>
-                    <w:u w:val="single"/>
-                    <w:rtl w:val="0"/>
-                  </w:rPr>
-                  <w:t xml:space="preserve">ManejadorTarea</w:t>
-                </w:r>
-                <w:r>
-                  <w:rPr>
-                    <w:rtl w:val="0"/>
-                  </w:rPr>
-                  <w:t xml:space="preserve"> solicita a </w:t>
-                </w:r>
-                <w:r>
-                  <w:rPr>
-                    <w:u w:val="single"/>
-                    <w:rtl w:val="0"/>
-                  </w:rPr>
-                  <w:t xml:space="preserve">InterfazUsuario</w:t>
-                </w:r>
-                <w:r>
-                  <w:rPr>
-                    <w:rtl w:val="0"/>
-                  </w:rPr>
-                  <w:t xml:space="preserve"> actualizar la </w:t>
-                </w:r>
-                <w:r>
-                  <w:rPr>
-                    <w:u w:val="single"/>
-                    <w:rtl w:val="0"/>
-                  </w:rPr>
                   <w:t xml:space="preserve">PantallaPlanificacion</w:t>
                 </w:r>
                 <w:r>
                   <w:rPr>
                     <w:rtl w:val="0"/>
                   </w:rPr>
-                  <w:t xml:space="preserve"> con los detalles de la tarea.</w:t>
-                </w:r>
-              </w:p>
-            </w:tc>
-          </w:tr>
-          <w:tr>
-            <w:trPr>
-              <w:cantSplit w:val="0"/>
-              <w:trHeight w:val="773.935546875" w:hRule="atLeast"/>
-              <w:tblHeader w:val="0"/>
-            </w:trPr>
-            <w:tc>
-              <w:tcPr>
-                <w:shd w:fill="auto" w:val="clear"/>
-                <w:tcMar>
-                  <w:top w:w="100.0" w:type="dxa"/>
-                  <w:left w:w="100.0" w:type="dxa"/>
-                  <w:bottom w:w="100.0" w:type="dxa"/>
-                  <w:right w:w="100.0" w:type="dxa"/>
-                </w:tcMar>
-                <w:vAlign w:val="top"/>
-              </w:tcPr>
-              <w:p>
-                <w:pPr>
-                  <w:widowControl w:val="0"/>
-                  <w:spacing w:before="0" w:line="240" w:lineRule="auto"/>
-                  <w:ind w:left="0"/>
-                  <w:rPr/>
-                </w:pPr>
-                <w:r>
-                  <w:rPr>
-                    <w:rtl w:val="0"/>
-                  </w:rPr>
-                </w:r>
-              </w:p>
-            </w:tc>
-            <w:tc>
-              <w:tcPr>
-                <w:tcBorders>
-                  <w:top w:color="000000" w:space="0" w:sz="8" w:val="single"/>
-                  <w:left w:color="000000" w:space="0" w:sz="8" w:val="single"/>
-                  <w:bottom w:color="000000" w:space="0" w:sz="8" w:val="single"/>
-                  <w:right w:color="000000" w:space="0" w:sz="8" w:val="single"/>
-                </w:tcBorders>
-                <w:tcMar>
-                  <w:top w:w="100.0" w:type="dxa"/>
-                  <w:left w:w="100.0" w:type="dxa"/>
-                  <w:bottom w:w="100.0" w:type="dxa"/>
-                  <w:right w:w="100.0" w:type="dxa"/>
-                </w:tcMar>
-                <w:vAlign w:val="top"/>
-              </w:tcPr>
-              <w:p>
-                <w:pPr>
-                  <w:widowControl w:val="0"/>
-                  <w:spacing w:before="0" w:line="240" w:lineRule="auto"/>
-                  <w:ind w:left="0"/>
-                  <w:jc w:val="center"/>
-                  <w:rPr/>
-                </w:pPr>
-                <w:r>
-                  <w:rPr>
-                    <w:rtl w:val="0"/>
-                  </w:rPr>
-                  <w:t xml:space="preserve">10</w:t>
-                </w:r>
-              </w:p>
-            </w:tc>
-            <w:tc>
-              <w:tcPr>
-                <w:tcBorders>
-                  <w:top w:color="000000" w:space="0" w:sz="8" w:val="single"/>
-                  <w:left w:color="000000" w:space="0" w:sz="8" w:val="single"/>
-                  <w:bottom w:color="000000" w:space="0" w:sz="8" w:val="single"/>
-                  <w:right w:color="000000" w:space="0" w:sz="8" w:val="single"/>
-                </w:tcBorders>
-                <w:tcMar>
-                  <w:top w:w="100.0" w:type="dxa"/>
-                  <w:left w:w="100.0" w:type="dxa"/>
-                  <w:bottom w:w="100.0" w:type="dxa"/>
-                  <w:right w:w="100.0" w:type="dxa"/>
-                </w:tcMar>
-                <w:vAlign w:val="top"/>
-              </w:tcPr>
-              <w:p>
-                <w:pPr>
-                  <w:widowControl w:val="0"/>
-                  <w:spacing w:before="0" w:line="240" w:lineRule="auto"/>
-                  <w:ind w:left="0"/>
-                  <w:rPr/>
-                </w:pPr>
-                <w:r>
-                  <w:rPr>
-                    <w:rtl w:val="0"/>
-                  </w:rPr>
-                  <w:t xml:space="preserve">La </w:t>
-                </w:r>
-                <w:r>
-                  <w:rPr>
-                    <w:u w:val="single"/>
-                    <w:rtl w:val="0"/>
-                  </w:rPr>
-                  <w:t xml:space="preserve">InterfazUsuario</w:t>
-                </w:r>
-                <w:r>
-                  <w:rPr>
-                    <w:rtl w:val="0"/>
-                  </w:rPr>
-                  <w:t xml:space="preserve"> solicita a la </w:t>
-                </w:r>
-                <w:r>
-                  <w:rPr>
-                    <w:u w:val="single"/>
-                    <w:rtl w:val="0"/>
-                  </w:rPr>
-                  <w:t xml:space="preserve">PantallaPlanificacion</w:t>
-                </w:r>
-                <w:r>
-                  <w:rPr>
-                    <w:rtl w:val="0"/>
-                  </w:rPr>
-                  <w:t xml:space="preserve"> mostrar los detalles de la tarea (estado, horas aplicadas, responsables). La </w:t>
-                </w:r>
-                <w:r>
-                  <w:rPr>
-                    <w:u w:val="single"/>
-                    <w:rtl w:val="0"/>
-                  </w:rPr>
-                  <w:t xml:space="preserve">PantallaPlanificacion</w:t>
-                </w:r>
-                <w:r>
-                  <w:rPr>
-                    <w:rtl w:val="0"/>
-                  </w:rPr>
-                  <w:t xml:space="preserve"> se actualiza y muestra la información al actor.</w:t>
+                  <w:t xml:space="preserve"> mostrar las tareas en pantalla, incluyendo detalles como estado, responsable, fechas, duración y horas aplicadas.</w:t>
                 </w:r>
               </w:p>
             </w:tc>
@@ -4071,7 +3600,7 @@
                   <w:rPr>
                     <w:rtl w:val="0"/>
                   </w:rPr>
-                  <w:t xml:space="preserve">3a</w:t>
+                  <w:t xml:space="preserve">5a</w:t>
                 </w:r>
               </w:p>
             </w:tc>
@@ -4102,7 +3631,7 @@
                   <w:rPr>
                     <w:rtl w:val="0"/>
                   </w:rPr>
-                  <w:t xml:space="preserve">No existen tareas registradas: La BDD retorna una lista vacía a la </w:t>
+                  <w:t xml:space="preserve">No existen tareas registradas: la </w:t>
                 </w:r>
                 <w:r>
                   <w:rPr>
@@ -4115,6 +3644,45 @@
                   <w:rPr>
                     <w:rtl w:val="0"/>
                   </w:rPr>
+                  <w:t xml:space="preserve"> devuelve un conjunto vacío, que la entidad </w:t>
+                </w:r>
+                <w:r>
+                  <w:rPr>
+                    <w:u w:val="single"/>
+                    <w:rtl w:val="0"/>
+                  </w:rPr>
+                  <w:t xml:space="preserve">Tarea</w:t>
+                </w:r>
+                <w:r>
+                  <w:rPr>
+                    <w:rtl w:val="0"/>
+                  </w:rPr>
+                  <w:t xml:space="preserve"> envía al </w:t>
+                </w:r>
+                <w:r>
+                  <w:rPr>
+                    <w:u w:val="single"/>
+                    <w:rtl w:val="0"/>
+                  </w:rPr>
+                  <w:t xml:space="preserve">ManejadorTarea</w:t>
+                </w:r>
+                <w:r>
+                  <w:rPr>
+                    <w:rtl w:val="0"/>
+                  </w:rPr>
+                  <w:t xml:space="preserve"> y luego a la </w:t>
+                </w:r>
+                <w:r>
+                  <w:rPr>
+                    <w:u w:val="single"/>
+                    <w:rtl w:val="0"/>
+                  </w:rPr>
+                  <w:t xml:space="preserve">InterfazUsuario</w:t>
+                </w:r>
+                <w:r>
+                  <w:rPr>
+                    <w:rtl w:val="0"/>
+                  </w:rPr>
                   <w:t xml:space="preserve">. La </w:t>
                 </w:r>
                 <w:r>
@@ -4122,104 +3690,31 @@
                     <w:u w:val="single"/>
                     <w:rtl w:val="0"/>
                   </w:rPr>
-                  <w:t xml:space="preserve">InterfazBDD</w:t>
-                </w:r>
-                <w:r>
-                  <w:rPr>
-                    <w:rtl w:val="0"/>
-                  </w:rPr>
-                  <w:t xml:space="preserve"> informa a la Entidad </w:t>
-                </w:r>
-                <w:r>
-                  <w:rPr>
-                    <w:u w:val="single"/>
-                    <w:rtl w:val="0"/>
-                  </w:rPr>
-                  <w:t xml:space="preserve">Tarea</w:t>
-                </w:r>
-                <w:r>
-                  <w:rPr>
-                    <w:rtl w:val="0"/>
-                  </w:rPr>
-                  <w:t xml:space="preserve">. La Entidad </w:t>
-                </w:r>
-                <w:r>
-                  <w:rPr>
-                    <w:u w:val="single"/>
-                    <w:rtl w:val="0"/>
-                  </w:rPr>
-                  <w:t xml:space="preserve">Tarea</w:t>
-                </w:r>
-                <w:r>
-                  <w:rPr>
-                    <w:rtl w:val="0"/>
-                  </w:rPr>
-                  <w:t xml:space="preserve"> envía un mensaje de error al </w:t>
-                </w:r>
-                <w:r>
-                  <w:rPr>
-                    <w:u w:val="single"/>
-                    <w:rtl w:val="0"/>
-                  </w:rPr>
-                  <w:t xml:space="preserve">ManejadorTarea</w:t>
-                </w:r>
-                <w:r>
-                  <w:rPr>
-                    <w:rtl w:val="0"/>
-                  </w:rPr>
-                  <w:t xml:space="preserve">. El </w:t>
-                </w:r>
-                <w:r>
-                  <w:rPr>
-                    <w:u w:val="single"/>
-                    <w:rtl w:val="0"/>
-                  </w:rPr>
-                  <w:t xml:space="preserve">ManejadorTarea</w:t>
-                </w:r>
-                <w:r>
-                  <w:rPr>
-                    <w:rtl w:val="0"/>
-                  </w:rPr>
-                  <w:t xml:space="preserve"> solicita a </w:t>
-                </w:r>
-                <w:r>
-                  <w:rPr>
-                    <w:u w:val="single"/>
-                    <w:rtl w:val="0"/>
-                  </w:rPr>
-                  <w:t xml:space="preserve">InterfazUsuario</w:t>
-                </w:r>
-                <w:r>
-                  <w:rPr>
-                    <w:rtl w:val="0"/>
-                  </w:rPr>
-                  <w:t xml:space="preserve"> desplegar el mensaje “No se han encontrado tareas registradas”. La </w:t>
-                </w:r>
-                <w:r>
-                  <w:rPr>
-                    <w:u w:val="single"/>
-                    <w:rtl w:val="0"/>
-                  </w:rPr>
-                  <w:t xml:space="preserve">InterfazUsuario</w:t>
-                </w:r>
-                <w:r>
-                  <w:rPr>
-                    <w:rtl w:val="0"/>
-                  </w:rPr>
-                  <w:t xml:space="preserve"> solicita a la </w:t>
-                </w:r>
-                <w:r>
-                  <w:rPr>
-                    <w:u w:val="single"/>
-                    <w:rtl w:val="0"/>
-                  </w:rPr>
                   <w:t xml:space="preserve">PantallaPlanificacion</w:t>
                 </w:r>
                 <w:r>
                   <w:rPr>
                     <w:rtl w:val="0"/>
                   </w:rPr>
-                  <w:t xml:space="preserve"> mostrar el mensaje y volver al paso 1 o a la pantalla de inicio.</w:t>
+                  <w:t xml:space="preserve"> </w:t>
+                </w:r>
+                <w:r>
+                  <w:rPr>
+                    <w:rtl w:val="0"/>
+                  </w:rPr>
+                  <w:t xml:space="preserve">muestra el mensaje “No hay tareas que </w:t>
+                </w:r>
+                <w:r>
+                  <w:rPr>
+                    <w:rtl w:val="0"/>
+                  </w:rPr>
+                  <w:t xml:space="preserve">coincidan</w:t>
+                </w:r>
+                <w:r>
+                  <w:rPr>
+                    <w:rtl w:val="0"/>
+                  </w:rPr>
+                  <w:t xml:space="preserve"> con los filtros”. Continúa en el CU15, paso 1.</w:t>
                 </w:r>
               </w:p>
             </w:tc>
@@ -4282,7 +3777,7 @@
                   <w:rPr>
                     <w:rtl w:val="0"/>
                   </w:rPr>
-                  <w:t xml:space="preserve">7a</w:t>
+                  <w:t xml:space="preserve">6a</w:t>
                 </w:r>
               </w:p>
             </w:tc>
@@ -4313,32 +3808,45 @@
                   <w:rPr>
                     <w:rtl w:val="0"/>
                   </w:rPr>
-                  <w:t xml:space="preserve">La tarea seleccionada no existe o no es accesible para el actor: La BDD retorna un mensaje de error o dato nulo al buscar por </w:t>
-                </w:r>
-                <w:r>
-                  <w:rPr>
-                    <w:rtl w:val="0"/>
-                  </w:rPr>
-                  <w:t xml:space="preserve">tareaID</w:t>
-                </w:r>
-                <w:r>
-                  <w:rPr>
-                    <w:rtl w:val="0"/>
-                  </w:rPr>
-                  <w:t xml:space="preserve">. El error se propaga a la Entidad </w:t>
+                  <w:t xml:space="preserve">Error de conexión con la </w:t>
+                </w:r>
+                <w:r>
+                  <w:rPr>
+                    <w:rtl w:val="0"/>
+                  </w:rPr>
+                  <w:t xml:space="preserve">BDD</w:t>
+                </w:r>
+                <w:r>
+                  <w:rPr>
+                    <w:rtl w:val="0"/>
+                  </w:rPr>
+                  <w:t xml:space="preserve">: la </w:t>
                 </w:r>
                 <w:r>
                   <w:rPr>
                     <w:u w:val="single"/>
                     <w:rtl w:val="0"/>
                   </w:rPr>
+                  <w:t xml:space="preserve">InterfazBDD</w:t>
+                </w:r>
+                <w:r>
+                  <w:rPr>
+                    <w:rtl w:val="0"/>
+                  </w:rPr>
+                  <w:t xml:space="preserve"> no puede acceder a la base de datos y envía un mensaje de error a la entidad </w:t>
+                </w:r>
+                <w:r>
+                  <w:rPr>
+                    <w:u w:val="single"/>
+                    <w:rtl w:val="0"/>
+                  </w:rPr>
                   <w:t xml:space="preserve">Tarea</w:t>
                 </w:r>
                 <w:r>
                   <w:rPr>
                     <w:rtl w:val="0"/>
                   </w:rPr>
-                  <w:t xml:space="preserve">, que envía el mensaje al </w:t>
+                  <w:t xml:space="preserve">,que lo envía al </w:t>
                 </w:r>
                 <w:r>
                   <w:rPr>
@@ -4351,20 +3859,20 @@
                   <w:rPr>
                     <w:rtl w:val="0"/>
                   </w:rPr>
-                  <w:t xml:space="preserve">. El </w:t>
+                  <w:t xml:space="preserve">, luego a la </w:t>
                 </w:r>
                 <w:r>
                   <w:rPr>
                     <w:u w:val="single"/>
                     <w:rtl w:val="0"/>
                   </w:rPr>
-                  <w:t xml:space="preserve">ManejadorTarea</w:t>
-                </w:r>
-                <w:r>
-                  <w:rPr>
-                    <w:rtl w:val="0"/>
-                  </w:rPr>
-                  <w:t xml:space="preserve"> solicita a </w:t>
+                  <w:t xml:space="preserve">InterfazUsuario</w:t>
+                </w:r>
+                <w:r>
+                  <w:rPr>
+                    <w:rtl w:val="0"/>
+                  </w:rPr>
+                  <w:t xml:space="preserve">. La </w:t>
                 </w:r>
                 <w:r>
                   <w:rPr>
@@ -4377,20 +3885,38 @@
                   <w:rPr>
                     <w:rtl w:val="0"/>
                   </w:rPr>
-                  <w:t xml:space="preserve"> mostrar el mensaje “Error: La tarea seleccionada no existe o no tiene permiso para verla”. La </w:t>
+                  <w:t xml:space="preserve"> envía el evento </w:t>
+                </w:r>
+                <w:r>
+                  <w:rPr>
+                    <w:rtl w:val="0"/>
+                  </w:rPr>
+                  <w:t xml:space="preserve">desplegarMensajeError</w:t>
+                </w:r>
+                <w:r>
+                  <w:rPr>
+                    <w:rtl w:val="0"/>
+                  </w:rPr>
+                  <w:t xml:space="preserve"> a la </w:t>
                 </w:r>
                 <w:r>
                   <w:rPr>
                     <w:u w:val="single"/>
                     <w:rtl w:val="0"/>
                   </w:rPr>
-                  <w:t xml:space="preserve">InterfazUsuario</w:t>
-                </w:r>
-                <w:r>
-                  <w:rPr>
-                    <w:rtl w:val="0"/>
-                  </w:rPr>
-                  <w:t xml:space="preserve"> solicita a la </w:t>
+                  <w:t xml:space="preserve">PantallaPlanificacion</w:t>
+                </w:r>
+                <w:r>
+                  <w:rPr>
+                    <w:rtl w:val="0"/>
+                  </w:rPr>
+                  <w:t xml:space="preserve">. La </w:t>
+                </w:r>
+                <w:r>
+                  <w:rPr>
+                    <w:rtl w:val="0"/>
+                  </w:rPr>
+                  <w:t xml:space="preserve"> </w:t>
                 </w:r>
                 <w:r>
                   <w:rPr>
@@ -4403,7 +3929,7 @@
                   <w:rPr>
                     <w:rtl w:val="0"/>
                   </w:rPr>
-                  <w:t xml:space="preserve"> mostrar el mensaje. Continúa en el CU15, paso 5.</w:t>
+                  <w:t xml:space="preserve"> muestra el mensaje “Error al cargar las tareas. Intente nuevamente”</w:t>
                 </w:r>
               </w:p>
             </w:tc>
@@ -4449,12 +3975,48 @@
         <w:keepNext w:val="1"/>
         <w:keepLines w:val="1"/>
         <w:ind w:left="0" w:firstLine="0"/>
+        <w:rPr/>
+      </w:pPr>
+      <w:bookmarkStart w:colFirst="0" w:colLast="0" w:name="_heading=h.vkma0q1ihyro" w:id="2"/>
+      <w:bookmarkEnd w:id="2"/>
+      <w:r>
+        <w:rPr>
+          <w:rtl w:val="0"/>
+        </w:rPr>
+      </w:r>
+    </w:p>
+    <w:p>
+      <w:pPr>
+        <w:rPr/>
+      </w:pPr>
+      <w:r>
+        <w:rPr>
+          <w:rtl w:val="0"/>
+        </w:rPr>
+      </w:r>
+    </w:p>
+    <w:p>
+      <w:pPr>
+        <w:rPr/>
+      </w:pPr>
+      <w:r>
+        <w:rPr>
+          <w:rtl w:val="0"/>
+        </w:rPr>
+      </w:r>
+    </w:p>
+    <w:p>
+      <w:pPr>
+        <w:pStyle w:val="Heading1"/>
+        <w:keepNext w:val="1"/>
+        <w:keepLines w:val="1"/>
+        <w:ind w:left="0" w:firstLine="0"/>
         <w:rPr>
           <w:vertAlign w:val="baseline"/>
         </w:rPr>
       </w:pPr>
-      <w:bookmarkStart w:colFirst="0" w:colLast="0" w:name="_heading=h.8606iud146lw" w:id="2"/>
-      <w:bookmarkEnd w:id="2"/>
+      <w:bookmarkStart w:colFirst="0" w:colLast="0" w:name="_heading=h.8606iud146lw" w:id="3"/>
+      <w:bookmarkEnd w:id="3"/>
       <w:r>
         <w:rPr>
           <w:vertAlign w:val="baseline"/>
@@ -4465,23 +4027,10 @@
     </w:p>
     <w:p>
       <w:pPr>
-        <w:keepNext w:val="0"/>
-        <w:keepLines w:val="0"/>
-        <w:pageBreakBefore w:val="0"/>
-        <w:widowControl w:val="1"/>
-        <w:pBdr>
-          <w:top w:space="0" w:sz="0" w:val="nil"/>
-          <w:left w:space="0" w:sz="0" w:val="nil"/>
-          <w:bottom w:space="0" w:sz="0" w:val="nil"/>
-          <w:right w:space="0" w:sz="0" w:val="nil"/>
-          <w:between w:space="0" w:sz="0" w:val="nil"/>
-        </w:pBdr>
-        <w:shd w:fill="auto" w:val="clear"/>
         <w:tabs>
           <w:tab w:val="left" w:leader="none" w:pos="0"/>
         </w:tabs>
-        <w:spacing w:after="0" w:before="200" w:line="276" w:lineRule="auto"/>
-        <w:ind w:left="115" w:right="0" w:hanging="5.9999999999999964"/>
+        <w:ind w:left="115" w:hanging="5.9999999999999964"/>
         <w:jc w:val="both"/>
         <w:rPr>
           <w:rFonts w:ascii="Calibri" w:cs="Calibri" w:eastAsia="Calibri" w:hAnsi="Calibri"/>
@@ -4498,17 +4047,20 @@
         </w:rPr>
       </w:pPr>
       <w:r>
-        <w:rPr/>
+        <w:rPr>
+          <w:i w:val="1"/>
+          <w:color w:val="548dd4"/>
+        </w:rPr>
         <w:drawing>
           <wp:inline distB="114300" distT="114300" distL="114300" distR="114300">
-            <wp:extent cx="5399730" cy="3568700"/>
+            <wp:extent cx="6059941" cy="4121149"/>
             <wp:effectExtent b="0" l="0" r="0" t="0"/>
-            <wp:docPr id="87" name="image4.png"/>
+            <wp:docPr id="86" name="image5.png"/>
             <a:graphic>
               <a:graphicData uri="http://schemas.openxmlformats.org/drawingml/2006/picture">
                 <pic:pic>
                   <pic:nvPicPr>
-                    <pic:cNvPr id="0" name="image4.png"/>
+                    <pic:cNvPr id="0" name="image5.png"/>
                     <pic:cNvPicPr preferRelativeResize="0"/>
                   </pic:nvPicPr>
                   <pic:blipFill>
@@ -4521,7 +4073,7 @@
                   <pic:spPr>
                     <a:xfrm>
                       <a:off x="0" y="0"/>
-                      <a:ext cx="5399730" cy="3568700"/>
+                      <a:ext cx="6059941" cy="4121149"/>
                     </a:xfrm>
                     <a:prstGeom prst="rect"/>
                     <a:ln/>
@@ -5957,12 +5509,12 @@
           <wp:extent cx="669290" cy="669290"/>
           <wp:effectExtent b="0" l="0" r="0" t="0"/>
           <wp:wrapSquare wrapText="bothSides" distB="0" distT="0" distL="114300" distR="114300"/>
-          <wp:docPr descr="psi-negro.png" id="85" name="image2.png"/>
+          <wp:docPr descr="psi-negro.png" id="85" name="image1.png"/>
           <a:graphic>
             <a:graphicData uri="http://schemas.openxmlformats.org/drawingml/2006/picture">
               <pic:pic>
                 <pic:nvPicPr>
-                  <pic:cNvPr descr="psi-negro.png" id="0" name="image2.png"/>
+                  <pic:cNvPr descr="psi-negro.png" id="0" name="image1.png"/>
                   <pic:cNvPicPr preferRelativeResize="0"/>
                 </pic:nvPicPr>
                 <pic:blipFill>
@@ -6002,12 +5554,12 @@
           <wp:extent cx="425450" cy="666750"/>
           <wp:effectExtent b="0" l="0" r="0" t="0"/>
           <wp:wrapSquare wrapText="bothSides" distB="0" distT="0" distL="114300" distR="114300"/>
-          <wp:docPr descr="UNPA.JPG" id="84" name="image3.jpg"/>
+          <wp:docPr descr="UNPA.JPG" id="84" name="image2.jpg"/>
           <a:graphic>
             <a:graphicData uri="http://schemas.openxmlformats.org/drawingml/2006/picture">
               <pic:pic>
                 <pic:nvPicPr>
-                  <pic:cNvPr descr="UNPA.JPG" id="0" name="image3.jpg"/>
+                  <pic:cNvPr descr="UNPA.JPG" id="0" name="image2.jpg"/>
                   <pic:cNvPicPr preferRelativeResize="0"/>
                 </pic:nvPicPr>
                 <pic:blipFill>
@@ -7609,7 +7161,7 @@
 
 <file path=customXML/item1.xml><?xml version="1.0" encoding="utf-8"?>
 <go:gDocsCustomXmlDataStorage xmlns:go="http://customooxmlschemas.google.com/" xmlns:r="http://schemas.openxmlformats.org/officeDocument/2006/relationships" uri="GoogleDocsCustomDataVersion2">
-  <go:docsCustomData xmlns:go="http://customooxmlschemas.google.com/" roundtripDataSignature="AMtx7miQJmnxC2eP2LeX9nC2bG0uAHFWyw==">CgMxLjAaHwoBMBIaChgICVIUChJ0YWJsZS5rbXdrNHhpdTBrczIyDmgucXBnczNyOGRzamliMg5oLm5jbmprZTk1NWF4dTIOaC44NjA2aXVkMTQ2bHc4AHIhMWNFM2VGRWRGZWdra2NJUVRYSmVfZ0YtbFBBTjM5cDZy</go:docsCustomData>
+  <go:docsCustomData xmlns:go="http://customooxmlschemas.google.com/" roundtripDataSignature="AMtx7mga9A5w2lljTntEsASd0fnxTdOTWA==">CgMxLjAaHwoBMBIaChgICVIUChJ0YWJsZS5rbXdrNHhpdTBrczIyDmgucXBnczNyOGRzamliMg5oLm5jbmprZTk1NWF4dTIOaC52a21hMHExaWh5cm8yDmguODYwNml1ZDE0Nmx3OAByITFjRTNlRkVkRmVna2tjSVFUWEplX2dGLWxQQU4zOXA2cg==</go:docsCustomData>
 </go:gDocsCustomXmlDataStorage>
 </file>
 

--- a/Etapa Construcción - Iteración 2/Diseño - Especificación de CUs ／ Casos de prueba/ Especificacion CU15 Visualizar Tarea- Kairos - NexTech.docx
+++ b/Etapa Construcción - Iteración 2/Diseño - Especificación de CUs ／ Casos de prueba/ Especificacion CU15 Visualizar Tarea- Kairos - NexTech.docx
@@ -1020,7 +1020,7 @@
         <w:rPr>
           <w:rtl w:val="0"/>
         </w:rPr>
-        <w:t xml:space="preserve">Centurion Valeria, Escalante Guillermo, Maldonado Agustina, Mendez Florencia, Ulloa Gonzalo.</w:t>
+        <w:t xml:space="preserve">Centurión Valeria, Escalante Guillermo, Maldonado Agustina, Mendez Florencia, Ulloa Gonzalo.</w:t>
       </w:r>
       <w:r>
         <w:rPr>
@@ -1282,7 +1282,7 @@
     </w:p>
     <w:sdt>
       <w:sdtPr>
-        <w:id w:val="1462925395"/>
+        <w:id w:val="-1950672086"/>
         <w:docPartObj>
           <w:docPartGallery w:val="Table of Contents"/>
           <w:docPartUnique w:val="1"/>
@@ -1298,14 +1298,14 @@
             <w:spacing w:before="60" w:line="240" w:lineRule="auto"/>
             <w:ind w:left="0"/>
             <w:rPr>
-              <w:rFonts w:ascii="Cambria" w:cs="Cambria" w:eastAsia="Cambria" w:hAnsi="Cambria"/>
+              <w:rFonts w:ascii="Arial" w:cs="Arial" w:eastAsia="Arial" w:hAnsi="Arial"/>
               <w:b w:val="1"/>
               <w:i w:val="0"/>
               <w:smallCaps w:val="0"/>
               <w:strike w:val="0"/>
               <w:color w:val="000000"/>
-              <w:sz w:val="24"/>
-              <w:szCs w:val="24"/>
+              <w:sz w:val="22"/>
+              <w:szCs w:val="22"/>
               <w:u w:val="none"/>
               <w:shd w:fill="auto" w:val="clear"/>
               <w:vertAlign w:val="baseline"/>
@@ -1352,14 +1352,14 @@
             <w:spacing w:before="60" w:line="240" w:lineRule="auto"/>
             <w:ind w:left="0"/>
             <w:rPr>
-              <w:rFonts w:ascii="Cambria" w:cs="Cambria" w:eastAsia="Cambria" w:hAnsi="Cambria"/>
+              <w:rFonts w:ascii="Arial" w:cs="Arial" w:eastAsia="Arial" w:hAnsi="Arial"/>
               <w:b w:val="1"/>
               <w:i w:val="0"/>
               <w:smallCaps w:val="0"/>
               <w:strike w:val="0"/>
               <w:color w:val="000000"/>
-              <w:sz w:val="24"/>
-              <w:szCs w:val="24"/>
+              <w:sz w:val="22"/>
+              <w:szCs w:val="22"/>
               <w:u w:val="none"/>
               <w:shd w:fill="auto" w:val="clear"/>
               <w:vertAlign w:val="baseline"/>
@@ -1381,7 +1381,7 @@
                 <w:vertAlign w:val="baseline"/>
                 <w:rtl w:val="0"/>
               </w:rPr>
-              <w:t xml:space="preserve">Especificación del CU20: Registrar tiempo por cronómetro</w:t>
+              <w:t xml:space="preserve">Especificación del CU15: Visualizar Tarea</w:t>
               <w:tab/>
               <w:t xml:space="preserve">3</w:t>
             </w:r>
@@ -1401,14 +1401,14 @@
             <w:spacing w:before="60" w:line="240" w:lineRule="auto"/>
             <w:ind w:left="0"/>
             <w:rPr>
-              <w:rFonts w:ascii="Cambria" w:cs="Cambria" w:eastAsia="Cambria" w:hAnsi="Cambria"/>
+              <w:rFonts w:ascii="Arial" w:cs="Arial" w:eastAsia="Arial" w:hAnsi="Arial"/>
               <w:b w:val="1"/>
               <w:i w:val="0"/>
               <w:smallCaps w:val="0"/>
               <w:strike w:val="0"/>
               <w:color w:val="000000"/>
-              <w:sz w:val="24"/>
-              <w:szCs w:val="24"/>
+              <w:sz w:val="22"/>
+              <w:szCs w:val="22"/>
               <w:u w:val="none"/>
               <w:shd w:fill="auto" w:val="clear"/>
               <w:vertAlign w:val="baseline"/>
@@ -1432,7 +1432,7 @@
               </w:rPr>
               <w:t xml:space="preserve">Diagrama de Secuencia</w:t>
               <w:tab/>
-              <w:t xml:space="preserve">3</w:t>
+              <w:t xml:space="preserve">5</w:t>
             </w:r>
           </w:hyperlink>
           <w:r>
@@ -1909,12 +1909,12 @@
           <wp:inline distB="114300" distT="114300" distL="114300" distR="114300">
             <wp:extent cx="5399730" cy="4305300"/>
             <wp:effectExtent b="0" l="0" r="0" t="0"/>
-            <wp:docPr id="83" name="image4.png"/>
+            <wp:docPr id="83" name="image5.png"/>
             <a:graphic>
               <a:graphicData uri="http://schemas.openxmlformats.org/drawingml/2006/picture">
                 <pic:pic>
                   <pic:nvPicPr>
-                    <pic:cNvPr id="0" name="image4.png"/>
+                    <pic:cNvPr id="0" name="image5.png"/>
                     <pic:cNvPicPr preferRelativeResize="0"/>
                   </pic:nvPicPr>
                   <pic:blipFill>
@@ -2006,7 +2006,7 @@
     <w:sdt>
       <w:sdtPr>
         <w:lock w:val="contentLocked"/>
-        <w:id w:val="-2025916494"/>
+        <w:id w:val="43214781"/>
         <w:tag w:val="goog_rdk_0"/>
       </w:sdtPr>
       <w:sdtContent>
@@ -3629,9 +3629,16 @@
                 </w:pPr>
                 <w:r>
                   <w:rPr>
-                    <w:rtl w:val="0"/>
-                  </w:rPr>
-                  <w:t xml:space="preserve">No existen tareas registradas: la </w:t>
+                    <w:u w:val="single"/>
+                    <w:rtl w:val="0"/>
+                  </w:rPr>
+                  <w:t xml:space="preserve">No existen tareas registradas</w:t>
+                </w:r>
+                <w:r>
+                  <w:rPr>
+                    <w:rtl w:val="0"/>
+                  </w:rPr>
+                  <w:t xml:space="preserve">: la </w:t>
                 </w:r>
                 <w:r>
                   <w:rPr>
@@ -3806,12 +3813,14 @@
                 </w:pPr>
                 <w:r>
                   <w:rPr>
+                    <w:u w:val="single"/>
                     <w:rtl w:val="0"/>
                   </w:rPr>
                   <w:t xml:space="preserve">Error de conexión con la </w:t>
                 </w:r>
                 <w:r>
                   <w:rPr>
+                    <w:u w:val="single"/>
                     <w:rtl w:val="0"/>
                   </w:rPr>
                   <w:t xml:space="preserve">BDD</w:t>
@@ -4055,12 +4064,12 @@
           <wp:inline distB="114300" distT="114300" distL="114300" distR="114300">
             <wp:extent cx="6059941" cy="4121149"/>
             <wp:effectExtent b="0" l="0" r="0" t="0"/>
-            <wp:docPr id="86" name="image5.png"/>
+            <wp:docPr id="86" name="image4.png"/>
             <a:graphic>
               <a:graphicData uri="http://schemas.openxmlformats.org/drawingml/2006/picture">
                 <pic:pic>
                   <pic:nvPicPr>
-                    <pic:cNvPr id="0" name="image5.png"/>
+                    <pic:cNvPr id="0" name="image4.png"/>
                     <pic:cNvPicPr preferRelativeResize="0"/>
                   </pic:nvPicPr>
                   <pic:blipFill>
@@ -5197,7 +5206,7 @@
         <w:rFonts w:ascii="Cambria" w:cs="Cambria" w:eastAsia="Cambria" w:hAnsi="Cambria"/>
         <w:rtl w:val="0"/>
       </w:rPr>
-      <w:t xml:space="preserve">CU20 - Visualizar Tarea</w:t>
+      <w:t xml:space="preserve">CU15 - Visualizar Tarea</w:t>
     </w:r>
   </w:p>
   <w:p>

--- a/Etapa Construcción - Iteración 2/Diseño - Especificación de CUs ／ Casos de prueba/ Especificacion CU15 Visualizar Tarea- Kairos - NexTech.docx
+++ b/Etapa Construcción - Iteración 2/Diseño - Especificación de CUs ／ Casos de prueba/ Especificacion CU15 Visualizar Tarea- Kairos - NexTech.docx
@@ -132,7 +132,9 @@
         <w:rPr>
           <w:rFonts w:ascii="Cambria" w:cs="Cambria" w:eastAsia="Cambria" w:hAnsi="Cambria"/>
           <w:b w:val="0"/>
+          <w:bCs w:val="0"/>
           <w:i w:val="0"/>
+          <w:iCs w:val="0"/>
           <w:smallCaps w:val="0"/>
           <w:strike w:val="0"/>
           <w:color w:val="000000"/>
@@ -169,7 +171,9 @@
         <w:rPr>
           <w:rFonts w:ascii="Cambria" w:cs="Cambria" w:eastAsia="Cambria" w:hAnsi="Cambria"/>
           <w:b w:val="0"/>
+          <w:bCs w:val="0"/>
           <w:i w:val="0"/>
+          <w:iCs w:val="0"/>
           <w:smallCaps w:val="0"/>
           <w:strike w:val="0"/>
           <w:color w:val="000000"/>
@@ -206,7 +210,9 @@
         <w:rPr>
           <w:rFonts w:ascii="Cambria" w:cs="Cambria" w:eastAsia="Cambria" w:hAnsi="Cambria"/>
           <w:b w:val="0"/>
+          <w:bCs w:val="0"/>
           <w:i w:val="0"/>
+          <w:iCs w:val="0"/>
           <w:smallCaps w:val="0"/>
           <w:strike w:val="0"/>
           <w:color w:val="000000"/>
@@ -221,7 +227,9 @@
         <w:rPr>
           <w:rFonts w:ascii="Calibri" w:cs="Calibri" w:eastAsia="Calibri" w:hAnsi="Calibri"/>
           <w:b w:val="0"/>
+          <w:bCs w:val="0"/>
           <w:i w:val="0"/>
+          <w:iCs w:val="0"/>
           <w:smallCaps w:val="0"/>
           <w:strike w:val="0"/>
           <w:color w:val="000000"/>
@@ -306,12 +314,12 @@
                 <wp:extent cx="7978140" cy="848995"/>
                 <wp:effectExtent b="0" l="0" r="0" t="0"/>
                 <wp:wrapNone/>
-                <wp:docPr id="79" name="image14.png"/>
+                <wp:docPr id="79" name="image12.png"/>
                 <a:graphic>
                   <a:graphicData uri="http://schemas.openxmlformats.org/drawingml/2006/picture">
                     <pic:pic>
                       <pic:nvPicPr>
-                        <pic:cNvPr id="0" name="image14.png"/>
+                        <pic:cNvPr id="0" name="image12.png"/>
                         <pic:cNvPicPr preferRelativeResize="0"/>
                       </pic:nvPicPr>
                       <pic:blipFill>
@@ -341,7 +349,9 @@
         <w:rPr>
           <w:rFonts w:ascii="Calibri" w:cs="Calibri" w:eastAsia="Calibri" w:hAnsi="Calibri"/>
           <w:b w:val="0"/>
+          <w:bCs w:val="0"/>
           <w:i w:val="0"/>
+          <w:iCs w:val="0"/>
           <w:smallCaps w:val="0"/>
           <w:strike w:val="0"/>
           <w:color w:val="000000"/>
@@ -426,12 +436,12 @@
                 <wp:extent cx="141605" cy="11266170"/>
                 <wp:effectExtent b="0" l="0" r="0" t="0"/>
                 <wp:wrapNone/>
-                <wp:docPr id="77" name="image12.png"/>
+                <wp:docPr id="77" name="image10.png"/>
                 <a:graphic>
                   <a:graphicData uri="http://schemas.openxmlformats.org/drawingml/2006/picture">
                     <pic:pic>
                       <pic:nvPicPr>
-                        <pic:cNvPr id="0" name="image12.png"/>
+                        <pic:cNvPr id="0" name="image10.png"/>
                         <pic:cNvPicPr preferRelativeResize="0"/>
                       </pic:nvPicPr>
                       <pic:blipFill>
@@ -461,7 +471,9 @@
         <w:rPr>
           <w:rFonts w:ascii="Calibri" w:cs="Calibri" w:eastAsia="Calibri" w:hAnsi="Calibri"/>
           <w:b w:val="0"/>
+          <w:bCs w:val="0"/>
           <w:i w:val="0"/>
+          <w:iCs w:val="0"/>
           <w:smallCaps w:val="0"/>
           <w:strike w:val="0"/>
           <w:color w:val="000000"/>
@@ -546,12 +558,12 @@
                 <wp:extent cx="141605" cy="11266170"/>
                 <wp:effectExtent b="0" l="0" r="0" t="0"/>
                 <wp:wrapNone/>
-                <wp:docPr id="81" name="image16.png"/>
+                <wp:docPr id="81" name="image14.png"/>
                 <a:graphic>
                   <a:graphicData uri="http://schemas.openxmlformats.org/drawingml/2006/picture">
                     <pic:pic>
                       <pic:nvPicPr>
-                        <pic:cNvPr id="0" name="image16.png"/>
+                        <pic:cNvPr id="0" name="image14.png"/>
                         <pic:cNvPicPr preferRelativeResize="0"/>
                       </pic:nvPicPr>
                       <pic:blipFill>
@@ -581,7 +593,9 @@
         <w:rPr>
           <w:rFonts w:ascii="Calibri" w:cs="Calibri" w:eastAsia="Calibri" w:hAnsi="Calibri"/>
           <w:b w:val="0"/>
+          <w:bCs w:val="0"/>
           <w:i w:val="0"/>
+          <w:iCs w:val="0"/>
           <w:smallCaps w:val="0"/>
           <w:strike w:val="0"/>
           <w:color w:val="000000"/>
@@ -666,12 +680,12 @@
                 <wp:extent cx="7978140" cy="848995"/>
                 <wp:effectExtent b="0" l="0" r="0" t="0"/>
                 <wp:wrapNone/>
-                <wp:docPr id="80" name="image15.png"/>
+                <wp:docPr id="80" name="image13.png"/>
                 <a:graphic>
                   <a:graphicData uri="http://schemas.openxmlformats.org/drawingml/2006/picture">
                     <pic:pic>
                       <pic:nvPicPr>
-                        <pic:cNvPr id="0" name="image15.png"/>
+                        <pic:cNvPr id="0" name="image13.png"/>
                         <pic:cNvPicPr preferRelativeResize="0"/>
                       </pic:nvPicPr>
                       <pic:blipFill>
@@ -723,7 +737,9 @@
         <w:rPr>
           <w:rFonts w:ascii="Cambria" w:cs="Cambria" w:eastAsia="Cambria" w:hAnsi="Cambria"/>
           <w:b w:val="0"/>
+          <w:bCs w:val="0"/>
           <w:i w:val="0"/>
+          <w:iCs w:val="0"/>
           <w:smallCaps w:val="0"/>
           <w:strike w:val="0"/>
           <w:color w:val="000000"/>
@@ -769,7 +785,9 @@
         <w:rPr>
           <w:rFonts w:ascii="Cambria" w:cs="Cambria" w:eastAsia="Cambria" w:hAnsi="Cambria"/>
           <w:b w:val="0"/>
+          <w:bCs w:val="0"/>
           <w:i w:val="0"/>
+          <w:iCs w:val="0"/>
           <w:smallCaps w:val="0"/>
           <w:strike w:val="0"/>
           <w:color w:val="000000"/>
@@ -815,7 +833,9 @@
         <w:rPr>
           <w:rFonts w:ascii="Calibri" w:cs="Calibri" w:eastAsia="Calibri" w:hAnsi="Calibri"/>
           <w:b w:val="0"/>
+          <w:bCs w:val="0"/>
           <w:i w:val="0"/>
+          <w:iCs w:val="0"/>
           <w:smallCaps w:val="0"/>
           <w:strike w:val="0"/>
           <w:color w:val="000000"/>
@@ -852,7 +872,9 @@
         <w:rPr>
           <w:rFonts w:ascii="Calibri" w:cs="Calibri" w:eastAsia="Calibri" w:hAnsi="Calibri"/>
           <w:b w:val="0"/>
+          <w:bCs w:val="0"/>
           <w:i w:val="0"/>
+          <w:iCs w:val="0"/>
           <w:smallCaps w:val="0"/>
           <w:strike w:val="0"/>
           <w:color w:val="000000"/>
@@ -889,7 +911,9 @@
         <w:rPr>
           <w:rFonts w:ascii="Calibri" w:cs="Calibri" w:eastAsia="Calibri" w:hAnsi="Calibri"/>
           <w:b w:val="0"/>
+          <w:bCs w:val="0"/>
           <w:i w:val="0"/>
+          <w:iCs w:val="0"/>
           <w:smallCaps w:val="0"/>
           <w:strike w:val="0"/>
           <w:color w:val="000000"/>
@@ -926,7 +950,9 @@
         <w:rPr>
           <w:rFonts w:ascii="Calibri" w:cs="Calibri" w:eastAsia="Calibri" w:hAnsi="Calibri"/>
           <w:b w:val="0"/>
+          <w:bCs w:val="0"/>
           <w:i w:val="0"/>
+          <w:iCs w:val="0"/>
           <w:smallCaps w:val="0"/>
           <w:strike w:val="0"/>
           <w:color w:val="000000"/>
@@ -963,7 +989,9 @@
         <w:rPr>
           <w:rFonts w:ascii="Calibri" w:cs="Calibri" w:eastAsia="Calibri" w:hAnsi="Calibri"/>
           <w:b w:val="0"/>
+          <w:bCs w:val="0"/>
           <w:i w:val="0"/>
+          <w:iCs w:val="0"/>
           <w:smallCaps w:val="0"/>
           <w:strike w:val="0"/>
           <w:color w:val="000000"/>
@@ -984,7 +1012,9 @@
         <w:rPr>
           <w:rFonts w:ascii="Calibri" w:cs="Calibri" w:eastAsia="Calibri" w:hAnsi="Calibri"/>
           <w:b w:val="0"/>
+          <w:bCs w:val="0"/>
           <w:i w:val="0"/>
+          <w:iCs w:val="0"/>
           <w:smallCaps w:val="0"/>
           <w:strike w:val="0"/>
           <w:color w:val="000000"/>
@@ -1005,7 +1035,9 @@
         <w:rPr>
           <w:rFonts w:ascii="Calibri" w:cs="Calibri" w:eastAsia="Calibri" w:hAnsi="Calibri"/>
           <w:b w:val="0"/>
+          <w:bCs w:val="0"/>
           <w:i w:val="0"/>
+          <w:iCs w:val="0"/>
           <w:smallCaps w:val="0"/>
           <w:strike w:val="0"/>
           <w:color w:val="000000"/>
@@ -1062,7 +1094,9 @@
         <w:rPr>
           <w:rFonts w:ascii="Calibri" w:cs="Calibri" w:eastAsia="Calibri" w:hAnsi="Calibri"/>
           <w:b w:val="0"/>
+          <w:bCs w:val="0"/>
           <w:i w:val="1"/>
+          <w:iCs w:val="1"/>
           <w:smallCaps w:val="0"/>
           <w:strike w:val="0"/>
           <w:color w:val="548dd4"/>
@@ -1076,6 +1110,7 @@
       <w:r>
         <w:rPr>
           <w:i w:val="1"/>
+          <w:iCs w:val="1"/>
           <w:color w:val="548dd4"/>
         </w:rPr>
         <w:drawing>
@@ -1123,7 +1158,9 @@
         <w:rPr>
           <w:rFonts w:ascii="Calibri" w:cs="Calibri" w:eastAsia="Calibri" w:hAnsi="Calibri"/>
           <w:b w:val="0"/>
+          <w:bCs w:val="0"/>
           <w:i w:val="1"/>
+          <w:iCs w:val="1"/>
           <w:smallCaps w:val="0"/>
           <w:strike w:val="0"/>
           <w:color w:val="548dd4"/>
@@ -1145,12 +1182,12 @@
             <wp:extent cx="1304925" cy="2019300"/>
             <wp:effectExtent b="0" l="0" r="0" t="0"/>
             <wp:wrapSquare wrapText="bothSides" distB="0" distT="0" distL="114300" distR="114300"/>
-            <wp:docPr descr="UNPA.JPG" id="88" name="image3.jpg"/>
+            <wp:docPr descr="UNPA.JPG" id="88" name="image2.jpg"/>
             <a:graphic>
               <a:graphicData uri="http://schemas.openxmlformats.org/drawingml/2006/picture">
                 <pic:pic>
                   <pic:nvPicPr>
-                    <pic:cNvPr descr="UNPA.JPG" id="0" name="image3.jpg"/>
+                    <pic:cNvPr descr="UNPA.JPG" id="0" name="image2.jpg"/>
                     <pic:cNvPicPr preferRelativeResize="0"/>
                   </pic:nvPicPr>
                   <pic:blipFill>
@@ -1206,7 +1243,9 @@
         <w:rPr>
           <w:rFonts w:ascii="Calibri" w:cs="Calibri" w:eastAsia="Calibri" w:hAnsi="Calibri"/>
           <w:b w:val="0"/>
+          <w:bCs w:val="0"/>
           <w:i w:val="1"/>
+          <w:iCs w:val="1"/>
           <w:smallCaps w:val="0"/>
           <w:strike w:val="0"/>
           <w:color w:val="000000"/>
@@ -1246,7 +1285,9 @@
         <w:rPr>
           <w:rFonts w:ascii="Cambria" w:cs="Cambria" w:eastAsia="Cambria" w:hAnsi="Cambria"/>
           <w:b w:val="1"/>
+          <w:bCs w:val="1"/>
           <w:i w:val="0"/>
+          <w:iCs w:val="0"/>
           <w:smallCaps w:val="0"/>
           <w:strike w:val="0"/>
           <w:color w:val="366091"/>
@@ -1261,7 +1302,9 @@
         <w:rPr>
           <w:rFonts w:ascii="Cambria" w:cs="Cambria" w:eastAsia="Cambria" w:hAnsi="Cambria"/>
           <w:b w:val="1"/>
+          <w:bCs w:val="1"/>
           <w:i w:val="0"/>
+          <w:iCs w:val="0"/>
           <w:smallCaps w:val="0"/>
           <w:strike w:val="0"/>
           <w:color w:val="366091"/>
@@ -1282,7 +1325,7 @@
     </w:p>
     <w:sdt>
       <w:sdtPr>
-        <w:id w:val="-1950672086"/>
+        <w:id w:val="2072827704"/>
         <w:docPartObj>
           <w:docPartGallery w:val="Table of Contents"/>
           <w:docPartUnique w:val="1"/>
@@ -1300,7 +1343,9 @@
             <w:rPr>
               <w:rFonts w:ascii="Arial" w:cs="Arial" w:eastAsia="Arial" w:hAnsi="Arial"/>
               <w:b w:val="1"/>
+              <w:bCs w:val="1"/>
               <w:i w:val="0"/>
+              <w:iCs w:val="0"/>
               <w:smallCaps w:val="0"/>
               <w:strike w:val="0"/>
               <w:color w:val="000000"/>
@@ -1321,7 +1366,9 @@
               <w:rPr>
                 <w:rFonts w:ascii="Cambria" w:cs="Cambria" w:eastAsia="Cambria" w:hAnsi="Cambria"/>
                 <w:b w:val="1"/>
+                <w:bCs w:val="1"/>
                 <w:i w:val="0"/>
+                <w:iCs w:val="0"/>
                 <w:smallCaps w:val="0"/>
                 <w:strike w:val="0"/>
                 <w:color w:val="000000"/>
@@ -1354,7 +1401,9 @@
             <w:rPr>
               <w:rFonts w:ascii="Arial" w:cs="Arial" w:eastAsia="Arial" w:hAnsi="Arial"/>
               <w:b w:val="1"/>
+              <w:bCs w:val="1"/>
               <w:i w:val="0"/>
+              <w:iCs w:val="0"/>
               <w:smallCaps w:val="0"/>
               <w:strike w:val="0"/>
               <w:color w:val="000000"/>
@@ -1370,7 +1419,9 @@
               <w:rPr>
                 <w:rFonts w:ascii="Cambria" w:cs="Cambria" w:eastAsia="Cambria" w:hAnsi="Cambria"/>
                 <w:b w:val="1"/>
+                <w:bCs w:val="1"/>
                 <w:i w:val="0"/>
+                <w:iCs w:val="0"/>
                 <w:smallCaps w:val="0"/>
                 <w:strike w:val="0"/>
                 <w:color w:val="000000"/>
@@ -1403,7 +1454,9 @@
             <w:rPr>
               <w:rFonts w:ascii="Arial" w:cs="Arial" w:eastAsia="Arial" w:hAnsi="Arial"/>
               <w:b w:val="1"/>
+              <w:bCs w:val="1"/>
               <w:i w:val="0"/>
+              <w:iCs w:val="0"/>
               <w:smallCaps w:val="0"/>
               <w:strike w:val="0"/>
               <w:color w:val="000000"/>
@@ -1419,7 +1472,9 @@
               <w:rPr>
                 <w:rFonts w:ascii="Cambria" w:cs="Cambria" w:eastAsia="Cambria" w:hAnsi="Cambria"/>
                 <w:b w:val="1"/>
+                <w:bCs w:val="1"/>
                 <w:i w:val="0"/>
+                <w:iCs w:val="0"/>
                 <w:smallCaps w:val="0"/>
                 <w:strike w:val="0"/>
                 <w:color w:val="000000"/>
@@ -1909,12 +1964,12 @@
           <wp:inline distB="114300" distT="114300" distL="114300" distR="114300">
             <wp:extent cx="5399730" cy="4305300"/>
             <wp:effectExtent b="0" l="0" r="0" t="0"/>
-            <wp:docPr id="83" name="image5.png"/>
+            <wp:docPr id="83" name="image17.png"/>
             <a:graphic>
               <a:graphicData uri="http://schemas.openxmlformats.org/drawingml/2006/picture">
                 <pic:pic>
                   <pic:nvPicPr>
-                    <pic:cNvPr id="0" name="image5.png"/>
+                    <pic:cNvPr id="0" name="image17.png"/>
                     <pic:cNvPicPr preferRelativeResize="0"/>
                   </pic:nvPicPr>
                   <pic:blipFill>
@@ -1959,6 +2014,7 @@
       <w:r>
         <w:rPr>
           <w:b w:val="1"/>
+          <w:bCs w:val="1"/>
           <w:sz w:val="28"/>
           <w:szCs w:val="28"/>
           <w:rtl w:val="0"/>
@@ -2006,7 +2062,7 @@
     <w:sdt>
       <w:sdtPr>
         <w:lock w:val="contentLocked"/>
-        <w:id w:val="43214781"/>
+        <w:id w:val="-1170862283"/>
         <w:tag w:val="goog_rdk_0"/>
       </w:sdtPr>
       <w:sdtContent>
@@ -2491,13 +2547,7 @@
                   <w:rPr>
                     <w:rtl w:val="0"/>
                   </w:rPr>
-                  <w:t xml:space="preserve"> </w:t>
-                </w:r>
-                <w:r>
-                  <w:rPr>
-                    <w:rtl w:val="0"/>
-                  </w:rPr>
-                  <w:t xml:space="preserve">con la lista de tareas existentes.</w:t>
+                  <w:t xml:space="preserve">.</w:t>
                 </w:r>
               </w:p>
             </w:tc>
@@ -3477,7 +3527,7 @@
                   <w:rPr>
                     <w:rtl w:val="0"/>
                   </w:rPr>
-                  <w:t xml:space="preserve"> mostrar las tareas en pantalla, incluyendo detalles como estado, responsable, fechas, duración y horas aplicadas.</w:t>
+                  <w:t xml:space="preserve"> mostrar las tareas  recuperadas de la BDD , incluyendo detalles como estado, responsable, fechas, duración y horas aplicadas.</w:t>
                 </w:r>
               </w:p>
             </w:tc>
@@ -3969,6 +4019,7 @@
         <w:ind w:left="0" w:firstLine="0"/>
         <w:rPr>
           <w:i w:val="1"/>
+          <w:iCs w:val="1"/>
           <w:color w:val="548dd4"/>
         </w:rPr>
       </w:pPr>
@@ -4044,7 +4095,9 @@
         <w:rPr>
           <w:rFonts w:ascii="Calibri" w:cs="Calibri" w:eastAsia="Calibri" w:hAnsi="Calibri"/>
           <w:b w:val="0"/>
+          <w:bCs w:val="0"/>
           <w:i w:val="0"/>
+          <w:iCs w:val="0"/>
           <w:smallCaps w:val="0"/>
           <w:strike w:val="0"/>
           <w:color w:val="000000"/>
@@ -4058,18 +4111,19 @@
       <w:r>
         <w:rPr>
           <w:i w:val="1"/>
+          <w:iCs w:val="1"/>
           <w:color w:val="548dd4"/>
         </w:rPr>
         <w:drawing>
           <wp:inline distB="114300" distT="114300" distL="114300" distR="114300">
             <wp:extent cx="6059941" cy="4121149"/>
             <wp:effectExtent b="0" l="0" r="0" t="0"/>
-            <wp:docPr id="86" name="image4.png"/>
+            <wp:docPr id="86" name="image16.png"/>
             <a:graphic>
               <a:graphicData uri="http://schemas.openxmlformats.org/drawingml/2006/picture">
                 <pic:pic>
                   <pic:nvPicPr>
-                    <pic:cNvPr id="0" name="image4.png"/>
+                    <pic:cNvPr id="0" name="image16.png"/>
                     <pic:cNvPicPr preferRelativeResize="0"/>
                   </pic:nvPicPr>
                   <pic:blipFill>
@@ -4122,7 +4176,9 @@
         <w:rPr>
           <w:rFonts w:ascii="Calibri" w:cs="Calibri" w:eastAsia="Calibri" w:hAnsi="Calibri"/>
           <w:b w:val="0"/>
+          <w:bCs w:val="0"/>
           <w:i w:val="1"/>
+          <w:iCs w:val="1"/>
           <w:smallCaps w:val="0"/>
           <w:strike w:val="0"/>
           <w:color w:val="548dd4"/>
@@ -4137,7 +4193,9 @@
         <w:rPr>
           <w:rFonts w:ascii="Calibri" w:cs="Calibri" w:eastAsia="Calibri" w:hAnsi="Calibri"/>
           <w:b w:val="0"/>
+          <w:bCs w:val="0"/>
           <w:i w:val="1"/>
+          <w:iCs w:val="1"/>
           <w:smallCaps w:val="0"/>
           <w:strike w:val="0"/>
           <w:color w:val="548dd4"/>
@@ -4174,7 +4232,9 @@
         <w:rPr>
           <w:rFonts w:ascii="Calibri" w:cs="Calibri" w:eastAsia="Calibri" w:hAnsi="Calibri"/>
           <w:b w:val="0"/>
+          <w:bCs w:val="0"/>
           <w:i w:val="1"/>
+          <w:iCs w:val="1"/>
           <w:smallCaps w:val="0"/>
           <w:strike w:val="0"/>
           <w:color w:val="548dd4"/>
@@ -4214,7 +4274,9 @@
         <w:rPr>
           <w:rFonts w:ascii="Calibri" w:cs="Calibri" w:eastAsia="Calibri" w:hAnsi="Calibri"/>
           <w:b w:val="0"/>
+          <w:bCs w:val="0"/>
           <w:i w:val="1"/>
+          <w:iCs w:val="1"/>
           <w:smallCaps w:val="0"/>
           <w:strike w:val="0"/>
           <w:color w:val="548dd4"/>
@@ -4254,7 +4316,9 @@
         <w:rPr>
           <w:rFonts w:ascii="Calibri" w:cs="Calibri" w:eastAsia="Calibri" w:hAnsi="Calibri"/>
           <w:b w:val="0"/>
+          <w:bCs w:val="0"/>
           <w:i w:val="1"/>
+          <w:iCs w:val="1"/>
           <w:smallCaps w:val="0"/>
           <w:strike w:val="0"/>
           <w:color w:val="548dd4"/>
@@ -4291,7 +4355,9 @@
         <w:rPr>
           <w:rFonts w:ascii="Calibri" w:cs="Calibri" w:eastAsia="Calibri" w:hAnsi="Calibri"/>
           <w:b w:val="0"/>
+          <w:bCs w:val="0"/>
           <w:i w:val="0"/>
+          <w:iCs w:val="0"/>
           <w:smallCaps w:val="0"/>
           <w:strike w:val="0"/>
           <w:color w:val="000000"/>
@@ -4328,7 +4394,9 @@
         <w:rPr>
           <w:rFonts w:ascii="Calibri" w:cs="Calibri" w:eastAsia="Calibri" w:hAnsi="Calibri"/>
           <w:b w:val="0"/>
+          <w:bCs w:val="0"/>
           <w:i w:val="0"/>
+          <w:iCs w:val="0"/>
           <w:smallCaps w:val="0"/>
           <w:strike w:val="0"/>
           <w:color w:val="000000"/>
@@ -4365,7 +4433,9 @@
         <w:rPr>
           <w:rFonts w:ascii="Cambria" w:cs="Cambria" w:eastAsia="Cambria" w:hAnsi="Cambria"/>
           <w:b w:val="1"/>
+          <w:bCs w:val="1"/>
           <w:i w:val="0"/>
+          <w:iCs w:val="0"/>
           <w:smallCaps w:val="0"/>
           <w:strike w:val="0"/>
           <w:color w:val="4f81bd"/>
@@ -4699,12 +4769,12 @@
               <wp:extent cx="7549515" cy="815340"/>
               <wp:effectExtent b="0" l="0" r="0" t="0"/>
               <wp:wrapNone/>
-              <wp:docPr id="71" name="image6.png"/>
+              <wp:docPr id="71" name="image4.png"/>
               <a:graphic>
                 <a:graphicData uri="http://schemas.openxmlformats.org/drawingml/2006/picture">
                   <pic:pic>
                     <pic:nvPicPr>
-                      <pic:cNvPr id="0" name="image6.png"/>
+                      <pic:cNvPr id="0" name="image4.png"/>
                       <pic:cNvPicPr preferRelativeResize="0"/>
                     </pic:nvPicPr>
                     <pic:blipFill>
@@ -4806,12 +4876,12 @@
               <wp:extent cx="128905" cy="836930"/>
               <wp:effectExtent b="0" l="0" r="0" t="0"/>
               <wp:wrapNone/>
-              <wp:docPr id="82" name="image17.png"/>
+              <wp:docPr id="82" name="image15.png"/>
               <a:graphic>
                 <a:graphicData uri="http://schemas.openxmlformats.org/drawingml/2006/picture">
                   <pic:pic>
                     <pic:nvPicPr>
-                      <pic:cNvPr id="0" name="image17.png"/>
+                      <pic:cNvPr id="0" name="image15.png"/>
                       <pic:cNvPicPr preferRelativeResize="0"/>
                     </pic:nvPicPr>
                     <pic:blipFill>
@@ -4913,12 +4983,12 @@
               <wp:extent cx="128905" cy="850265"/>
               <wp:effectExtent b="0" l="0" r="0" t="0"/>
               <wp:wrapNone/>
-              <wp:docPr id="78" name="image13.png"/>
+              <wp:docPr id="78" name="image11.png"/>
               <a:graphic>
                 <a:graphicData uri="http://schemas.openxmlformats.org/drawingml/2006/picture">
                   <pic:pic>
                     <pic:nvPicPr>
-                      <pic:cNvPr id="0" name="image13.png"/>
+                      <pic:cNvPr id="0" name="image11.png"/>
                       <pic:cNvPicPr preferRelativeResize="0"/>
                     </pic:nvPicPr>
                     <pic:blipFill>
@@ -5020,12 +5090,12 @@
               <wp:extent cx="128905" cy="850265"/>
               <wp:effectExtent b="0" l="0" r="0" t="0"/>
               <wp:wrapNone/>
-              <wp:docPr id="73" name="image8.png"/>
+              <wp:docPr id="73" name="image6.png"/>
               <a:graphic>
                 <a:graphicData uri="http://schemas.openxmlformats.org/drawingml/2006/picture">
                   <pic:pic>
                     <pic:nvPicPr>
-                      <pic:cNvPr id="0" name="image8.png"/>
+                      <pic:cNvPr id="0" name="image6.png"/>
                       <pic:cNvPicPr preferRelativeResize="0"/>
                     </pic:nvPicPr>
                     <pic:blipFill>
@@ -5127,12 +5197,12 @@
               <wp:extent cx="128905" cy="836930"/>
               <wp:effectExtent b="0" l="0" r="0" t="0"/>
               <wp:wrapNone/>
-              <wp:docPr id="72" name="image7.png"/>
+              <wp:docPr id="72" name="image5.png"/>
               <a:graphic>
                 <a:graphicData uri="http://schemas.openxmlformats.org/drawingml/2006/picture">
                   <pic:pic>
                     <pic:nvPicPr>
-                      <pic:cNvPr id="0" name="image7.png"/>
+                      <pic:cNvPr id="0" name="image5.png"/>
                       <pic:cNvPicPr preferRelativeResize="0"/>
                     </pic:nvPicPr>
                     <pic:blipFill>
@@ -5471,12 +5541,12 @@
               <wp:extent cx="7549515" cy="815340"/>
               <wp:effectExtent b="0" l="0" r="0" t="0"/>
               <wp:wrapNone/>
-              <wp:docPr id="75" name="image10.png"/>
+              <wp:docPr id="75" name="image8.png"/>
               <a:graphic>
                 <a:graphicData uri="http://schemas.openxmlformats.org/drawingml/2006/picture">
                   <pic:pic>
                     <pic:nvPicPr>
-                      <pic:cNvPr id="0" name="image10.png"/>
+                      <pic:cNvPr id="0" name="image8.png"/>
                       <pic:cNvPicPr preferRelativeResize="0"/>
                     </pic:nvPicPr>
                     <pic:blipFill>
@@ -5563,12 +5633,12 @@
           <wp:extent cx="425450" cy="666750"/>
           <wp:effectExtent b="0" l="0" r="0" t="0"/>
           <wp:wrapSquare wrapText="bothSides" distB="0" distT="0" distL="114300" distR="114300"/>
-          <wp:docPr descr="UNPA.JPG" id="84" name="image2.jpg"/>
+          <wp:docPr descr="UNPA.JPG" id="84" name="image3.jpg"/>
           <a:graphic>
             <a:graphicData uri="http://schemas.openxmlformats.org/drawingml/2006/picture">
               <pic:pic>
                 <pic:nvPicPr>
-                  <pic:cNvPr descr="UNPA.JPG" id="0" name="image2.jpg"/>
+                  <pic:cNvPr descr="UNPA.JPG" id="0" name="image3.jpg"/>
                   <pic:cNvPicPr preferRelativeResize="0"/>
                 </pic:nvPicPr>
                 <pic:blipFill>
@@ -5671,12 +5741,12 @@
               <wp:extent cx="128905" cy="836930"/>
               <wp:effectExtent b="0" l="0" r="0" t="0"/>
               <wp:wrapNone/>
-              <wp:docPr id="74" name="image9.png"/>
+              <wp:docPr id="74" name="image7.png"/>
               <a:graphic>
                 <a:graphicData uri="http://schemas.openxmlformats.org/drawingml/2006/picture">
                   <pic:pic>
                     <pic:nvPicPr>
-                      <pic:cNvPr id="0" name="image9.png"/>
+                      <pic:cNvPr id="0" name="image7.png"/>
                       <pic:cNvPicPr preferRelativeResize="0"/>
                     </pic:nvPicPr>
                     <pic:blipFill>
@@ -5781,12 +5851,12 @@
               <wp:extent cx="128905" cy="837565"/>
               <wp:effectExtent b="0" l="0" r="0" t="0"/>
               <wp:wrapNone/>
-              <wp:docPr id="76" name="image11.png"/>
+              <wp:docPr id="76" name="image9.png"/>
               <a:graphic>
                 <a:graphicData uri="http://schemas.openxmlformats.org/drawingml/2006/picture">
                   <pic:pic>
                     <pic:nvPicPr>
-                      <pic:cNvPr id="0" name="image11.png"/>
+                      <pic:cNvPr id="0" name="image9.png"/>
                       <pic:cNvPicPr preferRelativeResize="0"/>
                     </pic:nvPicPr>
                     <pic:blipFill>
@@ -5902,6 +5972,7 @@
     <w:rPr>
       <w:rFonts w:ascii="Cambria" w:cs="Cambria" w:eastAsia="Cambria" w:hAnsi="Cambria"/>
       <w:b w:val="1"/>
+      <w:bCs w:val="1"/>
       <w:color w:val="366091"/>
       <w:sz w:val="28"/>
       <w:szCs w:val="28"/>
@@ -5918,6 +5989,7 @@
     <w:rPr>
       <w:rFonts w:ascii="Cambria" w:cs="Cambria" w:eastAsia="Cambria" w:hAnsi="Cambria"/>
       <w:b w:val="1"/>
+      <w:bCs w:val="1"/>
       <w:color w:val="4f81bd"/>
       <w:sz w:val="26"/>
       <w:szCs w:val="26"/>
@@ -5934,6 +6006,7 @@
     <w:rPr>
       <w:rFonts w:ascii="Cambria" w:cs="Cambria" w:eastAsia="Cambria" w:hAnsi="Cambria"/>
       <w:b w:val="1"/>
+      <w:bCs w:val="1"/>
       <w:color w:val="4f81bd"/>
     </w:rPr>
   </w:style>
@@ -5948,7 +6021,9 @@
     <w:rPr>
       <w:rFonts w:ascii="Cambria" w:cs="Cambria" w:eastAsia="Cambria" w:hAnsi="Cambria"/>
       <w:b w:val="1"/>
+      <w:bCs w:val="1"/>
       <w:i w:val="1"/>
+      <w:iCs w:val="1"/>
       <w:color w:val="4f81bd"/>
     </w:rPr>
   </w:style>
@@ -5977,6 +6052,7 @@
     <w:rPr>
       <w:rFonts w:ascii="Times New Roman" w:cs="Times New Roman" w:eastAsia="Times New Roman" w:hAnsi="Times New Roman"/>
       <w:i w:val="1"/>
+      <w:iCs w:val="1"/>
     </w:rPr>
   </w:style>
   <w:style w:type="paragraph" w:styleId="Title">
@@ -6833,6 +6909,7 @@
     <w:rPr>
       <w:rFonts w:ascii="Georgia" w:cs="Georgia" w:eastAsia="Georgia" w:hAnsi="Georgia"/>
       <w:i w:val="1"/>
+      <w:iCs w:val="1"/>
       <w:color w:val="666666"/>
       <w:sz w:val="48"/>
       <w:szCs w:val="48"/>
